--- a/docs/Agri-Chain-Doc.docx
+++ b/docs/Agri-Chain-Doc.docx
@@ -3601,6 +3601,3730 @@
         </w:rPr>
       </w:pPr>
     </w:p>
+    <w:p>
+      <w:pPr>
+        <w:tabs>
+          <w:tab w:val="left" w:pos="1476"/>
+        </w:tabs>
+        <w:jc w:val="both"/>
+        <w:rPr>
+          <w:rFonts w:ascii="Times New Roman" w:hAnsi="Times New Roman" w:cs="Times New Roman"/>
+          <w:b/>
+          <w:bCs/>
+          <w:sz w:val="24"/>
+          <w:szCs w:val="24"/>
+          <w:u w:val="single"/>
+          <w:lang w:val="en-US"/>
+        </w:rPr>
+      </w:pPr>
+      <w:r>
+        <w:rPr>
+          <w:rFonts w:ascii="Times New Roman" w:hAnsi="Times New Roman" w:cs="Times New Roman"/>
+          <w:b/>
+          <w:bCs/>
+          <w:sz w:val="24"/>
+          <w:szCs w:val="24"/>
+          <w:u w:val="single"/>
+          <w:lang w:val="en-US"/>
+        </w:rPr>
+        <w:t>2.2.1 FUNCTIONAL REQUIREMENTS</w:t>
+      </w:r>
+    </w:p>
+    <w:p>
+      <w:pPr>
+        <w:tabs>
+          <w:tab w:val="left" w:pos="1476"/>
+        </w:tabs>
+        <w:jc w:val="both"/>
+        <w:rPr>
+          <w:rFonts w:ascii="Times New Roman" w:hAnsi="Times New Roman" w:cs="Times New Roman"/>
+          <w:sz w:val="24"/>
+          <w:szCs w:val="24"/>
+          <w:lang w:val="en-US"/>
+        </w:rPr>
+      </w:pPr>
+      <w:r>
+        <w:rPr>
+          <w:rFonts w:ascii="Times New Roman" w:hAnsi="Times New Roman" w:cs="Times New Roman"/>
+          <w:b/>
+          <w:bCs/>
+          <w:sz w:val="24"/>
+          <w:szCs w:val="24"/>
+          <w:lang w:val="en-US"/>
+        </w:rPr>
+        <w:t>SUPERADMIN:</w:t>
+      </w:r>
+    </w:p>
+    <w:p>
+      <w:pPr>
+        <w:numPr>
+          <w:ilvl w:val="0"/>
+          <w:numId w:val="8"/>
+        </w:numPr>
+        <w:tabs>
+          <w:tab w:val="left" w:pos="1476"/>
+        </w:tabs>
+        <w:jc w:val="both"/>
+        <w:rPr>
+          <w:rFonts w:ascii="Times New Roman" w:hAnsi="Times New Roman" w:cs="Times New Roman"/>
+          <w:sz w:val="24"/>
+          <w:szCs w:val="24"/>
+          <w:lang w:val="en-US"/>
+        </w:rPr>
+      </w:pPr>
+      <w:r>
+        <w:rPr>
+          <w:rFonts w:ascii="Times New Roman" w:hAnsi="Times New Roman" w:cs="Times New Roman"/>
+          <w:b/>
+          <w:bCs/>
+          <w:sz w:val="24"/>
+          <w:szCs w:val="24"/>
+          <w:lang w:val="en-US"/>
+        </w:rPr>
+        <w:t>System Governance:</w:t>
+      </w:r>
+      <w:r>
+        <w:rPr>
+          <w:rFonts w:ascii="Times New Roman" w:hAnsi="Times New Roman" w:cs="Times New Roman"/>
+          <w:sz w:val="24"/>
+          <w:szCs w:val="24"/>
+          <w:lang w:val="en-US"/>
+        </w:rPr>
+        <w:t xml:space="preserve"> Manages all regional Institutional Hubs, Vendors, and specialized ML models.</w:t>
+      </w:r>
+    </w:p>
+    <w:p>
+      <w:pPr>
+        <w:numPr>
+          <w:ilvl w:val="0"/>
+          <w:numId w:val="8"/>
+        </w:numPr>
+        <w:tabs>
+          <w:tab w:val="left" w:pos="1476"/>
+        </w:tabs>
+        <w:jc w:val="both"/>
+        <w:rPr>
+          <w:rFonts w:ascii="Times New Roman" w:hAnsi="Times New Roman" w:cs="Times New Roman"/>
+          <w:sz w:val="24"/>
+          <w:szCs w:val="24"/>
+          <w:lang w:val="en-US"/>
+        </w:rPr>
+      </w:pPr>
+      <w:r>
+        <w:rPr>
+          <w:rFonts w:ascii="Times New Roman" w:hAnsi="Times New Roman" w:cs="Times New Roman"/>
+          <w:b/>
+          <w:bCs/>
+          <w:sz w:val="24"/>
+          <w:szCs w:val="24"/>
+          <w:lang w:val="en-US"/>
+        </w:rPr>
+        <w:t>Data Validation:</w:t>
+      </w:r>
+      <w:r>
+        <w:rPr>
+          <w:rFonts w:ascii="Times New Roman" w:hAnsi="Times New Roman" w:cs="Times New Roman"/>
+          <w:sz w:val="24"/>
+          <w:szCs w:val="24"/>
+          <w:lang w:val="en-US"/>
+        </w:rPr>
+        <w:t xml:space="preserve"> Approve or reject regional soil datasets and market price reports before they are fed into the global prediction engine.</w:t>
+      </w:r>
+    </w:p>
+    <w:p>
+      <w:pPr>
+        <w:numPr>
+          <w:ilvl w:val="0"/>
+          <w:numId w:val="8"/>
+        </w:numPr>
+        <w:tabs>
+          <w:tab w:val="left" w:pos="1476"/>
+        </w:tabs>
+        <w:jc w:val="both"/>
+        <w:rPr>
+          <w:rFonts w:ascii="Times New Roman" w:hAnsi="Times New Roman" w:cs="Times New Roman"/>
+          <w:sz w:val="24"/>
+          <w:szCs w:val="24"/>
+          <w:lang w:val="en-US"/>
+        </w:rPr>
+      </w:pPr>
+      <w:r>
+        <w:rPr>
+          <w:rFonts w:ascii="Times New Roman" w:hAnsi="Times New Roman" w:cs="Times New Roman"/>
+          <w:b/>
+          <w:bCs/>
+          <w:sz w:val="24"/>
+          <w:szCs w:val="24"/>
+          <w:lang w:val="en-US"/>
+        </w:rPr>
+        <w:t>Global Analytics:</w:t>
+      </w:r>
+      <w:r>
+        <w:rPr>
+          <w:rFonts w:ascii="Times New Roman" w:hAnsi="Times New Roman" w:cs="Times New Roman"/>
+          <w:sz w:val="24"/>
+          <w:szCs w:val="24"/>
+          <w:lang w:val="en-US"/>
+        </w:rPr>
+        <w:t xml:space="preserve"> Access high-level dashboards displaying regional crop health, overall yield trends, and platform engagement data.</w:t>
+      </w:r>
+    </w:p>
+    <w:p>
+      <w:pPr>
+        <w:numPr>
+          <w:ilvl w:val="0"/>
+          <w:numId w:val="8"/>
+        </w:numPr>
+        <w:tabs>
+          <w:tab w:val="left" w:pos="1476"/>
+        </w:tabs>
+        <w:jc w:val="both"/>
+        <w:rPr>
+          <w:rFonts w:ascii="Times New Roman" w:hAnsi="Times New Roman" w:cs="Times New Roman"/>
+          <w:sz w:val="24"/>
+          <w:szCs w:val="24"/>
+          <w:lang w:val="en-US"/>
+        </w:rPr>
+      </w:pPr>
+      <w:r>
+        <w:rPr>
+          <w:rFonts w:ascii="Times New Roman" w:hAnsi="Times New Roman" w:cs="Times New Roman"/>
+          <w:b/>
+          <w:bCs/>
+          <w:sz w:val="24"/>
+          <w:szCs w:val="24"/>
+          <w:lang w:val="en-US"/>
+        </w:rPr>
+        <w:t>Access Control:</w:t>
+      </w:r>
+      <w:r>
+        <w:rPr>
+          <w:rFonts w:ascii="Times New Roman" w:hAnsi="Times New Roman" w:cs="Times New Roman"/>
+          <w:sz w:val="24"/>
+          <w:szCs w:val="24"/>
+          <w:lang w:val="en-US"/>
+        </w:rPr>
+        <w:t xml:space="preserve"> Define system-wide security protocols and manage role-based permissions for new institutional partners.</w:t>
+      </w:r>
+    </w:p>
+    <w:p>
+      <w:pPr>
+        <w:tabs>
+          <w:tab w:val="left" w:pos="1476"/>
+        </w:tabs>
+        <w:jc w:val="both"/>
+        <w:rPr>
+          <w:rFonts w:ascii="Times New Roman" w:hAnsi="Times New Roman" w:cs="Times New Roman"/>
+          <w:sz w:val="24"/>
+          <w:szCs w:val="24"/>
+          <w:lang w:val="en-US"/>
+        </w:rPr>
+      </w:pPr>
+      <w:r>
+        <w:rPr>
+          <w:rFonts w:ascii="Times New Roman" w:hAnsi="Times New Roman" w:cs="Times New Roman"/>
+          <w:b/>
+          <w:bCs/>
+          <w:sz w:val="24"/>
+          <w:szCs w:val="24"/>
+          <w:lang w:val="en-US"/>
+        </w:rPr>
+        <w:t>INSTITUTIONAL HUB (E.G., GUJARAT VIDYAPITH / RESEARCH CENTERS):</w:t>
+      </w:r>
+    </w:p>
+    <w:p>
+      <w:pPr>
+        <w:numPr>
+          <w:ilvl w:val="0"/>
+          <w:numId w:val="9"/>
+        </w:numPr>
+        <w:tabs>
+          <w:tab w:val="left" w:pos="1476"/>
+        </w:tabs>
+        <w:jc w:val="both"/>
+        <w:rPr>
+          <w:rFonts w:ascii="Times New Roman" w:hAnsi="Times New Roman" w:cs="Times New Roman"/>
+          <w:sz w:val="24"/>
+          <w:szCs w:val="24"/>
+          <w:lang w:val="en-US"/>
+        </w:rPr>
+      </w:pPr>
+      <w:r>
+        <w:rPr>
+          <w:rFonts w:ascii="Times New Roman" w:hAnsi="Times New Roman" w:cs="Times New Roman"/>
+          <w:b/>
+          <w:bCs/>
+          <w:sz w:val="24"/>
+          <w:szCs w:val="24"/>
+          <w:lang w:val="en-US"/>
+        </w:rPr>
+        <w:t>Research Management:</w:t>
+      </w:r>
+      <w:r>
+        <w:rPr>
+          <w:rFonts w:ascii="Times New Roman" w:hAnsi="Times New Roman" w:cs="Times New Roman"/>
+          <w:sz w:val="24"/>
+          <w:szCs w:val="24"/>
+          <w:lang w:val="en-US"/>
+        </w:rPr>
+        <w:t xml:space="preserve"> Register and oversee regional agricultural officers and technical experts.</w:t>
+      </w:r>
+    </w:p>
+    <w:p>
+      <w:pPr>
+        <w:numPr>
+          <w:ilvl w:val="0"/>
+          <w:numId w:val="9"/>
+        </w:numPr>
+        <w:tabs>
+          <w:tab w:val="left" w:pos="1476"/>
+        </w:tabs>
+        <w:jc w:val="both"/>
+        <w:rPr>
+          <w:rFonts w:ascii="Times New Roman" w:hAnsi="Times New Roman" w:cs="Times New Roman"/>
+          <w:sz w:val="24"/>
+          <w:szCs w:val="24"/>
+          <w:lang w:val="en-US"/>
+        </w:rPr>
+      </w:pPr>
+      <w:r>
+        <w:rPr>
+          <w:rFonts w:ascii="Times New Roman" w:hAnsi="Times New Roman" w:cs="Times New Roman"/>
+          <w:b/>
+          <w:bCs/>
+          <w:sz w:val="24"/>
+          <w:szCs w:val="24"/>
+          <w:lang w:val="en-US"/>
+        </w:rPr>
+        <w:t>Scientific Oversight:</w:t>
+      </w:r>
+      <w:r>
+        <w:rPr>
+          <w:rFonts w:ascii="Times New Roman" w:hAnsi="Times New Roman" w:cs="Times New Roman"/>
+          <w:sz w:val="24"/>
+          <w:szCs w:val="24"/>
+          <w:lang w:val="en-US"/>
+        </w:rPr>
+        <w:t xml:space="preserve"> Assign research experts to specific farm clusters for specialized soil analysis and crop studies.</w:t>
+      </w:r>
+    </w:p>
+    <w:p>
+      <w:pPr>
+        <w:numPr>
+          <w:ilvl w:val="0"/>
+          <w:numId w:val="9"/>
+        </w:numPr>
+        <w:tabs>
+          <w:tab w:val="left" w:pos="1476"/>
+        </w:tabs>
+        <w:jc w:val="both"/>
+        <w:rPr>
+          <w:rFonts w:ascii="Times New Roman" w:hAnsi="Times New Roman" w:cs="Times New Roman"/>
+          <w:sz w:val="24"/>
+          <w:szCs w:val="24"/>
+          <w:lang w:val="en-US"/>
+        </w:rPr>
+      </w:pPr>
+      <w:r>
+        <w:rPr>
+          <w:rFonts w:ascii="Times New Roman" w:hAnsi="Times New Roman" w:cs="Times New Roman"/>
+          <w:b/>
+          <w:bCs/>
+          <w:sz w:val="24"/>
+          <w:szCs w:val="24"/>
+          <w:lang w:val="en-US"/>
+        </w:rPr>
+        <w:t>Data Verification:</w:t>
+      </w:r>
+      <w:r>
+        <w:rPr>
+          <w:rFonts w:ascii="Times New Roman" w:hAnsi="Times New Roman" w:cs="Times New Roman"/>
+          <w:sz w:val="24"/>
+          <w:szCs w:val="24"/>
+          <w:lang w:val="en-US"/>
+        </w:rPr>
+        <w:t xml:space="preserve"> Audit the accuracy of soil health cards and predictive reports generated within their jurisdiction.</w:t>
+      </w:r>
+    </w:p>
+    <w:p>
+      <w:pPr>
+        <w:numPr>
+          <w:ilvl w:val="0"/>
+          <w:numId w:val="9"/>
+        </w:numPr>
+        <w:tabs>
+          <w:tab w:val="left" w:pos="1476"/>
+        </w:tabs>
+        <w:jc w:val="both"/>
+        <w:rPr>
+          <w:rFonts w:ascii="Times New Roman" w:hAnsi="Times New Roman" w:cs="Times New Roman"/>
+          <w:sz w:val="24"/>
+          <w:szCs w:val="24"/>
+          <w:lang w:val="en-US"/>
+        </w:rPr>
+      </w:pPr>
+      <w:r>
+        <w:rPr>
+          <w:rFonts w:ascii="Times New Roman" w:hAnsi="Times New Roman" w:cs="Times New Roman"/>
+          <w:b/>
+          <w:bCs/>
+          <w:sz w:val="24"/>
+          <w:szCs w:val="24"/>
+          <w:lang w:val="en-US"/>
+        </w:rPr>
+        <w:t>Performance Monitoring:</w:t>
+      </w:r>
+      <w:r>
+        <w:rPr>
+          <w:rFonts w:ascii="Times New Roman" w:hAnsi="Times New Roman" w:cs="Times New Roman"/>
+          <w:sz w:val="24"/>
+          <w:szCs w:val="24"/>
+          <w:lang w:val="en-US"/>
+        </w:rPr>
+        <w:t xml:space="preserve"> Track the progress of regional farming cycles and the effectiveness of recommended crop models.</w:t>
+      </w:r>
+    </w:p>
+    <w:p>
+      <w:pPr>
+        <w:tabs>
+          <w:tab w:val="left" w:pos="1476"/>
+        </w:tabs>
+        <w:jc w:val="both"/>
+        <w:rPr>
+          <w:rFonts w:ascii="Times New Roman" w:hAnsi="Times New Roman" w:cs="Times New Roman"/>
+          <w:sz w:val="24"/>
+          <w:szCs w:val="24"/>
+          <w:lang w:val="en-US"/>
+        </w:rPr>
+      </w:pPr>
+      <w:r>
+        <w:rPr>
+          <w:rFonts w:ascii="Times New Roman" w:hAnsi="Times New Roman" w:cs="Times New Roman"/>
+          <w:b/>
+          <w:bCs/>
+          <w:sz w:val="24"/>
+          <w:szCs w:val="24"/>
+          <w:lang w:val="en-US"/>
+        </w:rPr>
+        <w:t>VENDOR (REGIONAL INPUT PROVIDERS):</w:t>
+      </w:r>
+    </w:p>
+    <w:p>
+      <w:pPr>
+        <w:numPr>
+          <w:ilvl w:val="0"/>
+          <w:numId w:val="10"/>
+        </w:numPr>
+        <w:tabs>
+          <w:tab w:val="left" w:pos="1476"/>
+        </w:tabs>
+        <w:jc w:val="both"/>
+        <w:rPr>
+          <w:rFonts w:ascii="Times New Roman" w:hAnsi="Times New Roman" w:cs="Times New Roman"/>
+          <w:sz w:val="24"/>
+          <w:szCs w:val="24"/>
+          <w:lang w:val="en-US"/>
+        </w:rPr>
+      </w:pPr>
+      <w:r>
+        <w:rPr>
+          <w:rFonts w:ascii="Times New Roman" w:hAnsi="Times New Roman" w:cs="Times New Roman"/>
+          <w:b/>
+          <w:bCs/>
+          <w:sz w:val="24"/>
+          <w:szCs w:val="24"/>
+          <w:lang w:val="en-US"/>
+        </w:rPr>
+        <w:t>Cluster Management:</w:t>
+      </w:r>
+      <w:r>
+        <w:rPr>
+          <w:rFonts w:ascii="Times New Roman" w:hAnsi="Times New Roman" w:cs="Times New Roman"/>
+          <w:sz w:val="24"/>
+          <w:szCs w:val="24"/>
+          <w:lang w:val="en-US"/>
+        </w:rPr>
+        <w:t xml:space="preserve"> Add and manage local farm clusters, individual farmers, and resource inventories.</w:t>
+      </w:r>
+    </w:p>
+    <w:p>
+      <w:pPr>
+        <w:numPr>
+          <w:ilvl w:val="0"/>
+          <w:numId w:val="10"/>
+        </w:numPr>
+        <w:tabs>
+          <w:tab w:val="left" w:pos="1476"/>
+        </w:tabs>
+        <w:jc w:val="both"/>
+        <w:rPr>
+          <w:rFonts w:ascii="Times New Roman" w:hAnsi="Times New Roman" w:cs="Times New Roman"/>
+          <w:sz w:val="24"/>
+          <w:szCs w:val="24"/>
+          <w:lang w:val="en-US"/>
+        </w:rPr>
+      </w:pPr>
+      <w:r>
+        <w:rPr>
+          <w:rFonts w:ascii="Times New Roman" w:hAnsi="Times New Roman" w:cs="Times New Roman"/>
+          <w:b/>
+          <w:bCs/>
+          <w:sz w:val="24"/>
+          <w:szCs w:val="24"/>
+          <w:lang w:val="en-US"/>
+        </w:rPr>
+        <w:t>Resource Distribution:</w:t>
+      </w:r>
+      <w:r>
+        <w:rPr>
+          <w:rFonts w:ascii="Times New Roman" w:hAnsi="Times New Roman" w:cs="Times New Roman"/>
+          <w:sz w:val="24"/>
+          <w:szCs w:val="24"/>
+          <w:lang w:val="en-US"/>
+        </w:rPr>
+        <w:t xml:space="preserve"> Manage the supply chain for seeds, fertilizers, and tools based on the ML-driven recommendations for their area.</w:t>
+      </w:r>
+    </w:p>
+    <w:p>
+      <w:pPr>
+        <w:numPr>
+          <w:ilvl w:val="0"/>
+          <w:numId w:val="10"/>
+        </w:numPr>
+        <w:tabs>
+          <w:tab w:val="left" w:pos="1476"/>
+        </w:tabs>
+        <w:jc w:val="both"/>
+        <w:rPr>
+          <w:rFonts w:ascii="Times New Roman" w:hAnsi="Times New Roman" w:cs="Times New Roman"/>
+          <w:sz w:val="24"/>
+          <w:szCs w:val="24"/>
+          <w:lang w:val="en-US"/>
+        </w:rPr>
+      </w:pPr>
+      <w:r>
+        <w:rPr>
+          <w:rFonts w:ascii="Times New Roman" w:hAnsi="Times New Roman" w:cs="Times New Roman"/>
+          <w:b/>
+          <w:bCs/>
+          <w:sz w:val="24"/>
+          <w:szCs w:val="24"/>
+          <w:lang w:val="en-US"/>
+        </w:rPr>
+        <w:t>Engagement Tracking:</w:t>
+      </w:r>
+      <w:r>
+        <w:rPr>
+          <w:rFonts w:ascii="Times New Roman" w:hAnsi="Times New Roman" w:cs="Times New Roman"/>
+          <w:sz w:val="24"/>
+          <w:szCs w:val="24"/>
+          <w:lang w:val="en-US"/>
+        </w:rPr>
+        <w:t xml:space="preserve"> Monitor which farmers are actively using the predictive tools and their feedback on crop performance.</w:t>
+      </w:r>
+    </w:p>
+    <w:p>
+      <w:pPr>
+        <w:tabs>
+          <w:tab w:val="left" w:pos="1476"/>
+        </w:tabs>
+        <w:jc w:val="both"/>
+        <w:rPr>
+          <w:rFonts w:ascii="Times New Roman" w:hAnsi="Times New Roman" w:cs="Times New Roman"/>
+          <w:sz w:val="24"/>
+          <w:szCs w:val="24"/>
+          <w:lang w:val="en-US"/>
+        </w:rPr>
+      </w:pPr>
+      <w:r>
+        <w:rPr>
+          <w:rFonts w:ascii="Times New Roman" w:hAnsi="Times New Roman" w:cs="Times New Roman"/>
+          <w:b/>
+          <w:bCs/>
+          <w:sz w:val="24"/>
+          <w:szCs w:val="24"/>
+          <w:lang w:val="en-US"/>
+        </w:rPr>
+        <w:t>FARMER (END-USER):</w:t>
+      </w:r>
+    </w:p>
+    <w:p>
+      <w:pPr>
+        <w:numPr>
+          <w:ilvl w:val="0"/>
+          <w:numId w:val="11"/>
+        </w:numPr>
+        <w:tabs>
+          <w:tab w:val="left" w:pos="1476"/>
+        </w:tabs>
+        <w:jc w:val="both"/>
+        <w:rPr>
+          <w:rFonts w:ascii="Times New Roman" w:hAnsi="Times New Roman" w:cs="Times New Roman"/>
+          <w:sz w:val="24"/>
+          <w:szCs w:val="24"/>
+          <w:lang w:val="en-US"/>
+        </w:rPr>
+      </w:pPr>
+      <w:r>
+        <w:rPr>
+          <w:rFonts w:ascii="Times New Roman" w:hAnsi="Times New Roman" w:cs="Times New Roman"/>
+          <w:b/>
+          <w:bCs/>
+          <w:sz w:val="24"/>
+          <w:szCs w:val="24"/>
+          <w:lang w:val="en-US"/>
+        </w:rPr>
+        <w:t>Personal Dashboard:</w:t>
+      </w:r>
+      <w:r>
+        <w:rPr>
+          <w:rFonts w:ascii="Times New Roman" w:hAnsi="Times New Roman" w:cs="Times New Roman"/>
+          <w:sz w:val="24"/>
+          <w:szCs w:val="24"/>
+          <w:lang w:val="en-US"/>
+        </w:rPr>
+        <w:t xml:space="preserve"> Enroll their land coordinates and soil profiles into the Agri-Chain ecosystem.</w:t>
+      </w:r>
+    </w:p>
+    <w:p>
+      <w:pPr>
+        <w:numPr>
+          <w:ilvl w:val="0"/>
+          <w:numId w:val="11"/>
+        </w:numPr>
+        <w:tabs>
+          <w:tab w:val="left" w:pos="1476"/>
+        </w:tabs>
+        <w:jc w:val="both"/>
+        <w:rPr>
+          <w:rFonts w:ascii="Times New Roman" w:hAnsi="Times New Roman" w:cs="Times New Roman"/>
+          <w:sz w:val="24"/>
+          <w:szCs w:val="24"/>
+          <w:lang w:val="en-US"/>
+        </w:rPr>
+      </w:pPr>
+      <w:r>
+        <w:rPr>
+          <w:rFonts w:ascii="Times New Roman" w:hAnsi="Times New Roman" w:cs="Times New Roman"/>
+          <w:b/>
+          <w:bCs/>
+          <w:sz w:val="24"/>
+          <w:szCs w:val="24"/>
+          <w:lang w:val="en-US"/>
+        </w:rPr>
+        <w:t>Predictive Insights:</w:t>
+      </w:r>
+      <w:r>
+        <w:rPr>
+          <w:rFonts w:ascii="Times New Roman" w:hAnsi="Times New Roman" w:cs="Times New Roman"/>
+          <w:sz w:val="24"/>
+          <w:szCs w:val="24"/>
+          <w:lang w:val="en-US"/>
+        </w:rPr>
+        <w:t xml:space="preserve"> Input soil parameters (N-P-K, pH) to receive AI-based crop recommendations and yield forecasts.</w:t>
+      </w:r>
+    </w:p>
+    <w:p>
+      <w:pPr>
+        <w:numPr>
+          <w:ilvl w:val="0"/>
+          <w:numId w:val="11"/>
+        </w:numPr>
+        <w:tabs>
+          <w:tab w:val="left" w:pos="1476"/>
+        </w:tabs>
+        <w:jc w:val="both"/>
+        <w:rPr>
+          <w:rFonts w:ascii="Times New Roman" w:hAnsi="Times New Roman" w:cs="Times New Roman"/>
+          <w:sz w:val="24"/>
+          <w:szCs w:val="24"/>
+          <w:lang w:val="en-US"/>
+        </w:rPr>
+      </w:pPr>
+      <w:r>
+        <w:rPr>
+          <w:rFonts w:ascii="Times New Roman" w:hAnsi="Times New Roman" w:cs="Times New Roman"/>
+          <w:b/>
+          <w:bCs/>
+          <w:sz w:val="24"/>
+          <w:szCs w:val="24"/>
+          <w:lang w:val="en-US"/>
+        </w:rPr>
+        <w:t>Market Intelligence:</w:t>
+      </w:r>
+      <w:r>
+        <w:rPr>
+          <w:rFonts w:ascii="Times New Roman" w:hAnsi="Times New Roman" w:cs="Times New Roman"/>
+          <w:sz w:val="24"/>
+          <w:szCs w:val="24"/>
+          <w:lang w:val="en-US"/>
+        </w:rPr>
+        <w:t xml:space="preserve"> Access real-time market price trends and receive automated alerts for optimal harvesting times.</w:t>
+      </w:r>
+    </w:p>
+    <w:p>
+      <w:pPr>
+        <w:numPr>
+          <w:ilvl w:val="0"/>
+          <w:numId w:val="11"/>
+        </w:numPr>
+        <w:tabs>
+          <w:tab w:val="left" w:pos="1476"/>
+        </w:tabs>
+        <w:jc w:val="both"/>
+        <w:rPr>
+          <w:rFonts w:ascii="Times New Roman" w:hAnsi="Times New Roman" w:cs="Times New Roman"/>
+          <w:sz w:val="24"/>
+          <w:szCs w:val="24"/>
+          <w:lang w:val="en-US"/>
+        </w:rPr>
+      </w:pPr>
+      <w:r>
+        <w:rPr>
+          <w:rFonts w:ascii="Times New Roman" w:hAnsi="Times New Roman" w:cs="Times New Roman"/>
+          <w:b/>
+          <w:bCs/>
+          <w:sz w:val="24"/>
+          <w:szCs w:val="24"/>
+          <w:lang w:val="en-US"/>
+        </w:rPr>
+        <w:lastRenderedPageBreak/>
+        <w:t>Certification:</w:t>
+      </w:r>
+      <w:r>
+        <w:rPr>
+          <w:rFonts w:ascii="Times New Roman" w:hAnsi="Times New Roman" w:cs="Times New Roman"/>
+          <w:sz w:val="24"/>
+          <w:szCs w:val="24"/>
+          <w:lang w:val="en-US"/>
+        </w:rPr>
+        <w:t xml:space="preserve"> Download digitized Soil Health Cards and "Smart Farmer" certificates upon successful implementation of data-backed practices.</w:t>
+      </w:r>
+    </w:p>
+    <w:p>
+      <w:pPr>
+        <w:tabs>
+          <w:tab w:val="left" w:pos="1476"/>
+        </w:tabs>
+        <w:jc w:val="both"/>
+        <w:rPr>
+          <w:rFonts w:ascii="Times New Roman" w:hAnsi="Times New Roman" w:cs="Times New Roman"/>
+          <w:b/>
+          <w:bCs/>
+          <w:sz w:val="24"/>
+          <w:szCs w:val="24"/>
+          <w:lang w:val="en-US"/>
+        </w:rPr>
+      </w:pPr>
+    </w:p>
+    <w:p>
+      <w:pPr>
+        <w:tabs>
+          <w:tab w:val="left" w:pos="1476"/>
+        </w:tabs>
+        <w:jc w:val="both"/>
+        <w:rPr>
+          <w:rFonts w:ascii="Times New Roman" w:hAnsi="Times New Roman" w:cs="Times New Roman"/>
+          <w:b/>
+          <w:bCs/>
+          <w:sz w:val="24"/>
+          <w:szCs w:val="24"/>
+          <w:u w:val="single"/>
+          <w:lang w:val="en-US"/>
+        </w:rPr>
+      </w:pPr>
+      <w:r>
+        <w:rPr>
+          <w:rFonts w:ascii="Times New Roman" w:hAnsi="Times New Roman" w:cs="Times New Roman"/>
+          <w:b/>
+          <w:bCs/>
+          <w:sz w:val="24"/>
+          <w:szCs w:val="24"/>
+          <w:u w:val="single"/>
+          <w:lang w:val="en-US"/>
+        </w:rPr>
+        <w:t>2.2.2 NON-FUNCTIONAL REQUIREMENTS</w:t>
+      </w:r>
+    </w:p>
+    <w:p>
+      <w:pPr>
+        <w:tabs>
+          <w:tab w:val="left" w:pos="1476"/>
+        </w:tabs>
+        <w:jc w:val="both"/>
+        <w:rPr>
+          <w:rFonts w:ascii="Times New Roman" w:hAnsi="Times New Roman" w:cs="Times New Roman"/>
+          <w:sz w:val="24"/>
+          <w:szCs w:val="24"/>
+          <w:lang w:val="en-US"/>
+        </w:rPr>
+      </w:pPr>
+      <w:r>
+        <w:rPr>
+          <w:rFonts w:ascii="Times New Roman" w:hAnsi="Times New Roman" w:cs="Times New Roman"/>
+          <w:b/>
+          <w:bCs/>
+          <w:sz w:val="24"/>
+          <w:szCs w:val="24"/>
+          <w:lang w:val="en-US"/>
+        </w:rPr>
+        <w:t>1. PERFORMANCE REQUIREMENTS</w:t>
+      </w:r>
+    </w:p>
+    <w:p>
+      <w:pPr>
+        <w:numPr>
+          <w:ilvl w:val="0"/>
+          <w:numId w:val="12"/>
+        </w:numPr>
+        <w:tabs>
+          <w:tab w:val="left" w:pos="1476"/>
+        </w:tabs>
+        <w:jc w:val="both"/>
+        <w:rPr>
+          <w:rFonts w:ascii="Times New Roman" w:hAnsi="Times New Roman" w:cs="Times New Roman"/>
+          <w:sz w:val="24"/>
+          <w:szCs w:val="24"/>
+          <w:lang w:val="en-US"/>
+        </w:rPr>
+      </w:pPr>
+      <w:r>
+        <w:rPr>
+          <w:rFonts w:ascii="Times New Roman" w:hAnsi="Times New Roman" w:cs="Times New Roman"/>
+          <w:sz w:val="24"/>
+          <w:szCs w:val="24"/>
+          <w:lang w:val="en-US"/>
+        </w:rPr>
+        <w:t xml:space="preserve">The system must efficiently handle up to </w:t>
+      </w:r>
+      <w:r>
+        <w:rPr>
+          <w:rFonts w:ascii="Times New Roman" w:hAnsi="Times New Roman" w:cs="Times New Roman"/>
+          <w:b/>
+          <w:bCs/>
+          <w:sz w:val="24"/>
+          <w:szCs w:val="24"/>
+          <w:lang w:val="en-US"/>
+        </w:rPr>
+        <w:t>1000 concurrent data-processing requests</w:t>
+      </w:r>
+      <w:r>
+        <w:rPr>
+          <w:rFonts w:ascii="Times New Roman" w:hAnsi="Times New Roman" w:cs="Times New Roman"/>
+          <w:sz w:val="24"/>
+          <w:szCs w:val="24"/>
+          <w:lang w:val="en-US"/>
+        </w:rPr>
+        <w:t xml:space="preserve"> (e.g., simultaneous ML model inferences) without significant latency in response times.</w:t>
+      </w:r>
+    </w:p>
+    <w:p>
+      <w:pPr>
+        <w:tabs>
+          <w:tab w:val="left" w:pos="1476"/>
+        </w:tabs>
+        <w:jc w:val="both"/>
+        <w:rPr>
+          <w:rFonts w:ascii="Times New Roman" w:hAnsi="Times New Roman" w:cs="Times New Roman"/>
+          <w:sz w:val="24"/>
+          <w:szCs w:val="24"/>
+          <w:lang w:val="en-US"/>
+        </w:rPr>
+      </w:pPr>
+      <w:r>
+        <w:rPr>
+          <w:rFonts w:ascii="Times New Roman" w:hAnsi="Times New Roman" w:cs="Times New Roman"/>
+          <w:b/>
+          <w:bCs/>
+          <w:sz w:val="24"/>
+          <w:szCs w:val="24"/>
+          <w:lang w:val="en-US"/>
+        </w:rPr>
+        <w:t>2. SECURITY REQUIREMENTS</w:t>
+      </w:r>
+    </w:p>
+    <w:p>
+      <w:pPr>
+        <w:numPr>
+          <w:ilvl w:val="0"/>
+          <w:numId w:val="13"/>
+        </w:numPr>
+        <w:tabs>
+          <w:tab w:val="left" w:pos="1476"/>
+        </w:tabs>
+        <w:jc w:val="both"/>
+        <w:rPr>
+          <w:rFonts w:ascii="Times New Roman" w:hAnsi="Times New Roman" w:cs="Times New Roman"/>
+          <w:sz w:val="24"/>
+          <w:szCs w:val="24"/>
+          <w:lang w:val="en-US"/>
+        </w:rPr>
+      </w:pPr>
+      <w:r>
+        <w:rPr>
+          <w:rFonts w:ascii="Times New Roman" w:hAnsi="Times New Roman" w:cs="Times New Roman"/>
+          <w:b/>
+          <w:bCs/>
+          <w:sz w:val="24"/>
+          <w:szCs w:val="24"/>
+          <w:lang w:val="en-US"/>
+        </w:rPr>
+        <w:t>Role-Based Access Control (RBAC):</w:t>
+      </w:r>
+      <w:r>
+        <w:rPr>
+          <w:rFonts w:ascii="Times New Roman" w:hAnsi="Times New Roman" w:cs="Times New Roman"/>
+          <w:sz w:val="24"/>
+          <w:szCs w:val="24"/>
+          <w:lang w:val="en-US"/>
+        </w:rPr>
+        <w:t xml:space="preserve"> Ensure a strict hierarchy where Farmers cannot access Institutional data, and Vendors can only see their assigned clusters.</w:t>
+      </w:r>
+    </w:p>
+    <w:p>
+      <w:pPr>
+        <w:numPr>
+          <w:ilvl w:val="0"/>
+          <w:numId w:val="13"/>
+        </w:numPr>
+        <w:tabs>
+          <w:tab w:val="left" w:pos="1476"/>
+        </w:tabs>
+        <w:jc w:val="both"/>
+        <w:rPr>
+          <w:rFonts w:ascii="Times New Roman" w:hAnsi="Times New Roman" w:cs="Times New Roman"/>
+          <w:sz w:val="24"/>
+          <w:szCs w:val="24"/>
+          <w:lang w:val="en-US"/>
+        </w:rPr>
+      </w:pPr>
+      <w:r>
+        <w:rPr>
+          <w:rFonts w:ascii="Times New Roman" w:hAnsi="Times New Roman" w:cs="Times New Roman"/>
+          <w:b/>
+          <w:bCs/>
+          <w:sz w:val="24"/>
+          <w:szCs w:val="24"/>
+          <w:lang w:val="en-US"/>
+        </w:rPr>
+        <w:t>Data Integrity:</w:t>
+      </w:r>
+      <w:r>
+        <w:rPr>
+          <w:rFonts w:ascii="Times New Roman" w:hAnsi="Times New Roman" w:cs="Times New Roman"/>
+          <w:sz w:val="24"/>
+          <w:szCs w:val="24"/>
+          <w:lang w:val="en-US"/>
+        </w:rPr>
+        <w:t xml:space="preserve"> Implement secure API endpoints (via </w:t>
+      </w:r>
+      <w:proofErr w:type="spellStart"/>
+      <w:r>
+        <w:rPr>
+          <w:rFonts w:ascii="Times New Roman" w:hAnsi="Times New Roman" w:cs="Times New Roman"/>
+          <w:sz w:val="24"/>
+          <w:szCs w:val="24"/>
+          <w:lang w:val="en-US"/>
+        </w:rPr>
+        <w:t>FastAPI</w:t>
+      </w:r>
+      <w:proofErr w:type="spellEnd"/>
+      <w:r>
+        <w:rPr>
+          <w:rFonts w:ascii="Times New Roman" w:hAnsi="Times New Roman" w:cs="Times New Roman"/>
+          <w:sz w:val="24"/>
+          <w:szCs w:val="24"/>
+          <w:lang w:val="en-US"/>
+        </w:rPr>
+        <w:t>) to prevent unauthorized manipulation of sensitive agricultural datasets.</w:t>
+      </w:r>
+    </w:p>
+    <w:p>
+      <w:pPr>
+        <w:tabs>
+          <w:tab w:val="left" w:pos="1476"/>
+        </w:tabs>
+        <w:jc w:val="both"/>
+        <w:rPr>
+          <w:rFonts w:ascii="Times New Roman" w:hAnsi="Times New Roman" w:cs="Times New Roman"/>
+          <w:sz w:val="24"/>
+          <w:szCs w:val="24"/>
+          <w:lang w:val="en-US"/>
+        </w:rPr>
+      </w:pPr>
+      <w:r>
+        <w:rPr>
+          <w:rFonts w:ascii="Times New Roman" w:hAnsi="Times New Roman" w:cs="Times New Roman"/>
+          <w:b/>
+          <w:bCs/>
+          <w:sz w:val="24"/>
+          <w:szCs w:val="24"/>
+          <w:lang w:val="en-US"/>
+        </w:rPr>
+        <w:t>3. USABILITY REQUIREMENTS</w:t>
+      </w:r>
+    </w:p>
+    <w:p>
+      <w:pPr>
+        <w:numPr>
+          <w:ilvl w:val="0"/>
+          <w:numId w:val="14"/>
+        </w:numPr>
+        <w:tabs>
+          <w:tab w:val="left" w:pos="1476"/>
+        </w:tabs>
+        <w:jc w:val="both"/>
+        <w:rPr>
+          <w:rFonts w:ascii="Times New Roman" w:hAnsi="Times New Roman" w:cs="Times New Roman"/>
+          <w:sz w:val="24"/>
+          <w:szCs w:val="24"/>
+          <w:lang w:val="en-US"/>
+        </w:rPr>
+      </w:pPr>
+      <w:r>
+        <w:rPr>
+          <w:rFonts w:ascii="Times New Roman" w:hAnsi="Times New Roman" w:cs="Times New Roman"/>
+          <w:sz w:val="24"/>
+          <w:szCs w:val="24"/>
+          <w:lang w:val="en-US"/>
+        </w:rPr>
+        <w:t xml:space="preserve">The platform must feature a </w:t>
+      </w:r>
+      <w:r>
+        <w:rPr>
+          <w:rFonts w:ascii="Times New Roman" w:hAnsi="Times New Roman" w:cs="Times New Roman"/>
+          <w:b/>
+          <w:bCs/>
+          <w:sz w:val="24"/>
+          <w:szCs w:val="24"/>
+          <w:lang w:val="en-US"/>
+        </w:rPr>
+        <w:t>clean, intuitive, and multilingual interface</w:t>
+      </w:r>
+      <w:r>
+        <w:rPr>
+          <w:rFonts w:ascii="Times New Roman" w:hAnsi="Times New Roman" w:cs="Times New Roman"/>
+          <w:sz w:val="24"/>
+          <w:szCs w:val="24"/>
+          <w:lang w:val="en-US"/>
+        </w:rPr>
+        <w:t xml:space="preserve"> (supporting local languages like Gujarati/Hindi) optimized for both desktop and mobile devices used in rural settings.</w:t>
+      </w:r>
+    </w:p>
+    <w:p>
+      <w:pPr>
+        <w:tabs>
+          <w:tab w:val="left" w:pos="1476"/>
+        </w:tabs>
+        <w:jc w:val="both"/>
+        <w:rPr>
+          <w:rFonts w:ascii="Times New Roman" w:hAnsi="Times New Roman" w:cs="Times New Roman"/>
+          <w:sz w:val="24"/>
+          <w:szCs w:val="24"/>
+          <w:lang w:val="en-US"/>
+        </w:rPr>
+      </w:pPr>
+      <w:r>
+        <w:rPr>
+          <w:rFonts w:ascii="Times New Roman" w:hAnsi="Times New Roman" w:cs="Times New Roman"/>
+          <w:b/>
+          <w:bCs/>
+          <w:sz w:val="24"/>
+          <w:szCs w:val="24"/>
+          <w:lang w:val="en-US"/>
+        </w:rPr>
+        <w:t>4. AVAILABILITY &amp; COMPATIBILITY</w:t>
+      </w:r>
+    </w:p>
+    <w:p>
+      <w:pPr>
+        <w:numPr>
+          <w:ilvl w:val="0"/>
+          <w:numId w:val="15"/>
+        </w:numPr>
+        <w:tabs>
+          <w:tab w:val="left" w:pos="1476"/>
+        </w:tabs>
+        <w:jc w:val="both"/>
+        <w:rPr>
+          <w:rFonts w:ascii="Times New Roman" w:hAnsi="Times New Roman" w:cs="Times New Roman"/>
+          <w:sz w:val="24"/>
+          <w:szCs w:val="24"/>
+          <w:lang w:val="en-US"/>
+        </w:rPr>
+      </w:pPr>
+      <w:r>
+        <w:rPr>
+          <w:rFonts w:ascii="Times New Roman" w:hAnsi="Times New Roman" w:cs="Times New Roman"/>
+          <w:sz w:val="24"/>
+          <w:szCs w:val="24"/>
+          <w:lang w:val="en-US"/>
+        </w:rPr>
+        <w:t xml:space="preserve">The system must maintain </w:t>
+      </w:r>
+      <w:r>
+        <w:rPr>
+          <w:rFonts w:ascii="Times New Roman" w:hAnsi="Times New Roman" w:cs="Times New Roman"/>
+          <w:b/>
+          <w:bCs/>
+          <w:sz w:val="24"/>
+          <w:szCs w:val="24"/>
+          <w:lang w:val="en-US"/>
+        </w:rPr>
+        <w:t>99.9% uptime</w:t>
+      </w:r>
+      <w:r>
+        <w:rPr>
+          <w:rFonts w:ascii="Times New Roman" w:hAnsi="Times New Roman" w:cs="Times New Roman"/>
+          <w:sz w:val="24"/>
+          <w:szCs w:val="24"/>
+          <w:lang w:val="en-US"/>
+        </w:rPr>
+        <w:t xml:space="preserve"> and be fully compatible with all major web browsers, including Chrome, Firefox, and Safari, even on low-bandwidth rural internet connections.</w:t>
+      </w:r>
+    </w:p>
+    <w:p>
+      <w:pPr>
+        <w:tabs>
+          <w:tab w:val="left" w:pos="1476"/>
+        </w:tabs>
+        <w:jc w:val="both"/>
+        <w:rPr>
+          <w:rFonts w:ascii="Times New Roman" w:hAnsi="Times New Roman" w:cs="Times New Roman"/>
+          <w:sz w:val="24"/>
+          <w:szCs w:val="24"/>
+          <w:lang w:val="en-US"/>
+        </w:rPr>
+      </w:pPr>
+      <w:r>
+        <w:rPr>
+          <w:rFonts w:ascii="Times New Roman" w:hAnsi="Times New Roman" w:cs="Times New Roman"/>
+          <w:b/>
+          <w:bCs/>
+          <w:sz w:val="24"/>
+          <w:szCs w:val="24"/>
+          <w:lang w:val="en-US"/>
+        </w:rPr>
+        <w:t>5. MAINTAINABILITY &amp; SCALABILITY</w:t>
+      </w:r>
+    </w:p>
+    <w:p>
+      <w:pPr>
+        <w:numPr>
+          <w:ilvl w:val="0"/>
+          <w:numId w:val="16"/>
+        </w:numPr>
+        <w:tabs>
+          <w:tab w:val="left" w:pos="1476"/>
+        </w:tabs>
+        <w:jc w:val="both"/>
+        <w:rPr>
+          <w:rFonts w:ascii="Times New Roman" w:hAnsi="Times New Roman" w:cs="Times New Roman"/>
+          <w:sz w:val="24"/>
+          <w:szCs w:val="24"/>
+          <w:lang w:val="en-US"/>
+        </w:rPr>
+      </w:pPr>
+      <w:r>
+        <w:rPr>
+          <w:rFonts w:ascii="Times New Roman" w:hAnsi="Times New Roman" w:cs="Times New Roman"/>
+          <w:b/>
+          <w:bCs/>
+          <w:sz w:val="24"/>
+          <w:szCs w:val="24"/>
+          <w:lang w:val="en-US"/>
+        </w:rPr>
+        <w:t>Modular Architecture:</w:t>
+      </w:r>
+      <w:r>
+        <w:rPr>
+          <w:rFonts w:ascii="Times New Roman" w:hAnsi="Times New Roman" w:cs="Times New Roman"/>
+          <w:sz w:val="24"/>
+          <w:szCs w:val="24"/>
+          <w:lang w:val="en-US"/>
+        </w:rPr>
+        <w:t xml:space="preserve"> Built on a modular Python/</w:t>
+      </w:r>
+      <w:proofErr w:type="spellStart"/>
+      <w:r>
+        <w:rPr>
+          <w:rFonts w:ascii="Times New Roman" w:hAnsi="Times New Roman" w:cs="Times New Roman"/>
+          <w:sz w:val="24"/>
+          <w:szCs w:val="24"/>
+          <w:lang w:val="en-US"/>
+        </w:rPr>
+        <w:t>FastAPI</w:t>
+      </w:r>
+      <w:proofErr w:type="spellEnd"/>
+      <w:r>
+        <w:rPr>
+          <w:rFonts w:ascii="Times New Roman" w:hAnsi="Times New Roman" w:cs="Times New Roman"/>
+          <w:sz w:val="24"/>
+          <w:szCs w:val="24"/>
+          <w:lang w:val="en-US"/>
+        </w:rPr>
+        <w:t xml:space="preserve"> codebase that allows for easy debugging of specific ML components without affecting the entire system.</w:t>
+      </w:r>
+    </w:p>
+    <w:p>
+      <w:pPr>
+        <w:numPr>
+          <w:ilvl w:val="0"/>
+          <w:numId w:val="16"/>
+        </w:numPr>
+        <w:tabs>
+          <w:tab w:val="left" w:pos="1476"/>
+        </w:tabs>
+        <w:jc w:val="both"/>
+        <w:rPr>
+          <w:rFonts w:ascii="Times New Roman" w:hAnsi="Times New Roman" w:cs="Times New Roman"/>
+          <w:sz w:val="24"/>
+          <w:szCs w:val="24"/>
+          <w:lang w:val="en-US"/>
+        </w:rPr>
+      </w:pPr>
+      <w:r>
+        <w:rPr>
+          <w:rFonts w:ascii="Times New Roman" w:hAnsi="Times New Roman" w:cs="Times New Roman"/>
+          <w:b/>
+          <w:bCs/>
+          <w:sz w:val="24"/>
+          <w:szCs w:val="24"/>
+          <w:lang w:val="en-US"/>
+        </w:rPr>
+        <w:t>Growth Potential:</w:t>
+      </w:r>
+      <w:r>
+        <w:rPr>
+          <w:rFonts w:ascii="Times New Roman" w:hAnsi="Times New Roman" w:cs="Times New Roman"/>
+          <w:sz w:val="24"/>
+          <w:szCs w:val="24"/>
+          <w:lang w:val="en-US"/>
+        </w:rPr>
+        <w:t xml:space="preserve"> The architecture must support seamless scaling from 5 initial farm clusters to over 100 regional hubs as user demand increases over 5 years.</w:t>
+      </w:r>
+    </w:p>
+    <w:p>
+      <w:pPr>
+        <w:tabs>
+          <w:tab w:val="left" w:pos="1476"/>
+        </w:tabs>
+        <w:jc w:val="both"/>
+        <w:rPr>
+          <w:rFonts w:ascii="Times New Roman" w:hAnsi="Times New Roman" w:cs="Times New Roman"/>
+          <w:sz w:val="24"/>
+          <w:szCs w:val="24"/>
+          <w:lang w:val="en-US"/>
+        </w:rPr>
+      </w:pPr>
+    </w:p>
+    <w:p>
+      <w:pPr>
+        <w:tabs>
+          <w:tab w:val="left" w:pos="1476"/>
+        </w:tabs>
+        <w:jc w:val="both"/>
+        <w:rPr>
+          <w:rFonts w:ascii="Times New Roman" w:hAnsi="Times New Roman" w:cs="Times New Roman"/>
+          <w:sz w:val="24"/>
+          <w:szCs w:val="24"/>
+          <w:lang w:val="en-US"/>
+        </w:rPr>
+      </w:pPr>
+    </w:p>
+    <w:p>
+      <w:pPr>
+        <w:tabs>
+          <w:tab w:val="left" w:pos="1476"/>
+        </w:tabs>
+        <w:jc w:val="both"/>
+        <w:rPr>
+          <w:rFonts w:ascii="Times New Roman" w:hAnsi="Times New Roman" w:cs="Times New Roman"/>
+          <w:sz w:val="24"/>
+          <w:szCs w:val="24"/>
+          <w:lang w:val="en-US"/>
+        </w:rPr>
+      </w:pPr>
+    </w:p>
+    <w:p>
+      <w:pPr>
+        <w:tabs>
+          <w:tab w:val="left" w:pos="1476"/>
+        </w:tabs>
+        <w:jc w:val="both"/>
+        <w:rPr>
+          <w:rFonts w:ascii="Times New Roman" w:hAnsi="Times New Roman" w:cs="Times New Roman"/>
+          <w:sz w:val="24"/>
+          <w:szCs w:val="24"/>
+          <w:lang w:val="en-US"/>
+        </w:rPr>
+      </w:pPr>
+    </w:p>
+    <w:p>
+      <w:pPr>
+        <w:tabs>
+          <w:tab w:val="left" w:pos="1476"/>
+        </w:tabs>
+        <w:jc w:val="both"/>
+        <w:rPr>
+          <w:rFonts w:ascii="Times New Roman" w:hAnsi="Times New Roman" w:cs="Times New Roman"/>
+          <w:sz w:val="24"/>
+          <w:szCs w:val="24"/>
+          <w:lang w:val="en-US"/>
+        </w:rPr>
+      </w:pPr>
+    </w:p>
+    <w:p>
+      <w:pPr>
+        <w:tabs>
+          <w:tab w:val="left" w:pos="1476"/>
+        </w:tabs>
+        <w:jc w:val="both"/>
+        <w:rPr>
+          <w:rFonts w:ascii="Times New Roman" w:hAnsi="Times New Roman" w:cs="Times New Roman"/>
+          <w:sz w:val="24"/>
+          <w:szCs w:val="24"/>
+          <w:lang w:val="en-US"/>
+        </w:rPr>
+      </w:pPr>
+    </w:p>
+    <w:p>
+      <w:pPr>
+        <w:tabs>
+          <w:tab w:val="left" w:pos="1476"/>
+        </w:tabs>
+        <w:jc w:val="both"/>
+        <w:rPr>
+          <w:rFonts w:ascii="Times New Roman" w:hAnsi="Times New Roman" w:cs="Times New Roman"/>
+          <w:sz w:val="24"/>
+          <w:szCs w:val="24"/>
+          <w:lang w:val="en-US"/>
+        </w:rPr>
+      </w:pPr>
+    </w:p>
+    <w:p>
+      <w:pPr>
+        <w:tabs>
+          <w:tab w:val="left" w:pos="1476"/>
+        </w:tabs>
+        <w:jc w:val="both"/>
+        <w:rPr>
+          <w:rFonts w:ascii="Times New Roman" w:hAnsi="Times New Roman" w:cs="Times New Roman"/>
+          <w:sz w:val="24"/>
+          <w:szCs w:val="24"/>
+          <w:lang w:val="en-US"/>
+        </w:rPr>
+      </w:pPr>
+    </w:p>
+    <w:p>
+      <w:pPr>
+        <w:tabs>
+          <w:tab w:val="left" w:pos="1476"/>
+        </w:tabs>
+        <w:jc w:val="both"/>
+        <w:rPr>
+          <w:rFonts w:ascii="Times New Roman" w:hAnsi="Times New Roman" w:cs="Times New Roman"/>
+          <w:sz w:val="24"/>
+          <w:szCs w:val="24"/>
+          <w:lang w:val="en-US"/>
+        </w:rPr>
+      </w:pPr>
+    </w:p>
+    <w:tbl>
+      <w:tblPr>
+        <w:tblStyle w:val="TableGrid"/>
+        <w:tblW w:w="0" w:type="auto"/>
+        <w:jc w:val="center"/>
+        <w:tblBorders>
+          <w:bottom w:val="single" w:sz="12" w:space="0" w:color="auto"/>
+          <w:right w:val="single" w:sz="12" w:space="0" w:color="auto"/>
+          <w:insideH w:val="none" w:sz="0" w:space="0" w:color="auto"/>
+          <w:insideV w:val="none" w:sz="0" w:space="0" w:color="auto"/>
+        </w:tblBorders>
+        <w:tblLook w:val="04A0" w:firstRow="1" w:lastRow="0" w:firstColumn="1" w:lastColumn="0" w:noHBand="0" w:noVBand="1"/>
+      </w:tblPr>
+      <w:tblGrid>
+        <w:gridCol w:w="8282"/>
+      </w:tblGrid>
+      <w:tr>
+        <w:trPr>
+          <w:jc w:val="center"/>
+        </w:trPr>
+        <w:tc>
+          <w:tcPr>
+            <w:tcW w:w="8282" w:type="dxa"/>
+            <w:shd w:val="clear" w:color="auto" w:fill="F2F2F2" w:themeFill="background1" w:themeFillShade="F2"/>
+          </w:tcPr>
+          <w:p>
+            <w:pPr>
+              <w:tabs>
+                <w:tab w:val="left" w:pos="6655"/>
+              </w:tabs>
+              <w:jc w:val="center"/>
+              <w:rPr>
+                <w:rFonts w:ascii="Arial Rounded MT Bold" w:hAnsi="Arial Rounded MT Bold"/>
+                <w:b/>
+                <w:bCs/>
+                <w:sz w:val="32"/>
+                <w:szCs w:val="32"/>
+                <w:lang w:val="en-US"/>
+              </w:rPr>
+            </w:pPr>
+            <w:r>
+              <w:rPr>
+                <w:rFonts w:ascii="Arial Rounded MT Bold" w:hAnsi="Arial Rounded MT Bold"/>
+                <w:b/>
+                <w:bCs/>
+                <w:sz w:val="32"/>
+                <w:szCs w:val="32"/>
+                <w:lang w:val="en-US"/>
+              </w:rPr>
+              <w:lastRenderedPageBreak/>
+              <w:t>2.</w:t>
+            </w:r>
+            <w:r>
+              <w:rPr>
+                <w:rFonts w:ascii="Arial Rounded MT Bold" w:hAnsi="Arial Rounded MT Bold"/>
+                <w:b/>
+                <w:bCs/>
+                <w:sz w:val="32"/>
+                <w:szCs w:val="32"/>
+                <w:lang w:val="en-US"/>
+              </w:rPr>
+              <w:t>3</w:t>
+            </w:r>
+            <w:r>
+              <w:rPr>
+                <w:rFonts w:ascii="Arial Rounded MT Bold" w:hAnsi="Arial Rounded MT Bold"/>
+                <w:b/>
+                <w:bCs/>
+                <w:sz w:val="32"/>
+                <w:szCs w:val="32"/>
+                <w:lang w:val="en-US"/>
+              </w:rPr>
+              <w:t xml:space="preserve"> HARDWARE AND SOFTWARE REQUIREMENTS</w:t>
+            </w:r>
+          </w:p>
+        </w:tc>
+      </w:tr>
+    </w:tbl>
+    <w:p>
+      <w:pPr>
+        <w:tabs>
+          <w:tab w:val="left" w:pos="1476"/>
+        </w:tabs>
+        <w:jc w:val="both"/>
+        <w:rPr>
+          <w:rFonts w:ascii="Times New Roman" w:hAnsi="Times New Roman" w:cs="Times New Roman"/>
+          <w:sz w:val="24"/>
+          <w:szCs w:val="24"/>
+          <w:lang w:val="en-US"/>
+        </w:rPr>
+      </w:pPr>
+    </w:p>
+    <w:p>
+      <w:pPr>
+        <w:tabs>
+          <w:tab w:val="left" w:pos="1476"/>
+        </w:tabs>
+        <w:jc w:val="both"/>
+        <w:rPr>
+          <w:rFonts w:ascii="Times New Roman" w:hAnsi="Times New Roman" w:cs="Times New Roman"/>
+          <w:b/>
+          <w:bCs/>
+          <w:sz w:val="24"/>
+          <w:szCs w:val="24"/>
+          <w:u w:val="single"/>
+          <w:lang w:val="en-US"/>
+        </w:rPr>
+      </w:pPr>
+      <w:r>
+        <w:rPr>
+          <w:rFonts w:ascii="Times New Roman" w:hAnsi="Times New Roman" w:cs="Times New Roman"/>
+          <w:b/>
+          <w:bCs/>
+          <w:sz w:val="24"/>
+          <w:szCs w:val="24"/>
+          <w:u w:val="single"/>
+          <w:lang w:val="en-US"/>
+        </w:rPr>
+        <w:t>2.</w:t>
+      </w:r>
+      <w:r>
+        <w:rPr>
+          <w:rFonts w:ascii="Times New Roman" w:hAnsi="Times New Roman" w:cs="Times New Roman"/>
+          <w:b/>
+          <w:bCs/>
+          <w:sz w:val="24"/>
+          <w:szCs w:val="24"/>
+          <w:u w:val="single"/>
+          <w:lang w:val="en-US"/>
+        </w:rPr>
+        <w:t>3</w:t>
+      </w:r>
+      <w:r>
+        <w:rPr>
+          <w:rFonts w:ascii="Times New Roman" w:hAnsi="Times New Roman" w:cs="Times New Roman"/>
+          <w:b/>
+          <w:bCs/>
+          <w:sz w:val="24"/>
+          <w:szCs w:val="24"/>
+          <w:u w:val="single"/>
+          <w:lang w:val="en-US"/>
+        </w:rPr>
+        <w:t>.1 DEVELOPMENT ENVIRONMENT</w:t>
+      </w:r>
+    </w:p>
+    <w:tbl>
+      <w:tblPr>
+        <w:tblStyle w:val="GridTable1Light"/>
+        <w:tblW w:w="0" w:type="auto"/>
+        <w:jc w:val="center"/>
+        <w:tblLook w:val="04A0" w:firstRow="1" w:lastRow="0" w:firstColumn="1" w:lastColumn="0" w:noHBand="0" w:noVBand="1"/>
+      </w:tblPr>
+      <w:tblGrid>
+        <w:gridCol w:w="1265"/>
+        <w:gridCol w:w="2157"/>
+        <w:gridCol w:w="4582"/>
+      </w:tblGrid>
+      <w:tr>
+        <w:trPr>
+          <w:cnfStyle w:val="100000000000" w:firstRow="1" w:lastRow="0" w:firstColumn="0" w:lastColumn="0" w:oddVBand="0" w:evenVBand="0" w:oddHBand="0" w:evenHBand="0" w:firstRowFirstColumn="0" w:firstRowLastColumn="0" w:lastRowFirstColumn="0" w:lastRowLastColumn="0"/>
+          <w:jc w:val="center"/>
+        </w:trPr>
+        <w:tc>
+          <w:tcPr>
+            <w:cnfStyle w:val="001000000000" w:firstRow="0" w:lastRow="0" w:firstColumn="1" w:lastColumn="0" w:oddVBand="0" w:evenVBand="0" w:oddHBand="0" w:evenHBand="0" w:firstRowFirstColumn="0" w:firstRowLastColumn="0" w:lastRowFirstColumn="0" w:lastRowLastColumn="0"/>
+            <w:tcW w:w="0" w:type="auto"/>
+            <w:hideMark/>
+          </w:tcPr>
+          <w:p>
+            <w:pPr>
+              <w:tabs>
+                <w:tab w:val="left" w:pos="1476"/>
+              </w:tabs>
+              <w:spacing w:after="160" w:line="259" w:lineRule="auto"/>
+              <w:jc w:val="both"/>
+              <w:rPr>
+                <w:rFonts w:ascii="Times New Roman" w:hAnsi="Times New Roman" w:cs="Times New Roman"/>
+                <w:sz w:val="24"/>
+                <w:szCs w:val="24"/>
+                <w:lang w:val="en-US"/>
+              </w:rPr>
+            </w:pPr>
+            <w:r>
+              <w:rPr>
+                <w:rFonts w:ascii="Times New Roman" w:hAnsi="Times New Roman" w:cs="Times New Roman"/>
+                <w:sz w:val="24"/>
+                <w:szCs w:val="24"/>
+                <w:lang w:val="en-US"/>
+              </w:rPr>
+              <w:t>Category</w:t>
+            </w:r>
+          </w:p>
+        </w:tc>
+        <w:tc>
+          <w:tcPr>
+            <w:tcW w:w="0" w:type="auto"/>
+            <w:hideMark/>
+          </w:tcPr>
+          <w:p>
+            <w:pPr>
+              <w:tabs>
+                <w:tab w:val="left" w:pos="1476"/>
+              </w:tabs>
+              <w:spacing w:after="160" w:line="259" w:lineRule="auto"/>
+              <w:jc w:val="both"/>
+              <w:cnfStyle w:val="100000000000" w:firstRow="1" w:lastRow="0" w:firstColumn="0" w:lastColumn="0" w:oddVBand="0" w:evenVBand="0" w:oddHBand="0" w:evenHBand="0" w:firstRowFirstColumn="0" w:firstRowLastColumn="0" w:lastRowFirstColumn="0" w:lastRowLastColumn="0"/>
+              <w:rPr>
+                <w:rFonts w:ascii="Times New Roman" w:hAnsi="Times New Roman" w:cs="Times New Roman"/>
+                <w:sz w:val="24"/>
+                <w:szCs w:val="24"/>
+                <w:lang w:val="en-US"/>
+              </w:rPr>
+            </w:pPr>
+            <w:r>
+              <w:rPr>
+                <w:rFonts w:ascii="Times New Roman" w:hAnsi="Times New Roman" w:cs="Times New Roman"/>
+                <w:sz w:val="24"/>
+                <w:szCs w:val="24"/>
+                <w:lang w:val="en-US"/>
+              </w:rPr>
+              <w:t>Component</w:t>
+            </w:r>
+          </w:p>
+        </w:tc>
+        <w:tc>
+          <w:tcPr>
+            <w:tcW w:w="0" w:type="auto"/>
+            <w:hideMark/>
+          </w:tcPr>
+          <w:p>
+            <w:pPr>
+              <w:tabs>
+                <w:tab w:val="left" w:pos="1476"/>
+              </w:tabs>
+              <w:spacing w:after="160" w:line="259" w:lineRule="auto"/>
+              <w:jc w:val="both"/>
+              <w:cnfStyle w:val="100000000000" w:firstRow="1" w:lastRow="0" w:firstColumn="0" w:lastColumn="0" w:oddVBand="0" w:evenVBand="0" w:oddHBand="0" w:evenHBand="0" w:firstRowFirstColumn="0" w:firstRowLastColumn="0" w:lastRowFirstColumn="0" w:lastRowLastColumn="0"/>
+              <w:rPr>
+                <w:rFonts w:ascii="Times New Roman" w:hAnsi="Times New Roman" w:cs="Times New Roman"/>
+                <w:sz w:val="24"/>
+                <w:szCs w:val="24"/>
+                <w:lang w:val="en-US"/>
+              </w:rPr>
+            </w:pPr>
+            <w:r>
+              <w:rPr>
+                <w:rFonts w:ascii="Times New Roman" w:hAnsi="Times New Roman" w:cs="Times New Roman"/>
+                <w:sz w:val="24"/>
+                <w:szCs w:val="24"/>
+                <w:lang w:val="en-US"/>
+              </w:rPr>
+              <w:t>Specification</w:t>
+            </w:r>
+          </w:p>
+        </w:tc>
+      </w:tr>
+      <w:tr>
+        <w:trPr>
+          <w:jc w:val="center"/>
+        </w:trPr>
+        <w:tc>
+          <w:tcPr>
+            <w:cnfStyle w:val="001000000000" w:firstRow="0" w:lastRow="0" w:firstColumn="1" w:lastColumn="0" w:oddVBand="0" w:evenVBand="0" w:oddHBand="0" w:evenHBand="0" w:firstRowFirstColumn="0" w:firstRowLastColumn="0" w:lastRowFirstColumn="0" w:lastRowLastColumn="0"/>
+            <w:tcW w:w="0" w:type="auto"/>
+            <w:hideMark/>
+          </w:tcPr>
+          <w:p>
+            <w:pPr>
+              <w:tabs>
+                <w:tab w:val="left" w:pos="1476"/>
+              </w:tabs>
+              <w:spacing w:after="160" w:line="259" w:lineRule="auto"/>
+              <w:jc w:val="both"/>
+              <w:rPr>
+                <w:rFonts w:ascii="Times New Roman" w:hAnsi="Times New Roman" w:cs="Times New Roman"/>
+                <w:sz w:val="24"/>
+                <w:szCs w:val="24"/>
+                <w:lang w:val="en-US"/>
+              </w:rPr>
+            </w:pPr>
+            <w:r>
+              <w:rPr>
+                <w:rFonts w:ascii="Times New Roman" w:hAnsi="Times New Roman" w:cs="Times New Roman"/>
+                <w:sz w:val="24"/>
+                <w:szCs w:val="24"/>
+                <w:lang w:val="en-US"/>
+              </w:rPr>
+              <w:t>Hardware</w:t>
+            </w:r>
+          </w:p>
+        </w:tc>
+        <w:tc>
+          <w:tcPr>
+            <w:tcW w:w="0" w:type="auto"/>
+            <w:hideMark/>
+          </w:tcPr>
+          <w:p>
+            <w:pPr>
+              <w:tabs>
+                <w:tab w:val="left" w:pos="1476"/>
+              </w:tabs>
+              <w:spacing w:after="160" w:line="259" w:lineRule="auto"/>
+              <w:jc w:val="both"/>
+              <w:cnfStyle w:val="000000000000" w:firstRow="0" w:lastRow="0" w:firstColumn="0" w:lastColumn="0" w:oddVBand="0" w:evenVBand="0" w:oddHBand="0" w:evenHBand="0" w:firstRowFirstColumn="0" w:firstRowLastColumn="0" w:lastRowFirstColumn="0" w:lastRowLastColumn="0"/>
+              <w:rPr>
+                <w:rFonts w:ascii="Times New Roman" w:hAnsi="Times New Roman" w:cs="Times New Roman"/>
+                <w:sz w:val="24"/>
+                <w:szCs w:val="24"/>
+                <w:lang w:val="en-US"/>
+              </w:rPr>
+            </w:pPr>
+            <w:r>
+              <w:rPr>
+                <w:rFonts w:ascii="Times New Roman" w:hAnsi="Times New Roman" w:cs="Times New Roman"/>
+                <w:b/>
+                <w:bCs/>
+                <w:sz w:val="24"/>
+                <w:szCs w:val="24"/>
+                <w:lang w:val="en-US"/>
+              </w:rPr>
+              <w:t>Processor</w:t>
+            </w:r>
+          </w:p>
+        </w:tc>
+        <w:tc>
+          <w:tcPr>
+            <w:tcW w:w="0" w:type="auto"/>
+            <w:hideMark/>
+          </w:tcPr>
+          <w:p>
+            <w:pPr>
+              <w:tabs>
+                <w:tab w:val="left" w:pos="1476"/>
+              </w:tabs>
+              <w:spacing w:after="160" w:line="259" w:lineRule="auto"/>
+              <w:jc w:val="both"/>
+              <w:cnfStyle w:val="000000000000" w:firstRow="0" w:lastRow="0" w:firstColumn="0" w:lastColumn="0" w:oddVBand="0" w:evenVBand="0" w:oddHBand="0" w:evenHBand="0" w:firstRowFirstColumn="0" w:firstRowLastColumn="0" w:lastRowFirstColumn="0" w:lastRowLastColumn="0"/>
+              <w:rPr>
+                <w:rFonts w:ascii="Times New Roman" w:hAnsi="Times New Roman" w:cs="Times New Roman"/>
+                <w:sz w:val="24"/>
+                <w:szCs w:val="24"/>
+                <w:lang w:val="en-US"/>
+              </w:rPr>
+            </w:pPr>
+            <w:r>
+              <w:rPr>
+                <w:rFonts w:ascii="Times New Roman" w:hAnsi="Times New Roman" w:cs="Times New Roman"/>
+                <w:sz w:val="24"/>
+                <w:szCs w:val="24"/>
+                <w:lang w:val="en-US"/>
+              </w:rPr>
+              <w:t>Intel Core i7 (8th Gen or above)</w:t>
+            </w:r>
+          </w:p>
+        </w:tc>
+      </w:tr>
+      <w:tr>
+        <w:trPr>
+          <w:jc w:val="center"/>
+        </w:trPr>
+        <w:tc>
+          <w:tcPr>
+            <w:cnfStyle w:val="001000000000" w:firstRow="0" w:lastRow="0" w:firstColumn="1" w:lastColumn="0" w:oddVBand="0" w:evenVBand="0" w:oddHBand="0" w:evenHBand="0" w:firstRowFirstColumn="0" w:firstRowLastColumn="0" w:lastRowFirstColumn="0" w:lastRowLastColumn="0"/>
+            <w:tcW w:w="0" w:type="auto"/>
+            <w:hideMark/>
+          </w:tcPr>
+          <w:p>
+            <w:pPr>
+              <w:tabs>
+                <w:tab w:val="left" w:pos="1476"/>
+              </w:tabs>
+              <w:spacing w:after="160" w:line="259" w:lineRule="auto"/>
+              <w:jc w:val="both"/>
+              <w:rPr>
+                <w:rFonts w:ascii="Times New Roman" w:hAnsi="Times New Roman" w:cs="Times New Roman"/>
+                <w:sz w:val="24"/>
+                <w:szCs w:val="24"/>
+                <w:lang w:val="en-US"/>
+              </w:rPr>
+            </w:pPr>
+          </w:p>
+        </w:tc>
+        <w:tc>
+          <w:tcPr>
+            <w:tcW w:w="0" w:type="auto"/>
+            <w:hideMark/>
+          </w:tcPr>
+          <w:p>
+            <w:pPr>
+              <w:tabs>
+                <w:tab w:val="left" w:pos="1476"/>
+              </w:tabs>
+              <w:spacing w:after="160" w:line="259" w:lineRule="auto"/>
+              <w:jc w:val="both"/>
+              <w:cnfStyle w:val="000000000000" w:firstRow="0" w:lastRow="0" w:firstColumn="0" w:lastColumn="0" w:oddVBand="0" w:evenVBand="0" w:oddHBand="0" w:evenHBand="0" w:firstRowFirstColumn="0" w:firstRowLastColumn="0" w:lastRowFirstColumn="0" w:lastRowLastColumn="0"/>
+              <w:rPr>
+                <w:rFonts w:ascii="Times New Roman" w:hAnsi="Times New Roman" w:cs="Times New Roman"/>
+                <w:sz w:val="24"/>
+                <w:szCs w:val="24"/>
+                <w:lang w:val="en-US"/>
+              </w:rPr>
+            </w:pPr>
+            <w:r>
+              <w:rPr>
+                <w:rFonts w:ascii="Times New Roman" w:hAnsi="Times New Roman" w:cs="Times New Roman"/>
+                <w:b/>
+                <w:bCs/>
+                <w:sz w:val="24"/>
+                <w:szCs w:val="24"/>
+                <w:lang w:val="en-US"/>
+              </w:rPr>
+              <w:t>Storage</w:t>
+            </w:r>
+          </w:p>
+        </w:tc>
+        <w:tc>
+          <w:tcPr>
+            <w:tcW w:w="0" w:type="auto"/>
+            <w:hideMark/>
+          </w:tcPr>
+          <w:p>
+            <w:pPr>
+              <w:tabs>
+                <w:tab w:val="left" w:pos="1476"/>
+              </w:tabs>
+              <w:spacing w:after="160" w:line="259" w:lineRule="auto"/>
+              <w:jc w:val="both"/>
+              <w:cnfStyle w:val="000000000000" w:firstRow="0" w:lastRow="0" w:firstColumn="0" w:lastColumn="0" w:oddVBand="0" w:evenVBand="0" w:oddHBand="0" w:evenHBand="0" w:firstRowFirstColumn="0" w:firstRowLastColumn="0" w:lastRowFirstColumn="0" w:lastRowLastColumn="0"/>
+              <w:rPr>
+                <w:rFonts w:ascii="Times New Roman" w:hAnsi="Times New Roman" w:cs="Times New Roman"/>
+                <w:sz w:val="24"/>
+                <w:szCs w:val="24"/>
+                <w:lang w:val="en-US"/>
+              </w:rPr>
+            </w:pPr>
+            <w:r>
+              <w:rPr>
+                <w:rFonts w:ascii="Times New Roman" w:hAnsi="Times New Roman" w:cs="Times New Roman"/>
+                <w:sz w:val="24"/>
+                <w:szCs w:val="24"/>
+                <w:lang w:val="en-US"/>
+              </w:rPr>
+              <w:t>256 GB SSD (Faster Data R/W)</w:t>
+            </w:r>
+          </w:p>
+        </w:tc>
+      </w:tr>
+      <w:tr>
+        <w:trPr>
+          <w:jc w:val="center"/>
+        </w:trPr>
+        <w:tc>
+          <w:tcPr>
+            <w:cnfStyle w:val="001000000000" w:firstRow="0" w:lastRow="0" w:firstColumn="1" w:lastColumn="0" w:oddVBand="0" w:evenVBand="0" w:oddHBand="0" w:evenHBand="0" w:firstRowFirstColumn="0" w:firstRowLastColumn="0" w:lastRowFirstColumn="0" w:lastRowLastColumn="0"/>
+            <w:tcW w:w="0" w:type="auto"/>
+            <w:hideMark/>
+          </w:tcPr>
+          <w:p>
+            <w:pPr>
+              <w:tabs>
+                <w:tab w:val="left" w:pos="1476"/>
+              </w:tabs>
+              <w:spacing w:after="160" w:line="259" w:lineRule="auto"/>
+              <w:jc w:val="both"/>
+              <w:rPr>
+                <w:rFonts w:ascii="Times New Roman" w:hAnsi="Times New Roman" w:cs="Times New Roman"/>
+                <w:sz w:val="24"/>
+                <w:szCs w:val="24"/>
+                <w:lang w:val="en-US"/>
+              </w:rPr>
+            </w:pPr>
+          </w:p>
+        </w:tc>
+        <w:tc>
+          <w:tcPr>
+            <w:tcW w:w="0" w:type="auto"/>
+            <w:hideMark/>
+          </w:tcPr>
+          <w:p>
+            <w:pPr>
+              <w:tabs>
+                <w:tab w:val="left" w:pos="1476"/>
+              </w:tabs>
+              <w:spacing w:after="160" w:line="259" w:lineRule="auto"/>
+              <w:jc w:val="both"/>
+              <w:cnfStyle w:val="000000000000" w:firstRow="0" w:lastRow="0" w:firstColumn="0" w:lastColumn="0" w:oddVBand="0" w:evenVBand="0" w:oddHBand="0" w:evenHBand="0" w:firstRowFirstColumn="0" w:firstRowLastColumn="0" w:lastRowFirstColumn="0" w:lastRowLastColumn="0"/>
+              <w:rPr>
+                <w:rFonts w:ascii="Times New Roman" w:hAnsi="Times New Roman" w:cs="Times New Roman"/>
+                <w:sz w:val="24"/>
+                <w:szCs w:val="24"/>
+                <w:lang w:val="en-US"/>
+              </w:rPr>
+            </w:pPr>
+            <w:r>
+              <w:rPr>
+                <w:rFonts w:ascii="Times New Roman" w:hAnsi="Times New Roman" w:cs="Times New Roman"/>
+                <w:b/>
+                <w:bCs/>
+                <w:sz w:val="24"/>
+                <w:szCs w:val="24"/>
+                <w:lang w:val="en-US"/>
+              </w:rPr>
+              <w:t>RAM</w:t>
+            </w:r>
+          </w:p>
+        </w:tc>
+        <w:tc>
+          <w:tcPr>
+            <w:tcW w:w="0" w:type="auto"/>
+            <w:hideMark/>
+          </w:tcPr>
+          <w:p>
+            <w:pPr>
+              <w:tabs>
+                <w:tab w:val="left" w:pos="1476"/>
+              </w:tabs>
+              <w:spacing w:after="160" w:line="259" w:lineRule="auto"/>
+              <w:jc w:val="both"/>
+              <w:cnfStyle w:val="000000000000" w:firstRow="0" w:lastRow="0" w:firstColumn="0" w:lastColumn="0" w:oddVBand="0" w:evenVBand="0" w:oddHBand="0" w:evenHBand="0" w:firstRowFirstColumn="0" w:firstRowLastColumn="0" w:lastRowFirstColumn="0" w:lastRowLastColumn="0"/>
+              <w:rPr>
+                <w:rFonts w:ascii="Times New Roman" w:hAnsi="Times New Roman" w:cs="Times New Roman"/>
+                <w:sz w:val="24"/>
+                <w:szCs w:val="24"/>
+                <w:lang w:val="en-US"/>
+              </w:rPr>
+            </w:pPr>
+            <w:r>
+              <w:rPr>
+                <w:rFonts w:ascii="Times New Roman" w:hAnsi="Times New Roman" w:cs="Times New Roman"/>
+                <w:sz w:val="24"/>
+                <w:szCs w:val="24"/>
+                <w:lang w:val="en-US"/>
+              </w:rPr>
+              <w:t>16 GB DDR4</w:t>
+            </w:r>
+          </w:p>
+        </w:tc>
+      </w:tr>
+      <w:tr>
+        <w:trPr>
+          <w:jc w:val="center"/>
+        </w:trPr>
+        <w:tc>
+          <w:tcPr>
+            <w:cnfStyle w:val="001000000000" w:firstRow="0" w:lastRow="0" w:firstColumn="1" w:lastColumn="0" w:oddVBand="0" w:evenVBand="0" w:oddHBand="0" w:evenHBand="0" w:firstRowFirstColumn="0" w:firstRowLastColumn="0" w:lastRowFirstColumn="0" w:lastRowLastColumn="0"/>
+            <w:tcW w:w="0" w:type="auto"/>
+            <w:hideMark/>
+          </w:tcPr>
+          <w:p>
+            <w:pPr>
+              <w:tabs>
+                <w:tab w:val="left" w:pos="1476"/>
+              </w:tabs>
+              <w:spacing w:after="160" w:line="259" w:lineRule="auto"/>
+              <w:jc w:val="both"/>
+              <w:rPr>
+                <w:rFonts w:ascii="Times New Roman" w:hAnsi="Times New Roman" w:cs="Times New Roman"/>
+                <w:sz w:val="24"/>
+                <w:szCs w:val="24"/>
+                <w:lang w:val="en-US"/>
+              </w:rPr>
+            </w:pPr>
+            <w:r>
+              <w:rPr>
+                <w:rFonts w:ascii="Times New Roman" w:hAnsi="Times New Roman" w:cs="Times New Roman"/>
+                <w:sz w:val="24"/>
+                <w:szCs w:val="24"/>
+                <w:lang w:val="en-US"/>
+              </w:rPr>
+              <w:t>Software</w:t>
+            </w:r>
+          </w:p>
+        </w:tc>
+        <w:tc>
+          <w:tcPr>
+            <w:tcW w:w="0" w:type="auto"/>
+            <w:hideMark/>
+          </w:tcPr>
+          <w:p>
+            <w:pPr>
+              <w:tabs>
+                <w:tab w:val="left" w:pos="1476"/>
+              </w:tabs>
+              <w:spacing w:after="160" w:line="259" w:lineRule="auto"/>
+              <w:jc w:val="both"/>
+              <w:cnfStyle w:val="000000000000" w:firstRow="0" w:lastRow="0" w:firstColumn="0" w:lastColumn="0" w:oddVBand="0" w:evenVBand="0" w:oddHBand="0" w:evenHBand="0" w:firstRowFirstColumn="0" w:firstRowLastColumn="0" w:lastRowFirstColumn="0" w:lastRowLastColumn="0"/>
+              <w:rPr>
+                <w:rFonts w:ascii="Times New Roman" w:hAnsi="Times New Roman" w:cs="Times New Roman"/>
+                <w:sz w:val="24"/>
+                <w:szCs w:val="24"/>
+                <w:lang w:val="en-US"/>
+              </w:rPr>
+            </w:pPr>
+            <w:r>
+              <w:rPr>
+                <w:rFonts w:ascii="Times New Roman" w:hAnsi="Times New Roman" w:cs="Times New Roman"/>
+                <w:b/>
+                <w:bCs/>
+                <w:sz w:val="24"/>
+                <w:szCs w:val="24"/>
+                <w:lang w:val="en-US"/>
+              </w:rPr>
+              <w:t>Operating System</w:t>
+            </w:r>
+          </w:p>
+        </w:tc>
+        <w:tc>
+          <w:tcPr>
+            <w:tcW w:w="0" w:type="auto"/>
+            <w:hideMark/>
+          </w:tcPr>
+          <w:p>
+            <w:pPr>
+              <w:tabs>
+                <w:tab w:val="left" w:pos="1476"/>
+              </w:tabs>
+              <w:spacing w:after="160" w:line="259" w:lineRule="auto"/>
+              <w:jc w:val="both"/>
+              <w:cnfStyle w:val="000000000000" w:firstRow="0" w:lastRow="0" w:firstColumn="0" w:lastColumn="0" w:oddVBand="0" w:evenVBand="0" w:oddHBand="0" w:evenHBand="0" w:firstRowFirstColumn="0" w:firstRowLastColumn="0" w:lastRowFirstColumn="0" w:lastRowLastColumn="0"/>
+              <w:rPr>
+                <w:rFonts w:ascii="Times New Roman" w:hAnsi="Times New Roman" w:cs="Times New Roman"/>
+                <w:sz w:val="24"/>
+                <w:szCs w:val="24"/>
+                <w:lang w:val="en-US"/>
+              </w:rPr>
+            </w:pPr>
+            <w:r>
+              <w:rPr>
+                <w:rFonts w:ascii="Times New Roman" w:hAnsi="Times New Roman" w:cs="Times New Roman"/>
+                <w:sz w:val="24"/>
+                <w:szCs w:val="24"/>
+                <w:lang w:val="en-US"/>
+              </w:rPr>
+              <w:t>Windows 11 / Linux (Ubuntu)</w:t>
+            </w:r>
+          </w:p>
+        </w:tc>
+      </w:tr>
+      <w:tr>
+        <w:trPr>
+          <w:jc w:val="center"/>
+        </w:trPr>
+        <w:tc>
+          <w:tcPr>
+            <w:cnfStyle w:val="001000000000" w:firstRow="0" w:lastRow="0" w:firstColumn="1" w:lastColumn="0" w:oddVBand="0" w:evenVBand="0" w:oddHBand="0" w:evenHBand="0" w:firstRowFirstColumn="0" w:firstRowLastColumn="0" w:lastRowFirstColumn="0" w:lastRowLastColumn="0"/>
+            <w:tcW w:w="0" w:type="auto"/>
+            <w:hideMark/>
+          </w:tcPr>
+          <w:p>
+            <w:pPr>
+              <w:tabs>
+                <w:tab w:val="left" w:pos="1476"/>
+              </w:tabs>
+              <w:spacing w:after="160" w:line="259" w:lineRule="auto"/>
+              <w:jc w:val="both"/>
+              <w:rPr>
+                <w:rFonts w:ascii="Times New Roman" w:hAnsi="Times New Roman" w:cs="Times New Roman"/>
+                <w:sz w:val="24"/>
+                <w:szCs w:val="24"/>
+                <w:lang w:val="en-US"/>
+              </w:rPr>
+            </w:pPr>
+          </w:p>
+        </w:tc>
+        <w:tc>
+          <w:tcPr>
+            <w:tcW w:w="0" w:type="auto"/>
+            <w:hideMark/>
+          </w:tcPr>
+          <w:p>
+            <w:pPr>
+              <w:tabs>
+                <w:tab w:val="left" w:pos="1476"/>
+              </w:tabs>
+              <w:spacing w:after="160" w:line="259" w:lineRule="auto"/>
+              <w:jc w:val="both"/>
+              <w:cnfStyle w:val="000000000000" w:firstRow="0" w:lastRow="0" w:firstColumn="0" w:lastColumn="0" w:oddVBand="0" w:evenVBand="0" w:oddHBand="0" w:evenHBand="0" w:firstRowFirstColumn="0" w:firstRowLastColumn="0" w:lastRowFirstColumn="0" w:lastRowLastColumn="0"/>
+              <w:rPr>
+                <w:rFonts w:ascii="Times New Roman" w:hAnsi="Times New Roman" w:cs="Times New Roman"/>
+                <w:sz w:val="24"/>
+                <w:szCs w:val="24"/>
+                <w:lang w:val="en-US"/>
+              </w:rPr>
+            </w:pPr>
+            <w:r>
+              <w:rPr>
+                <w:rFonts w:ascii="Times New Roman" w:hAnsi="Times New Roman" w:cs="Times New Roman"/>
+                <w:b/>
+                <w:bCs/>
+                <w:sz w:val="24"/>
+                <w:szCs w:val="24"/>
+                <w:lang w:val="en-US"/>
+              </w:rPr>
+              <w:t>Language</w:t>
+            </w:r>
+          </w:p>
+        </w:tc>
+        <w:tc>
+          <w:tcPr>
+            <w:tcW w:w="0" w:type="auto"/>
+            <w:hideMark/>
+          </w:tcPr>
+          <w:p>
+            <w:pPr>
+              <w:tabs>
+                <w:tab w:val="left" w:pos="1476"/>
+              </w:tabs>
+              <w:spacing w:after="160" w:line="259" w:lineRule="auto"/>
+              <w:jc w:val="both"/>
+              <w:cnfStyle w:val="000000000000" w:firstRow="0" w:lastRow="0" w:firstColumn="0" w:lastColumn="0" w:oddVBand="0" w:evenVBand="0" w:oddHBand="0" w:evenHBand="0" w:firstRowFirstColumn="0" w:firstRowLastColumn="0" w:lastRowFirstColumn="0" w:lastRowLastColumn="0"/>
+              <w:rPr>
+                <w:rFonts w:ascii="Times New Roman" w:hAnsi="Times New Roman" w:cs="Times New Roman"/>
+                <w:sz w:val="24"/>
+                <w:szCs w:val="24"/>
+                <w:lang w:val="en-US"/>
+              </w:rPr>
+            </w:pPr>
+            <w:r>
+              <w:rPr>
+                <w:rFonts w:ascii="Times New Roman" w:hAnsi="Times New Roman" w:cs="Times New Roman"/>
+                <w:sz w:val="24"/>
+                <w:szCs w:val="24"/>
+                <w:lang w:val="en-US"/>
+              </w:rPr>
+              <w:t>Python 3.9+</w:t>
+            </w:r>
+          </w:p>
+        </w:tc>
+      </w:tr>
+      <w:tr>
+        <w:trPr>
+          <w:jc w:val="center"/>
+        </w:trPr>
+        <w:tc>
+          <w:tcPr>
+            <w:cnfStyle w:val="001000000000" w:firstRow="0" w:lastRow="0" w:firstColumn="1" w:lastColumn="0" w:oddVBand="0" w:evenVBand="0" w:oddHBand="0" w:evenHBand="0" w:firstRowFirstColumn="0" w:firstRowLastColumn="0" w:lastRowFirstColumn="0" w:lastRowLastColumn="0"/>
+            <w:tcW w:w="0" w:type="auto"/>
+            <w:hideMark/>
+          </w:tcPr>
+          <w:p>
+            <w:pPr>
+              <w:tabs>
+                <w:tab w:val="left" w:pos="1476"/>
+              </w:tabs>
+              <w:spacing w:after="160" w:line="259" w:lineRule="auto"/>
+              <w:jc w:val="both"/>
+              <w:rPr>
+                <w:rFonts w:ascii="Times New Roman" w:hAnsi="Times New Roman" w:cs="Times New Roman"/>
+                <w:sz w:val="24"/>
+                <w:szCs w:val="24"/>
+                <w:lang w:val="en-US"/>
+              </w:rPr>
+            </w:pPr>
+          </w:p>
+        </w:tc>
+        <w:tc>
+          <w:tcPr>
+            <w:tcW w:w="0" w:type="auto"/>
+            <w:hideMark/>
+          </w:tcPr>
+          <w:p>
+            <w:pPr>
+              <w:tabs>
+                <w:tab w:val="left" w:pos="1476"/>
+              </w:tabs>
+              <w:spacing w:after="160" w:line="259" w:lineRule="auto"/>
+              <w:jc w:val="both"/>
+              <w:cnfStyle w:val="000000000000" w:firstRow="0" w:lastRow="0" w:firstColumn="0" w:lastColumn="0" w:oddVBand="0" w:evenVBand="0" w:oddHBand="0" w:evenHBand="0" w:firstRowFirstColumn="0" w:firstRowLastColumn="0" w:lastRowFirstColumn="0" w:lastRowLastColumn="0"/>
+              <w:rPr>
+                <w:rFonts w:ascii="Times New Roman" w:hAnsi="Times New Roman" w:cs="Times New Roman"/>
+                <w:sz w:val="24"/>
+                <w:szCs w:val="24"/>
+                <w:lang w:val="en-US"/>
+              </w:rPr>
+            </w:pPr>
+            <w:r>
+              <w:rPr>
+                <w:rFonts w:ascii="Times New Roman" w:hAnsi="Times New Roman" w:cs="Times New Roman"/>
+                <w:b/>
+                <w:bCs/>
+                <w:sz w:val="24"/>
+                <w:szCs w:val="24"/>
+                <w:lang w:val="en-US"/>
+              </w:rPr>
+              <w:t>Frontend</w:t>
+            </w:r>
+          </w:p>
+        </w:tc>
+        <w:tc>
+          <w:tcPr>
+            <w:tcW w:w="0" w:type="auto"/>
+            <w:hideMark/>
+          </w:tcPr>
+          <w:p>
+            <w:pPr>
+              <w:tabs>
+                <w:tab w:val="left" w:pos="1476"/>
+              </w:tabs>
+              <w:spacing w:after="160" w:line="259" w:lineRule="auto"/>
+              <w:jc w:val="both"/>
+              <w:cnfStyle w:val="000000000000" w:firstRow="0" w:lastRow="0" w:firstColumn="0" w:lastColumn="0" w:oddVBand="0" w:evenVBand="0" w:oddHBand="0" w:evenHBand="0" w:firstRowFirstColumn="0" w:firstRowLastColumn="0" w:lastRowFirstColumn="0" w:lastRowLastColumn="0"/>
+              <w:rPr>
+                <w:rFonts w:ascii="Times New Roman" w:hAnsi="Times New Roman" w:cs="Times New Roman"/>
+                <w:sz w:val="24"/>
+                <w:szCs w:val="24"/>
+                <w:lang w:val="en-US"/>
+              </w:rPr>
+            </w:pPr>
+            <w:proofErr w:type="spellStart"/>
+            <w:r>
+              <w:rPr>
+                <w:rFonts w:ascii="Times New Roman" w:hAnsi="Times New Roman" w:cs="Times New Roman"/>
+                <w:sz w:val="24"/>
+                <w:szCs w:val="24"/>
+                <w:lang w:val="en-US"/>
+              </w:rPr>
+              <w:t>Streamlit</w:t>
+            </w:r>
+            <w:proofErr w:type="spellEnd"/>
+            <w:r>
+              <w:rPr>
+                <w:rFonts w:ascii="Times New Roman" w:hAnsi="Times New Roman" w:cs="Times New Roman"/>
+                <w:sz w:val="24"/>
+                <w:szCs w:val="24"/>
+                <w:lang w:val="en-US"/>
+              </w:rPr>
+              <w:t xml:space="preserve"> Framework</w:t>
+            </w:r>
+          </w:p>
+        </w:tc>
+      </w:tr>
+      <w:tr>
+        <w:trPr>
+          <w:jc w:val="center"/>
+        </w:trPr>
+        <w:tc>
+          <w:tcPr>
+            <w:cnfStyle w:val="001000000000" w:firstRow="0" w:lastRow="0" w:firstColumn="1" w:lastColumn="0" w:oddVBand="0" w:evenVBand="0" w:oddHBand="0" w:evenHBand="0" w:firstRowFirstColumn="0" w:firstRowLastColumn="0" w:lastRowFirstColumn="0" w:lastRowLastColumn="0"/>
+            <w:tcW w:w="0" w:type="auto"/>
+            <w:hideMark/>
+          </w:tcPr>
+          <w:p>
+            <w:pPr>
+              <w:tabs>
+                <w:tab w:val="left" w:pos="1476"/>
+              </w:tabs>
+              <w:spacing w:after="160" w:line="259" w:lineRule="auto"/>
+              <w:jc w:val="both"/>
+              <w:rPr>
+                <w:rFonts w:ascii="Times New Roman" w:hAnsi="Times New Roman" w:cs="Times New Roman"/>
+                <w:sz w:val="24"/>
+                <w:szCs w:val="24"/>
+                <w:lang w:val="en-US"/>
+              </w:rPr>
+            </w:pPr>
+          </w:p>
+        </w:tc>
+        <w:tc>
+          <w:tcPr>
+            <w:tcW w:w="0" w:type="auto"/>
+            <w:hideMark/>
+          </w:tcPr>
+          <w:p>
+            <w:pPr>
+              <w:tabs>
+                <w:tab w:val="left" w:pos="1476"/>
+              </w:tabs>
+              <w:spacing w:after="160" w:line="259" w:lineRule="auto"/>
+              <w:jc w:val="both"/>
+              <w:cnfStyle w:val="000000000000" w:firstRow="0" w:lastRow="0" w:firstColumn="0" w:lastColumn="0" w:oddVBand="0" w:evenVBand="0" w:oddHBand="0" w:evenHBand="0" w:firstRowFirstColumn="0" w:firstRowLastColumn="0" w:lastRowFirstColumn="0" w:lastRowLastColumn="0"/>
+              <w:rPr>
+                <w:rFonts w:ascii="Times New Roman" w:hAnsi="Times New Roman" w:cs="Times New Roman"/>
+                <w:sz w:val="24"/>
+                <w:szCs w:val="24"/>
+                <w:lang w:val="en-US"/>
+              </w:rPr>
+            </w:pPr>
+            <w:r>
+              <w:rPr>
+                <w:rFonts w:ascii="Times New Roman" w:hAnsi="Times New Roman" w:cs="Times New Roman"/>
+                <w:b/>
+                <w:bCs/>
+                <w:sz w:val="24"/>
+                <w:szCs w:val="24"/>
+                <w:lang w:val="en-US"/>
+              </w:rPr>
+              <w:t>Backend</w:t>
+            </w:r>
+          </w:p>
+        </w:tc>
+        <w:tc>
+          <w:tcPr>
+            <w:tcW w:w="0" w:type="auto"/>
+            <w:hideMark/>
+          </w:tcPr>
+          <w:p>
+            <w:pPr>
+              <w:tabs>
+                <w:tab w:val="left" w:pos="1476"/>
+              </w:tabs>
+              <w:spacing w:after="160" w:line="259" w:lineRule="auto"/>
+              <w:jc w:val="both"/>
+              <w:cnfStyle w:val="000000000000" w:firstRow="0" w:lastRow="0" w:firstColumn="0" w:lastColumn="0" w:oddVBand="0" w:evenVBand="0" w:oddHBand="0" w:evenHBand="0" w:firstRowFirstColumn="0" w:firstRowLastColumn="0" w:lastRowFirstColumn="0" w:lastRowLastColumn="0"/>
+              <w:rPr>
+                <w:rFonts w:ascii="Times New Roman" w:hAnsi="Times New Roman" w:cs="Times New Roman"/>
+                <w:sz w:val="24"/>
+                <w:szCs w:val="24"/>
+                <w:lang w:val="en-US"/>
+              </w:rPr>
+            </w:pPr>
+            <w:proofErr w:type="spellStart"/>
+            <w:r>
+              <w:rPr>
+                <w:rFonts w:ascii="Times New Roman" w:hAnsi="Times New Roman" w:cs="Times New Roman"/>
+                <w:sz w:val="24"/>
+                <w:szCs w:val="24"/>
+                <w:lang w:val="en-US"/>
+              </w:rPr>
+              <w:t>FastAPI</w:t>
+            </w:r>
+            <w:proofErr w:type="spellEnd"/>
+            <w:r>
+              <w:rPr>
+                <w:rFonts w:ascii="Times New Roman" w:hAnsi="Times New Roman" w:cs="Times New Roman"/>
+                <w:sz w:val="24"/>
+                <w:szCs w:val="24"/>
+                <w:lang w:val="en-US"/>
+              </w:rPr>
+              <w:t xml:space="preserve"> (Asynchronous Web Framework)</w:t>
+            </w:r>
+          </w:p>
+        </w:tc>
+      </w:tr>
+      <w:tr>
+        <w:trPr>
+          <w:jc w:val="center"/>
+        </w:trPr>
+        <w:tc>
+          <w:tcPr>
+            <w:cnfStyle w:val="001000000000" w:firstRow="0" w:lastRow="0" w:firstColumn="1" w:lastColumn="0" w:oddVBand="0" w:evenVBand="0" w:oddHBand="0" w:evenHBand="0" w:firstRowFirstColumn="0" w:firstRowLastColumn="0" w:lastRowFirstColumn="0" w:lastRowLastColumn="0"/>
+            <w:tcW w:w="0" w:type="auto"/>
+            <w:hideMark/>
+          </w:tcPr>
+          <w:p>
+            <w:pPr>
+              <w:tabs>
+                <w:tab w:val="left" w:pos="1476"/>
+              </w:tabs>
+              <w:spacing w:after="160" w:line="259" w:lineRule="auto"/>
+              <w:jc w:val="both"/>
+              <w:rPr>
+                <w:rFonts w:ascii="Times New Roman" w:hAnsi="Times New Roman" w:cs="Times New Roman"/>
+                <w:sz w:val="24"/>
+                <w:szCs w:val="24"/>
+                <w:lang w:val="en-US"/>
+              </w:rPr>
+            </w:pPr>
+          </w:p>
+        </w:tc>
+        <w:tc>
+          <w:tcPr>
+            <w:tcW w:w="0" w:type="auto"/>
+            <w:hideMark/>
+          </w:tcPr>
+          <w:p>
+            <w:pPr>
+              <w:tabs>
+                <w:tab w:val="left" w:pos="1476"/>
+              </w:tabs>
+              <w:spacing w:after="160" w:line="259" w:lineRule="auto"/>
+              <w:jc w:val="both"/>
+              <w:cnfStyle w:val="000000000000" w:firstRow="0" w:lastRow="0" w:firstColumn="0" w:lastColumn="0" w:oddVBand="0" w:evenVBand="0" w:oddHBand="0" w:evenHBand="0" w:firstRowFirstColumn="0" w:firstRowLastColumn="0" w:lastRowFirstColumn="0" w:lastRowLastColumn="0"/>
+              <w:rPr>
+                <w:rFonts w:ascii="Times New Roman" w:hAnsi="Times New Roman" w:cs="Times New Roman"/>
+                <w:sz w:val="24"/>
+                <w:szCs w:val="24"/>
+                <w:lang w:val="en-US"/>
+              </w:rPr>
+            </w:pPr>
+            <w:r>
+              <w:rPr>
+                <w:rFonts w:ascii="Times New Roman" w:hAnsi="Times New Roman" w:cs="Times New Roman"/>
+                <w:b/>
+                <w:bCs/>
+                <w:sz w:val="24"/>
+                <w:szCs w:val="24"/>
+                <w:lang w:val="en-US"/>
+              </w:rPr>
+              <w:t>Machine Learning</w:t>
+            </w:r>
+          </w:p>
+        </w:tc>
+        <w:tc>
+          <w:tcPr>
+            <w:tcW w:w="0" w:type="auto"/>
+            <w:hideMark/>
+          </w:tcPr>
+          <w:p>
+            <w:pPr>
+              <w:tabs>
+                <w:tab w:val="left" w:pos="1476"/>
+              </w:tabs>
+              <w:spacing w:after="160" w:line="259" w:lineRule="auto"/>
+              <w:jc w:val="both"/>
+              <w:cnfStyle w:val="000000000000" w:firstRow="0" w:lastRow="0" w:firstColumn="0" w:lastColumn="0" w:oddVBand="0" w:evenVBand="0" w:oddHBand="0" w:evenHBand="0" w:firstRowFirstColumn="0" w:firstRowLastColumn="0" w:lastRowFirstColumn="0" w:lastRowLastColumn="0"/>
+              <w:rPr>
+                <w:rFonts w:ascii="Times New Roman" w:hAnsi="Times New Roman" w:cs="Times New Roman"/>
+                <w:sz w:val="24"/>
+                <w:szCs w:val="24"/>
+                <w:lang w:val="en-US"/>
+              </w:rPr>
+            </w:pPr>
+            <w:r>
+              <w:rPr>
+                <w:rFonts w:ascii="Times New Roman" w:hAnsi="Times New Roman" w:cs="Times New Roman"/>
+                <w:sz w:val="24"/>
+                <w:szCs w:val="24"/>
+                <w:lang w:val="en-US"/>
+              </w:rPr>
+              <w:t xml:space="preserve">Scikit-learn, Pandas, NumPy, </w:t>
+            </w:r>
+            <w:proofErr w:type="spellStart"/>
+            <w:r>
+              <w:rPr>
+                <w:rFonts w:ascii="Times New Roman" w:hAnsi="Times New Roman" w:cs="Times New Roman"/>
+                <w:sz w:val="24"/>
+                <w:szCs w:val="24"/>
+                <w:lang w:val="en-US"/>
+              </w:rPr>
+              <w:t>XGBoost</w:t>
+            </w:r>
+            <w:proofErr w:type="spellEnd"/>
+          </w:p>
+        </w:tc>
+      </w:tr>
+      <w:tr>
+        <w:trPr>
+          <w:jc w:val="center"/>
+        </w:trPr>
+        <w:tc>
+          <w:tcPr>
+            <w:cnfStyle w:val="001000000000" w:firstRow="0" w:lastRow="0" w:firstColumn="1" w:lastColumn="0" w:oddVBand="0" w:evenVBand="0" w:oddHBand="0" w:evenHBand="0" w:firstRowFirstColumn="0" w:firstRowLastColumn="0" w:lastRowFirstColumn="0" w:lastRowLastColumn="0"/>
+            <w:tcW w:w="0" w:type="auto"/>
+            <w:hideMark/>
+          </w:tcPr>
+          <w:p>
+            <w:pPr>
+              <w:tabs>
+                <w:tab w:val="left" w:pos="1476"/>
+              </w:tabs>
+              <w:spacing w:after="160" w:line="259" w:lineRule="auto"/>
+              <w:jc w:val="both"/>
+              <w:rPr>
+                <w:rFonts w:ascii="Times New Roman" w:hAnsi="Times New Roman" w:cs="Times New Roman"/>
+                <w:sz w:val="24"/>
+                <w:szCs w:val="24"/>
+                <w:lang w:val="en-US"/>
+              </w:rPr>
+            </w:pPr>
+          </w:p>
+        </w:tc>
+        <w:tc>
+          <w:tcPr>
+            <w:tcW w:w="0" w:type="auto"/>
+            <w:hideMark/>
+          </w:tcPr>
+          <w:p>
+            <w:pPr>
+              <w:tabs>
+                <w:tab w:val="left" w:pos="1476"/>
+              </w:tabs>
+              <w:spacing w:after="160" w:line="259" w:lineRule="auto"/>
+              <w:jc w:val="both"/>
+              <w:cnfStyle w:val="000000000000" w:firstRow="0" w:lastRow="0" w:firstColumn="0" w:lastColumn="0" w:oddVBand="0" w:evenVBand="0" w:oddHBand="0" w:evenHBand="0" w:firstRowFirstColumn="0" w:firstRowLastColumn="0" w:lastRowFirstColumn="0" w:lastRowLastColumn="0"/>
+              <w:rPr>
+                <w:rFonts w:ascii="Times New Roman" w:hAnsi="Times New Roman" w:cs="Times New Roman"/>
+                <w:sz w:val="24"/>
+                <w:szCs w:val="24"/>
+                <w:lang w:val="en-US"/>
+              </w:rPr>
+            </w:pPr>
+            <w:r>
+              <w:rPr>
+                <w:rFonts w:ascii="Times New Roman" w:hAnsi="Times New Roman" w:cs="Times New Roman"/>
+                <w:b/>
+                <w:bCs/>
+                <w:sz w:val="24"/>
+                <w:szCs w:val="24"/>
+                <w:lang w:val="en-US"/>
+              </w:rPr>
+              <w:t>IDE</w:t>
+            </w:r>
+          </w:p>
+        </w:tc>
+        <w:tc>
+          <w:tcPr>
+            <w:tcW w:w="0" w:type="auto"/>
+            <w:hideMark/>
+          </w:tcPr>
+          <w:p>
+            <w:pPr>
+              <w:tabs>
+                <w:tab w:val="left" w:pos="1476"/>
+              </w:tabs>
+              <w:spacing w:after="160" w:line="259" w:lineRule="auto"/>
+              <w:jc w:val="both"/>
+              <w:cnfStyle w:val="000000000000" w:firstRow="0" w:lastRow="0" w:firstColumn="0" w:lastColumn="0" w:oddVBand="0" w:evenVBand="0" w:oddHBand="0" w:evenHBand="0" w:firstRowFirstColumn="0" w:firstRowLastColumn="0" w:lastRowFirstColumn="0" w:lastRowLastColumn="0"/>
+              <w:rPr>
+                <w:rFonts w:ascii="Times New Roman" w:hAnsi="Times New Roman" w:cs="Times New Roman"/>
+                <w:sz w:val="24"/>
+                <w:szCs w:val="24"/>
+                <w:lang w:val="en-US"/>
+              </w:rPr>
+            </w:pPr>
+            <w:r>
+              <w:rPr>
+                <w:rFonts w:ascii="Times New Roman" w:hAnsi="Times New Roman" w:cs="Times New Roman"/>
+                <w:sz w:val="24"/>
+                <w:szCs w:val="24"/>
+                <w:lang w:val="en-US"/>
+              </w:rPr>
+              <w:t>VS Code / PyCharm</w:t>
+            </w:r>
+          </w:p>
+        </w:tc>
+      </w:tr>
+      <w:tr>
+        <w:trPr>
+          <w:jc w:val="center"/>
+        </w:trPr>
+        <w:tc>
+          <w:tcPr>
+            <w:cnfStyle w:val="001000000000" w:firstRow="0" w:lastRow="0" w:firstColumn="1" w:lastColumn="0" w:oddVBand="0" w:evenVBand="0" w:oddHBand="0" w:evenHBand="0" w:firstRowFirstColumn="0" w:firstRowLastColumn="0" w:lastRowFirstColumn="0" w:lastRowLastColumn="0"/>
+            <w:tcW w:w="0" w:type="auto"/>
+            <w:hideMark/>
+          </w:tcPr>
+          <w:p>
+            <w:pPr>
+              <w:tabs>
+                <w:tab w:val="left" w:pos="1476"/>
+              </w:tabs>
+              <w:spacing w:after="160" w:line="259" w:lineRule="auto"/>
+              <w:jc w:val="both"/>
+              <w:rPr>
+                <w:rFonts w:ascii="Times New Roman" w:hAnsi="Times New Roman" w:cs="Times New Roman"/>
+                <w:sz w:val="24"/>
+                <w:szCs w:val="24"/>
+                <w:lang w:val="en-US"/>
+              </w:rPr>
+            </w:pPr>
+          </w:p>
+        </w:tc>
+        <w:tc>
+          <w:tcPr>
+            <w:tcW w:w="0" w:type="auto"/>
+            <w:hideMark/>
+          </w:tcPr>
+          <w:p>
+            <w:pPr>
+              <w:tabs>
+                <w:tab w:val="left" w:pos="1476"/>
+              </w:tabs>
+              <w:spacing w:after="160" w:line="259" w:lineRule="auto"/>
+              <w:jc w:val="both"/>
+              <w:cnfStyle w:val="000000000000" w:firstRow="0" w:lastRow="0" w:firstColumn="0" w:lastColumn="0" w:oddVBand="0" w:evenVBand="0" w:oddHBand="0" w:evenHBand="0" w:firstRowFirstColumn="0" w:firstRowLastColumn="0" w:lastRowFirstColumn="0" w:lastRowLastColumn="0"/>
+              <w:rPr>
+                <w:rFonts w:ascii="Times New Roman" w:hAnsi="Times New Roman" w:cs="Times New Roman"/>
+                <w:sz w:val="24"/>
+                <w:szCs w:val="24"/>
+                <w:lang w:val="en-US"/>
+              </w:rPr>
+            </w:pPr>
+            <w:r>
+              <w:rPr>
+                <w:rFonts w:ascii="Times New Roman" w:hAnsi="Times New Roman" w:cs="Times New Roman"/>
+                <w:b/>
+                <w:bCs/>
+                <w:sz w:val="24"/>
+                <w:szCs w:val="24"/>
+                <w:lang w:val="en-US"/>
+              </w:rPr>
+              <w:t>Database</w:t>
+            </w:r>
+          </w:p>
+        </w:tc>
+        <w:tc>
+          <w:tcPr>
+            <w:tcW w:w="0" w:type="auto"/>
+            <w:hideMark/>
+          </w:tcPr>
+          <w:p>
+            <w:pPr>
+              <w:tabs>
+                <w:tab w:val="left" w:pos="1476"/>
+              </w:tabs>
+              <w:spacing w:after="160" w:line="259" w:lineRule="auto"/>
+              <w:jc w:val="both"/>
+              <w:cnfStyle w:val="000000000000" w:firstRow="0" w:lastRow="0" w:firstColumn="0" w:lastColumn="0" w:oddVBand="0" w:evenVBand="0" w:oddHBand="0" w:evenHBand="0" w:firstRowFirstColumn="0" w:firstRowLastColumn="0" w:lastRowFirstColumn="0" w:lastRowLastColumn="0"/>
+              <w:rPr>
+                <w:rFonts w:ascii="Times New Roman" w:hAnsi="Times New Roman" w:cs="Times New Roman"/>
+                <w:sz w:val="24"/>
+                <w:szCs w:val="24"/>
+                <w:lang w:val="en-US"/>
+              </w:rPr>
+            </w:pPr>
+            <w:r>
+              <w:rPr>
+                <w:rFonts w:ascii="Times New Roman" w:hAnsi="Times New Roman" w:cs="Times New Roman"/>
+                <w:sz w:val="24"/>
+                <w:szCs w:val="24"/>
+                <w:lang w:val="en-US"/>
+              </w:rPr>
+              <w:t>SQLite (Prototyping) / MongoDB</w:t>
+            </w:r>
+          </w:p>
+        </w:tc>
+      </w:tr>
+      <w:tr>
+        <w:trPr>
+          <w:jc w:val="center"/>
+        </w:trPr>
+        <w:tc>
+          <w:tcPr>
+            <w:cnfStyle w:val="001000000000" w:firstRow="0" w:lastRow="0" w:firstColumn="1" w:lastColumn="0" w:oddVBand="0" w:evenVBand="0" w:oddHBand="0" w:evenHBand="0" w:firstRowFirstColumn="0" w:firstRowLastColumn="0" w:lastRowFirstColumn="0" w:lastRowLastColumn="0"/>
+            <w:tcW w:w="0" w:type="auto"/>
+            <w:hideMark/>
+          </w:tcPr>
+          <w:p>
+            <w:pPr>
+              <w:tabs>
+                <w:tab w:val="left" w:pos="1476"/>
+              </w:tabs>
+              <w:spacing w:after="160" w:line="259" w:lineRule="auto"/>
+              <w:jc w:val="both"/>
+              <w:rPr>
+                <w:rFonts w:ascii="Times New Roman" w:hAnsi="Times New Roman" w:cs="Times New Roman"/>
+                <w:sz w:val="24"/>
+                <w:szCs w:val="24"/>
+                <w:lang w:val="en-US"/>
+              </w:rPr>
+            </w:pPr>
+          </w:p>
+        </w:tc>
+        <w:tc>
+          <w:tcPr>
+            <w:tcW w:w="0" w:type="auto"/>
+            <w:hideMark/>
+          </w:tcPr>
+          <w:p>
+            <w:pPr>
+              <w:tabs>
+                <w:tab w:val="left" w:pos="1476"/>
+              </w:tabs>
+              <w:spacing w:after="160" w:line="259" w:lineRule="auto"/>
+              <w:jc w:val="both"/>
+              <w:cnfStyle w:val="000000000000" w:firstRow="0" w:lastRow="0" w:firstColumn="0" w:lastColumn="0" w:oddVBand="0" w:evenVBand="0" w:oddHBand="0" w:evenHBand="0" w:firstRowFirstColumn="0" w:firstRowLastColumn="0" w:lastRowFirstColumn="0" w:lastRowLastColumn="0"/>
+              <w:rPr>
+                <w:rFonts w:ascii="Times New Roman" w:hAnsi="Times New Roman" w:cs="Times New Roman"/>
+                <w:sz w:val="24"/>
+                <w:szCs w:val="24"/>
+                <w:lang w:val="en-US"/>
+              </w:rPr>
+            </w:pPr>
+            <w:r>
+              <w:rPr>
+                <w:rFonts w:ascii="Times New Roman" w:hAnsi="Times New Roman" w:cs="Times New Roman"/>
+                <w:b/>
+                <w:bCs/>
+                <w:sz w:val="24"/>
+                <w:szCs w:val="24"/>
+                <w:lang w:val="en-US"/>
+              </w:rPr>
+              <w:t>Development Tools</w:t>
+            </w:r>
+          </w:p>
+        </w:tc>
+        <w:tc>
+          <w:tcPr>
+            <w:tcW w:w="0" w:type="auto"/>
+            <w:hideMark/>
+          </w:tcPr>
+          <w:p>
+            <w:pPr>
+              <w:tabs>
+                <w:tab w:val="left" w:pos="1476"/>
+              </w:tabs>
+              <w:spacing w:after="160" w:line="259" w:lineRule="auto"/>
+              <w:jc w:val="both"/>
+              <w:cnfStyle w:val="000000000000" w:firstRow="0" w:lastRow="0" w:firstColumn="0" w:lastColumn="0" w:oddVBand="0" w:evenVBand="0" w:oddHBand="0" w:evenHBand="0" w:firstRowFirstColumn="0" w:firstRowLastColumn="0" w:lastRowFirstColumn="0" w:lastRowLastColumn="0"/>
+              <w:rPr>
+                <w:rFonts w:ascii="Times New Roman" w:hAnsi="Times New Roman" w:cs="Times New Roman"/>
+                <w:sz w:val="24"/>
+                <w:szCs w:val="24"/>
+                <w:lang w:val="en-US"/>
+              </w:rPr>
+            </w:pPr>
+            <w:r>
+              <w:rPr>
+                <w:rFonts w:ascii="Times New Roman" w:hAnsi="Times New Roman" w:cs="Times New Roman"/>
+                <w:sz w:val="24"/>
+                <w:szCs w:val="24"/>
+                <w:lang w:val="en-US"/>
+              </w:rPr>
+              <w:t>Postman (API Testing), Git (Version Control)</w:t>
+            </w:r>
+          </w:p>
+        </w:tc>
+      </w:tr>
+    </w:tbl>
+    <w:p>
+      <w:pPr>
+        <w:tabs>
+          <w:tab w:val="left" w:pos="1476"/>
+        </w:tabs>
+        <w:jc w:val="both"/>
+        <w:rPr>
+          <w:rFonts w:ascii="Times New Roman" w:hAnsi="Times New Roman" w:cs="Times New Roman"/>
+          <w:sz w:val="24"/>
+          <w:szCs w:val="24"/>
+          <w:lang w:val="en-US"/>
+        </w:rPr>
+      </w:pPr>
+    </w:p>
+    <w:p>
+      <w:pPr>
+        <w:tabs>
+          <w:tab w:val="left" w:pos="1476"/>
+        </w:tabs>
+        <w:jc w:val="both"/>
+        <w:rPr>
+          <w:rFonts w:ascii="Times New Roman" w:hAnsi="Times New Roman" w:cs="Times New Roman"/>
+          <w:b/>
+          <w:bCs/>
+          <w:sz w:val="24"/>
+          <w:szCs w:val="24"/>
+          <w:u w:val="single"/>
+          <w:lang w:val="en-US"/>
+        </w:rPr>
+      </w:pPr>
+      <w:r>
+        <w:rPr>
+          <w:rFonts w:ascii="Times New Roman" w:hAnsi="Times New Roman" w:cs="Times New Roman"/>
+          <w:b/>
+          <w:bCs/>
+          <w:sz w:val="24"/>
+          <w:szCs w:val="24"/>
+          <w:u w:val="single"/>
+          <w:lang w:val="en-US"/>
+        </w:rPr>
+        <w:t>2.</w:t>
+      </w:r>
+      <w:r>
+        <w:rPr>
+          <w:rFonts w:ascii="Times New Roman" w:hAnsi="Times New Roman" w:cs="Times New Roman"/>
+          <w:b/>
+          <w:bCs/>
+          <w:sz w:val="24"/>
+          <w:szCs w:val="24"/>
+          <w:u w:val="single"/>
+          <w:lang w:val="en-US"/>
+        </w:rPr>
+        <w:t>3</w:t>
+      </w:r>
+      <w:r>
+        <w:rPr>
+          <w:rFonts w:ascii="Times New Roman" w:hAnsi="Times New Roman" w:cs="Times New Roman"/>
+          <w:b/>
+          <w:bCs/>
+          <w:sz w:val="24"/>
+          <w:szCs w:val="24"/>
+          <w:u w:val="single"/>
+          <w:lang w:val="en-US"/>
+        </w:rPr>
+        <w:t>.2 IMPLEMENTATION ENVIRONMENT (DEPLOYMENT)</w:t>
+      </w:r>
+    </w:p>
+    <w:tbl>
+      <w:tblPr>
+        <w:tblStyle w:val="GridTable1Light"/>
+        <w:tblW w:w="0" w:type="auto"/>
+        <w:jc w:val="center"/>
+        <w:tblLook w:val="04A0" w:firstRow="1" w:lastRow="0" w:firstColumn="1" w:lastColumn="0" w:noHBand="0" w:noVBand="1"/>
+      </w:tblPr>
+      <w:tblGrid>
+        <w:gridCol w:w="1455"/>
+        <w:gridCol w:w="2157"/>
+        <w:gridCol w:w="4313"/>
+      </w:tblGrid>
+      <w:tr>
+        <w:trPr>
+          <w:cnfStyle w:val="100000000000" w:firstRow="1" w:lastRow="0" w:firstColumn="0" w:lastColumn="0" w:oddVBand="0" w:evenVBand="0" w:oddHBand="0" w:evenHBand="0" w:firstRowFirstColumn="0" w:firstRowLastColumn="0" w:lastRowFirstColumn="0" w:lastRowLastColumn="0"/>
+          <w:jc w:val="center"/>
+        </w:trPr>
+        <w:tc>
+          <w:tcPr>
+            <w:cnfStyle w:val="001000000000" w:firstRow="0" w:lastRow="0" w:firstColumn="1" w:lastColumn="0" w:oddVBand="0" w:evenVBand="0" w:oddHBand="0" w:evenHBand="0" w:firstRowFirstColumn="0" w:firstRowLastColumn="0" w:lastRowFirstColumn="0" w:lastRowLastColumn="0"/>
+            <w:tcW w:w="1455" w:type="dxa"/>
+            <w:hideMark/>
+          </w:tcPr>
+          <w:p>
+            <w:pPr>
+              <w:tabs>
+                <w:tab w:val="left" w:pos="1476"/>
+              </w:tabs>
+              <w:spacing w:after="160" w:line="259" w:lineRule="auto"/>
+              <w:jc w:val="both"/>
+              <w:rPr>
+                <w:rFonts w:ascii="Times New Roman" w:hAnsi="Times New Roman" w:cs="Times New Roman"/>
+                <w:sz w:val="24"/>
+                <w:szCs w:val="24"/>
+                <w:lang w:val="en-US"/>
+              </w:rPr>
+            </w:pPr>
+            <w:r>
+              <w:rPr>
+                <w:rFonts w:ascii="Times New Roman" w:hAnsi="Times New Roman" w:cs="Times New Roman"/>
+                <w:sz w:val="24"/>
+                <w:szCs w:val="24"/>
+                <w:lang w:val="en-US"/>
+              </w:rPr>
+              <w:t>Category</w:t>
+            </w:r>
+          </w:p>
+        </w:tc>
+        <w:tc>
+          <w:tcPr>
+            <w:tcW w:w="0" w:type="auto"/>
+            <w:hideMark/>
+          </w:tcPr>
+          <w:p>
+            <w:pPr>
+              <w:tabs>
+                <w:tab w:val="left" w:pos="1476"/>
+              </w:tabs>
+              <w:spacing w:after="160" w:line="259" w:lineRule="auto"/>
+              <w:jc w:val="both"/>
+              <w:cnfStyle w:val="100000000000" w:firstRow="1" w:lastRow="0" w:firstColumn="0" w:lastColumn="0" w:oddVBand="0" w:evenVBand="0" w:oddHBand="0" w:evenHBand="0" w:firstRowFirstColumn="0" w:firstRowLastColumn="0" w:lastRowFirstColumn="0" w:lastRowLastColumn="0"/>
+              <w:rPr>
+                <w:rFonts w:ascii="Times New Roman" w:hAnsi="Times New Roman" w:cs="Times New Roman"/>
+                <w:sz w:val="24"/>
+                <w:szCs w:val="24"/>
+                <w:lang w:val="en-US"/>
+              </w:rPr>
+            </w:pPr>
+            <w:r>
+              <w:rPr>
+                <w:rFonts w:ascii="Times New Roman" w:hAnsi="Times New Roman" w:cs="Times New Roman"/>
+                <w:sz w:val="24"/>
+                <w:szCs w:val="24"/>
+                <w:lang w:val="en-US"/>
+              </w:rPr>
+              <w:t>Component</w:t>
+            </w:r>
+          </w:p>
+        </w:tc>
+        <w:tc>
+          <w:tcPr>
+            <w:tcW w:w="4313" w:type="dxa"/>
+            <w:hideMark/>
+          </w:tcPr>
+          <w:p>
+            <w:pPr>
+              <w:tabs>
+                <w:tab w:val="left" w:pos="1476"/>
+              </w:tabs>
+              <w:spacing w:after="160" w:line="259" w:lineRule="auto"/>
+              <w:jc w:val="both"/>
+              <w:cnfStyle w:val="100000000000" w:firstRow="1" w:lastRow="0" w:firstColumn="0" w:lastColumn="0" w:oddVBand="0" w:evenVBand="0" w:oddHBand="0" w:evenHBand="0" w:firstRowFirstColumn="0" w:firstRowLastColumn="0" w:lastRowFirstColumn="0" w:lastRowLastColumn="0"/>
+              <w:rPr>
+                <w:rFonts w:ascii="Times New Roman" w:hAnsi="Times New Roman" w:cs="Times New Roman"/>
+                <w:sz w:val="24"/>
+                <w:szCs w:val="24"/>
+                <w:lang w:val="en-US"/>
+              </w:rPr>
+            </w:pPr>
+            <w:r>
+              <w:rPr>
+                <w:rFonts w:ascii="Times New Roman" w:hAnsi="Times New Roman" w:cs="Times New Roman"/>
+                <w:sz w:val="24"/>
+                <w:szCs w:val="24"/>
+                <w:lang w:val="en-US"/>
+              </w:rPr>
+              <w:t>Specification</w:t>
+            </w:r>
+          </w:p>
+        </w:tc>
+      </w:tr>
+      <w:tr>
+        <w:trPr>
+          <w:jc w:val="center"/>
+        </w:trPr>
+        <w:tc>
+          <w:tcPr>
+            <w:cnfStyle w:val="001000000000" w:firstRow="0" w:lastRow="0" w:firstColumn="1" w:lastColumn="0" w:oddVBand="0" w:evenVBand="0" w:oddHBand="0" w:evenHBand="0" w:firstRowFirstColumn="0" w:firstRowLastColumn="0" w:lastRowFirstColumn="0" w:lastRowLastColumn="0"/>
+            <w:tcW w:w="1455" w:type="dxa"/>
+            <w:hideMark/>
+          </w:tcPr>
+          <w:p>
+            <w:pPr>
+              <w:tabs>
+                <w:tab w:val="left" w:pos="1476"/>
+              </w:tabs>
+              <w:spacing w:after="160" w:line="259" w:lineRule="auto"/>
+              <w:jc w:val="both"/>
+              <w:rPr>
+                <w:rFonts w:ascii="Times New Roman" w:hAnsi="Times New Roman" w:cs="Times New Roman"/>
+                <w:sz w:val="24"/>
+                <w:szCs w:val="24"/>
+                <w:lang w:val="en-US"/>
+              </w:rPr>
+            </w:pPr>
+            <w:r>
+              <w:rPr>
+                <w:rFonts w:ascii="Times New Roman" w:hAnsi="Times New Roman" w:cs="Times New Roman"/>
+                <w:sz w:val="24"/>
+                <w:szCs w:val="24"/>
+                <w:lang w:val="en-US"/>
+              </w:rPr>
+              <w:t>Hardware</w:t>
+            </w:r>
+          </w:p>
+        </w:tc>
+        <w:tc>
+          <w:tcPr>
+            <w:tcW w:w="0" w:type="auto"/>
+            <w:hideMark/>
+          </w:tcPr>
+          <w:p>
+            <w:pPr>
+              <w:tabs>
+                <w:tab w:val="left" w:pos="1476"/>
+              </w:tabs>
+              <w:spacing w:after="160" w:line="259" w:lineRule="auto"/>
+              <w:jc w:val="both"/>
+              <w:cnfStyle w:val="000000000000" w:firstRow="0" w:lastRow="0" w:firstColumn="0" w:lastColumn="0" w:oddVBand="0" w:evenVBand="0" w:oddHBand="0" w:evenHBand="0" w:firstRowFirstColumn="0" w:firstRowLastColumn="0" w:lastRowFirstColumn="0" w:lastRowLastColumn="0"/>
+              <w:rPr>
+                <w:rFonts w:ascii="Times New Roman" w:hAnsi="Times New Roman" w:cs="Times New Roman"/>
+                <w:sz w:val="24"/>
+                <w:szCs w:val="24"/>
+                <w:lang w:val="en-US"/>
+              </w:rPr>
+            </w:pPr>
+            <w:r>
+              <w:rPr>
+                <w:rFonts w:ascii="Times New Roman" w:hAnsi="Times New Roman" w:cs="Times New Roman"/>
+                <w:b/>
+                <w:bCs/>
+                <w:sz w:val="24"/>
+                <w:szCs w:val="24"/>
+                <w:lang w:val="en-US"/>
+              </w:rPr>
+              <w:t>Processor</w:t>
+            </w:r>
+          </w:p>
+        </w:tc>
+        <w:tc>
+          <w:tcPr>
+            <w:tcW w:w="4313" w:type="dxa"/>
+            <w:hideMark/>
+          </w:tcPr>
+          <w:p>
+            <w:pPr>
+              <w:tabs>
+                <w:tab w:val="left" w:pos="1476"/>
+              </w:tabs>
+              <w:spacing w:after="160" w:line="259" w:lineRule="auto"/>
+              <w:jc w:val="both"/>
+              <w:cnfStyle w:val="000000000000" w:firstRow="0" w:lastRow="0" w:firstColumn="0" w:lastColumn="0" w:oddVBand="0" w:evenVBand="0" w:oddHBand="0" w:evenHBand="0" w:firstRowFirstColumn="0" w:firstRowLastColumn="0" w:lastRowFirstColumn="0" w:lastRowLastColumn="0"/>
+              <w:rPr>
+                <w:rFonts w:ascii="Times New Roman" w:hAnsi="Times New Roman" w:cs="Times New Roman"/>
+                <w:sz w:val="24"/>
+                <w:szCs w:val="24"/>
+                <w:lang w:val="en-US"/>
+              </w:rPr>
+            </w:pPr>
+            <w:r>
+              <w:rPr>
+                <w:rFonts w:ascii="Times New Roman" w:hAnsi="Times New Roman" w:cs="Times New Roman"/>
+                <w:sz w:val="24"/>
+                <w:szCs w:val="24"/>
+                <w:lang w:val="en-US"/>
+              </w:rPr>
+              <w:t>Intel Core i7 (Standard Cloud Instance)</w:t>
+            </w:r>
+          </w:p>
+        </w:tc>
+      </w:tr>
+      <w:tr>
+        <w:trPr>
+          <w:jc w:val="center"/>
+        </w:trPr>
+        <w:tc>
+          <w:tcPr>
+            <w:cnfStyle w:val="001000000000" w:firstRow="0" w:lastRow="0" w:firstColumn="1" w:lastColumn="0" w:oddVBand="0" w:evenVBand="0" w:oddHBand="0" w:evenHBand="0" w:firstRowFirstColumn="0" w:firstRowLastColumn="0" w:lastRowFirstColumn="0" w:lastRowLastColumn="0"/>
+            <w:tcW w:w="1455" w:type="dxa"/>
+            <w:hideMark/>
+          </w:tcPr>
+          <w:p>
+            <w:pPr>
+              <w:tabs>
+                <w:tab w:val="left" w:pos="1476"/>
+              </w:tabs>
+              <w:spacing w:after="160" w:line="259" w:lineRule="auto"/>
+              <w:jc w:val="both"/>
+              <w:rPr>
+                <w:rFonts w:ascii="Times New Roman" w:hAnsi="Times New Roman" w:cs="Times New Roman"/>
+                <w:sz w:val="24"/>
+                <w:szCs w:val="24"/>
+                <w:lang w:val="en-US"/>
+              </w:rPr>
+            </w:pPr>
+          </w:p>
+        </w:tc>
+        <w:tc>
+          <w:tcPr>
+            <w:tcW w:w="0" w:type="auto"/>
+            <w:hideMark/>
+          </w:tcPr>
+          <w:p>
+            <w:pPr>
+              <w:tabs>
+                <w:tab w:val="left" w:pos="1476"/>
+              </w:tabs>
+              <w:spacing w:after="160" w:line="259" w:lineRule="auto"/>
+              <w:jc w:val="both"/>
+              <w:cnfStyle w:val="000000000000" w:firstRow="0" w:lastRow="0" w:firstColumn="0" w:lastColumn="0" w:oddVBand="0" w:evenVBand="0" w:oddHBand="0" w:evenHBand="0" w:firstRowFirstColumn="0" w:firstRowLastColumn="0" w:lastRowFirstColumn="0" w:lastRowLastColumn="0"/>
+              <w:rPr>
+                <w:rFonts w:ascii="Times New Roman" w:hAnsi="Times New Roman" w:cs="Times New Roman"/>
+                <w:sz w:val="24"/>
+                <w:szCs w:val="24"/>
+                <w:lang w:val="en-US"/>
+              </w:rPr>
+            </w:pPr>
+            <w:r>
+              <w:rPr>
+                <w:rFonts w:ascii="Times New Roman" w:hAnsi="Times New Roman" w:cs="Times New Roman"/>
+                <w:b/>
+                <w:bCs/>
+                <w:sz w:val="24"/>
+                <w:szCs w:val="24"/>
+                <w:lang w:val="en-US"/>
+              </w:rPr>
+              <w:t>Storage</w:t>
+            </w:r>
+          </w:p>
+        </w:tc>
+        <w:tc>
+          <w:tcPr>
+            <w:tcW w:w="4313" w:type="dxa"/>
+            <w:hideMark/>
+          </w:tcPr>
+          <w:p>
+            <w:pPr>
+              <w:tabs>
+                <w:tab w:val="left" w:pos="1476"/>
+              </w:tabs>
+              <w:spacing w:after="160" w:line="259" w:lineRule="auto"/>
+              <w:jc w:val="both"/>
+              <w:cnfStyle w:val="000000000000" w:firstRow="0" w:lastRow="0" w:firstColumn="0" w:lastColumn="0" w:oddVBand="0" w:evenVBand="0" w:oddHBand="0" w:evenHBand="0" w:firstRowFirstColumn="0" w:firstRowLastColumn="0" w:lastRowFirstColumn="0" w:lastRowLastColumn="0"/>
+              <w:rPr>
+                <w:rFonts w:ascii="Times New Roman" w:hAnsi="Times New Roman" w:cs="Times New Roman"/>
+                <w:sz w:val="24"/>
+                <w:szCs w:val="24"/>
+                <w:lang w:val="en-US"/>
+              </w:rPr>
+            </w:pPr>
+            <w:r>
+              <w:rPr>
+                <w:rFonts w:ascii="Times New Roman" w:hAnsi="Times New Roman" w:cs="Times New Roman"/>
+                <w:sz w:val="24"/>
+                <w:szCs w:val="24"/>
+                <w:lang w:val="en-US"/>
+              </w:rPr>
+              <w:t>128 GB SSD</w:t>
+            </w:r>
+          </w:p>
+        </w:tc>
+      </w:tr>
+      <w:tr>
+        <w:trPr>
+          <w:jc w:val="center"/>
+        </w:trPr>
+        <w:tc>
+          <w:tcPr>
+            <w:cnfStyle w:val="001000000000" w:firstRow="0" w:lastRow="0" w:firstColumn="1" w:lastColumn="0" w:oddVBand="0" w:evenVBand="0" w:oddHBand="0" w:evenHBand="0" w:firstRowFirstColumn="0" w:firstRowLastColumn="0" w:lastRowFirstColumn="0" w:lastRowLastColumn="0"/>
+            <w:tcW w:w="1455" w:type="dxa"/>
+            <w:hideMark/>
+          </w:tcPr>
+          <w:p>
+            <w:pPr>
+              <w:tabs>
+                <w:tab w:val="left" w:pos="1476"/>
+              </w:tabs>
+              <w:spacing w:after="160" w:line="259" w:lineRule="auto"/>
+              <w:jc w:val="both"/>
+              <w:rPr>
+                <w:rFonts w:ascii="Times New Roman" w:hAnsi="Times New Roman" w:cs="Times New Roman"/>
+                <w:sz w:val="24"/>
+                <w:szCs w:val="24"/>
+                <w:lang w:val="en-US"/>
+              </w:rPr>
+            </w:pPr>
+          </w:p>
+        </w:tc>
+        <w:tc>
+          <w:tcPr>
+            <w:tcW w:w="0" w:type="auto"/>
+            <w:hideMark/>
+          </w:tcPr>
+          <w:p>
+            <w:pPr>
+              <w:tabs>
+                <w:tab w:val="left" w:pos="1476"/>
+              </w:tabs>
+              <w:spacing w:after="160" w:line="259" w:lineRule="auto"/>
+              <w:jc w:val="both"/>
+              <w:cnfStyle w:val="000000000000" w:firstRow="0" w:lastRow="0" w:firstColumn="0" w:lastColumn="0" w:oddVBand="0" w:evenVBand="0" w:oddHBand="0" w:evenHBand="0" w:firstRowFirstColumn="0" w:firstRowLastColumn="0" w:lastRowFirstColumn="0" w:lastRowLastColumn="0"/>
+              <w:rPr>
+                <w:rFonts w:ascii="Times New Roman" w:hAnsi="Times New Roman" w:cs="Times New Roman"/>
+                <w:sz w:val="24"/>
+                <w:szCs w:val="24"/>
+                <w:lang w:val="en-US"/>
+              </w:rPr>
+            </w:pPr>
+            <w:r>
+              <w:rPr>
+                <w:rFonts w:ascii="Times New Roman" w:hAnsi="Times New Roman" w:cs="Times New Roman"/>
+                <w:b/>
+                <w:bCs/>
+                <w:sz w:val="24"/>
+                <w:szCs w:val="24"/>
+                <w:lang w:val="en-US"/>
+              </w:rPr>
+              <w:t>RAM</w:t>
+            </w:r>
+          </w:p>
+        </w:tc>
+        <w:tc>
+          <w:tcPr>
+            <w:tcW w:w="4313" w:type="dxa"/>
+            <w:hideMark/>
+          </w:tcPr>
+          <w:p>
+            <w:pPr>
+              <w:tabs>
+                <w:tab w:val="left" w:pos="1476"/>
+              </w:tabs>
+              <w:spacing w:after="160" w:line="259" w:lineRule="auto"/>
+              <w:jc w:val="both"/>
+              <w:cnfStyle w:val="000000000000" w:firstRow="0" w:lastRow="0" w:firstColumn="0" w:lastColumn="0" w:oddVBand="0" w:evenVBand="0" w:oddHBand="0" w:evenHBand="0" w:firstRowFirstColumn="0" w:firstRowLastColumn="0" w:lastRowFirstColumn="0" w:lastRowLastColumn="0"/>
+              <w:rPr>
+                <w:rFonts w:ascii="Times New Roman" w:hAnsi="Times New Roman" w:cs="Times New Roman"/>
+                <w:sz w:val="24"/>
+                <w:szCs w:val="24"/>
+                <w:lang w:val="en-US"/>
+              </w:rPr>
+            </w:pPr>
+            <w:r>
+              <w:rPr>
+                <w:rFonts w:ascii="Times New Roman" w:hAnsi="Times New Roman" w:cs="Times New Roman"/>
+                <w:sz w:val="24"/>
+                <w:szCs w:val="24"/>
+                <w:lang w:val="en-US"/>
+              </w:rPr>
+              <w:t>8 GB (Minimum for ML inference)</w:t>
+            </w:r>
+          </w:p>
+        </w:tc>
+      </w:tr>
+      <w:tr>
+        <w:trPr>
+          <w:jc w:val="center"/>
+        </w:trPr>
+        <w:tc>
+          <w:tcPr>
+            <w:cnfStyle w:val="001000000000" w:firstRow="0" w:lastRow="0" w:firstColumn="1" w:lastColumn="0" w:oddVBand="0" w:evenVBand="0" w:oddHBand="0" w:evenHBand="0" w:firstRowFirstColumn="0" w:firstRowLastColumn="0" w:lastRowFirstColumn="0" w:lastRowLastColumn="0"/>
+            <w:tcW w:w="1455" w:type="dxa"/>
+            <w:hideMark/>
+          </w:tcPr>
+          <w:p>
+            <w:pPr>
+              <w:tabs>
+                <w:tab w:val="left" w:pos="1476"/>
+              </w:tabs>
+              <w:spacing w:after="160" w:line="259" w:lineRule="auto"/>
+              <w:jc w:val="both"/>
+              <w:rPr>
+                <w:rFonts w:ascii="Times New Roman" w:hAnsi="Times New Roman" w:cs="Times New Roman"/>
+                <w:sz w:val="24"/>
+                <w:szCs w:val="24"/>
+                <w:lang w:val="en-US"/>
+              </w:rPr>
+            </w:pPr>
+            <w:r>
+              <w:rPr>
+                <w:rFonts w:ascii="Times New Roman" w:hAnsi="Times New Roman" w:cs="Times New Roman"/>
+                <w:sz w:val="24"/>
+                <w:szCs w:val="24"/>
+                <w:lang w:val="en-US"/>
+              </w:rPr>
+              <w:t>Software</w:t>
+            </w:r>
+          </w:p>
+        </w:tc>
+        <w:tc>
+          <w:tcPr>
+            <w:tcW w:w="0" w:type="auto"/>
+            <w:hideMark/>
+          </w:tcPr>
+          <w:p>
+            <w:pPr>
+              <w:tabs>
+                <w:tab w:val="left" w:pos="1476"/>
+              </w:tabs>
+              <w:spacing w:after="160" w:line="259" w:lineRule="auto"/>
+              <w:jc w:val="both"/>
+              <w:cnfStyle w:val="000000000000" w:firstRow="0" w:lastRow="0" w:firstColumn="0" w:lastColumn="0" w:oddVBand="0" w:evenVBand="0" w:oddHBand="0" w:evenHBand="0" w:firstRowFirstColumn="0" w:firstRowLastColumn="0" w:lastRowFirstColumn="0" w:lastRowLastColumn="0"/>
+              <w:rPr>
+                <w:rFonts w:ascii="Times New Roman" w:hAnsi="Times New Roman" w:cs="Times New Roman"/>
+                <w:sz w:val="24"/>
+                <w:szCs w:val="24"/>
+                <w:lang w:val="en-US"/>
+              </w:rPr>
+            </w:pPr>
+            <w:r>
+              <w:rPr>
+                <w:rFonts w:ascii="Times New Roman" w:hAnsi="Times New Roman" w:cs="Times New Roman"/>
+                <w:b/>
+                <w:bCs/>
+                <w:sz w:val="24"/>
+                <w:szCs w:val="24"/>
+                <w:lang w:val="en-US"/>
+              </w:rPr>
+              <w:t>Operating System</w:t>
+            </w:r>
+          </w:p>
+        </w:tc>
+        <w:tc>
+          <w:tcPr>
+            <w:tcW w:w="4313" w:type="dxa"/>
+            <w:hideMark/>
+          </w:tcPr>
+          <w:p>
+            <w:pPr>
+              <w:tabs>
+                <w:tab w:val="left" w:pos="1476"/>
+              </w:tabs>
+              <w:spacing w:after="160" w:line="259" w:lineRule="auto"/>
+              <w:jc w:val="both"/>
+              <w:cnfStyle w:val="000000000000" w:firstRow="0" w:lastRow="0" w:firstColumn="0" w:lastColumn="0" w:oddVBand="0" w:evenVBand="0" w:oddHBand="0" w:evenHBand="0" w:firstRowFirstColumn="0" w:firstRowLastColumn="0" w:lastRowFirstColumn="0" w:lastRowLastColumn="0"/>
+              <w:rPr>
+                <w:rFonts w:ascii="Times New Roman" w:hAnsi="Times New Roman" w:cs="Times New Roman"/>
+                <w:sz w:val="24"/>
+                <w:szCs w:val="24"/>
+                <w:lang w:val="en-US"/>
+              </w:rPr>
+            </w:pPr>
+            <w:r>
+              <w:rPr>
+                <w:rFonts w:ascii="Times New Roman" w:hAnsi="Times New Roman" w:cs="Times New Roman"/>
+                <w:sz w:val="24"/>
+                <w:szCs w:val="24"/>
+                <w:lang w:val="en-US"/>
+              </w:rPr>
+              <w:t>Windows 11 / Linux Server</w:t>
+            </w:r>
+          </w:p>
+        </w:tc>
+      </w:tr>
+      <w:tr>
+        <w:trPr>
+          <w:jc w:val="center"/>
+        </w:trPr>
+        <w:tc>
+          <w:tcPr>
+            <w:cnfStyle w:val="001000000000" w:firstRow="0" w:lastRow="0" w:firstColumn="1" w:lastColumn="0" w:oddVBand="0" w:evenVBand="0" w:oddHBand="0" w:evenHBand="0" w:firstRowFirstColumn="0" w:firstRowLastColumn="0" w:lastRowFirstColumn="0" w:lastRowLastColumn="0"/>
+            <w:tcW w:w="1455" w:type="dxa"/>
+            <w:hideMark/>
+          </w:tcPr>
+          <w:p>
+            <w:pPr>
+              <w:tabs>
+                <w:tab w:val="left" w:pos="1476"/>
+              </w:tabs>
+              <w:spacing w:after="160" w:line="259" w:lineRule="auto"/>
+              <w:jc w:val="both"/>
+              <w:rPr>
+                <w:rFonts w:ascii="Times New Roman" w:hAnsi="Times New Roman" w:cs="Times New Roman"/>
+                <w:sz w:val="24"/>
+                <w:szCs w:val="24"/>
+                <w:lang w:val="en-US"/>
+              </w:rPr>
+            </w:pPr>
+          </w:p>
+        </w:tc>
+        <w:tc>
+          <w:tcPr>
+            <w:tcW w:w="0" w:type="auto"/>
+            <w:hideMark/>
+          </w:tcPr>
+          <w:p>
+            <w:pPr>
+              <w:tabs>
+                <w:tab w:val="left" w:pos="1476"/>
+              </w:tabs>
+              <w:spacing w:after="160" w:line="259" w:lineRule="auto"/>
+              <w:jc w:val="both"/>
+              <w:cnfStyle w:val="000000000000" w:firstRow="0" w:lastRow="0" w:firstColumn="0" w:lastColumn="0" w:oddVBand="0" w:evenVBand="0" w:oddHBand="0" w:evenHBand="0" w:firstRowFirstColumn="0" w:firstRowLastColumn="0" w:lastRowFirstColumn="0" w:lastRowLastColumn="0"/>
+              <w:rPr>
+                <w:rFonts w:ascii="Times New Roman" w:hAnsi="Times New Roman" w:cs="Times New Roman"/>
+                <w:sz w:val="24"/>
+                <w:szCs w:val="24"/>
+                <w:lang w:val="en-US"/>
+              </w:rPr>
+            </w:pPr>
+            <w:r>
+              <w:rPr>
+                <w:rFonts w:ascii="Times New Roman" w:hAnsi="Times New Roman" w:cs="Times New Roman"/>
+                <w:b/>
+                <w:bCs/>
+                <w:sz w:val="24"/>
+                <w:szCs w:val="24"/>
+                <w:lang w:val="en-US"/>
+              </w:rPr>
+              <w:t>Frontend</w:t>
+            </w:r>
+          </w:p>
+        </w:tc>
+        <w:tc>
+          <w:tcPr>
+            <w:tcW w:w="4313" w:type="dxa"/>
+            <w:hideMark/>
+          </w:tcPr>
+          <w:p>
+            <w:pPr>
+              <w:tabs>
+                <w:tab w:val="left" w:pos="1476"/>
+              </w:tabs>
+              <w:spacing w:after="160" w:line="259" w:lineRule="auto"/>
+              <w:jc w:val="both"/>
+              <w:cnfStyle w:val="000000000000" w:firstRow="0" w:lastRow="0" w:firstColumn="0" w:lastColumn="0" w:oddVBand="0" w:evenVBand="0" w:oddHBand="0" w:evenHBand="0" w:firstRowFirstColumn="0" w:firstRowLastColumn="0" w:lastRowFirstColumn="0" w:lastRowLastColumn="0"/>
+              <w:rPr>
+                <w:rFonts w:ascii="Times New Roman" w:hAnsi="Times New Roman" w:cs="Times New Roman"/>
+                <w:sz w:val="24"/>
+                <w:szCs w:val="24"/>
+                <w:lang w:val="en-US"/>
+              </w:rPr>
+            </w:pPr>
+            <w:proofErr w:type="spellStart"/>
+            <w:r>
+              <w:rPr>
+                <w:rFonts w:ascii="Times New Roman" w:hAnsi="Times New Roman" w:cs="Times New Roman"/>
+                <w:sz w:val="24"/>
+                <w:szCs w:val="24"/>
+                <w:lang w:val="en-US"/>
+              </w:rPr>
+              <w:t>Streamlit</w:t>
+            </w:r>
+            <w:proofErr w:type="spellEnd"/>
+            <w:r>
+              <w:rPr>
+                <w:rFonts w:ascii="Times New Roman" w:hAnsi="Times New Roman" w:cs="Times New Roman"/>
+                <w:sz w:val="24"/>
+                <w:szCs w:val="24"/>
+                <w:lang w:val="en-US"/>
+              </w:rPr>
+              <w:t xml:space="preserve"> (Web-based Interface)</w:t>
+            </w:r>
+          </w:p>
+        </w:tc>
+      </w:tr>
+      <w:tr>
+        <w:trPr>
+          <w:jc w:val="center"/>
+        </w:trPr>
+        <w:tc>
+          <w:tcPr>
+            <w:cnfStyle w:val="001000000000" w:firstRow="0" w:lastRow="0" w:firstColumn="1" w:lastColumn="0" w:oddVBand="0" w:evenVBand="0" w:oddHBand="0" w:evenHBand="0" w:firstRowFirstColumn="0" w:firstRowLastColumn="0" w:lastRowFirstColumn="0" w:lastRowLastColumn="0"/>
+            <w:tcW w:w="1455" w:type="dxa"/>
+            <w:hideMark/>
+          </w:tcPr>
+          <w:p>
+            <w:pPr>
+              <w:tabs>
+                <w:tab w:val="left" w:pos="1476"/>
+              </w:tabs>
+              <w:spacing w:after="160" w:line="259" w:lineRule="auto"/>
+              <w:jc w:val="both"/>
+              <w:rPr>
+                <w:rFonts w:ascii="Times New Roman" w:hAnsi="Times New Roman" w:cs="Times New Roman"/>
+                <w:sz w:val="24"/>
+                <w:szCs w:val="24"/>
+                <w:lang w:val="en-US"/>
+              </w:rPr>
+            </w:pPr>
+          </w:p>
+        </w:tc>
+        <w:tc>
+          <w:tcPr>
+            <w:tcW w:w="0" w:type="auto"/>
+            <w:hideMark/>
+          </w:tcPr>
+          <w:p>
+            <w:pPr>
+              <w:tabs>
+                <w:tab w:val="left" w:pos="1476"/>
+              </w:tabs>
+              <w:spacing w:after="160" w:line="259" w:lineRule="auto"/>
+              <w:jc w:val="both"/>
+              <w:cnfStyle w:val="000000000000" w:firstRow="0" w:lastRow="0" w:firstColumn="0" w:lastColumn="0" w:oddVBand="0" w:evenVBand="0" w:oddHBand="0" w:evenHBand="0" w:firstRowFirstColumn="0" w:firstRowLastColumn="0" w:lastRowFirstColumn="0" w:lastRowLastColumn="0"/>
+              <w:rPr>
+                <w:rFonts w:ascii="Times New Roman" w:hAnsi="Times New Roman" w:cs="Times New Roman"/>
+                <w:sz w:val="24"/>
+                <w:szCs w:val="24"/>
+                <w:lang w:val="en-US"/>
+              </w:rPr>
+            </w:pPr>
+            <w:r>
+              <w:rPr>
+                <w:rFonts w:ascii="Times New Roman" w:hAnsi="Times New Roman" w:cs="Times New Roman"/>
+                <w:b/>
+                <w:bCs/>
+                <w:sz w:val="24"/>
+                <w:szCs w:val="24"/>
+                <w:lang w:val="en-US"/>
+              </w:rPr>
+              <w:t>Backend</w:t>
+            </w:r>
+          </w:p>
+        </w:tc>
+        <w:tc>
+          <w:tcPr>
+            <w:tcW w:w="4313" w:type="dxa"/>
+            <w:hideMark/>
+          </w:tcPr>
+          <w:p>
+            <w:pPr>
+              <w:tabs>
+                <w:tab w:val="left" w:pos="1476"/>
+              </w:tabs>
+              <w:spacing w:after="160" w:line="259" w:lineRule="auto"/>
+              <w:jc w:val="both"/>
+              <w:cnfStyle w:val="000000000000" w:firstRow="0" w:lastRow="0" w:firstColumn="0" w:lastColumn="0" w:oddVBand="0" w:evenVBand="0" w:oddHBand="0" w:evenHBand="0" w:firstRowFirstColumn="0" w:firstRowLastColumn="0" w:lastRowFirstColumn="0" w:lastRowLastColumn="0"/>
+              <w:rPr>
+                <w:rFonts w:ascii="Times New Roman" w:hAnsi="Times New Roman" w:cs="Times New Roman"/>
+                <w:sz w:val="24"/>
+                <w:szCs w:val="24"/>
+                <w:lang w:val="en-US"/>
+              </w:rPr>
+            </w:pPr>
+            <w:proofErr w:type="spellStart"/>
+            <w:r>
+              <w:rPr>
+                <w:rFonts w:ascii="Times New Roman" w:hAnsi="Times New Roman" w:cs="Times New Roman"/>
+                <w:sz w:val="24"/>
+                <w:szCs w:val="24"/>
+                <w:lang w:val="en-US"/>
+              </w:rPr>
+              <w:t>Uvicorn</w:t>
+            </w:r>
+            <w:proofErr w:type="spellEnd"/>
+            <w:r>
+              <w:rPr>
+                <w:rFonts w:ascii="Times New Roman" w:hAnsi="Times New Roman" w:cs="Times New Roman"/>
+                <w:sz w:val="24"/>
+                <w:szCs w:val="24"/>
+                <w:lang w:val="en-US"/>
+              </w:rPr>
+              <w:t xml:space="preserve"> (ASGI Server for </w:t>
+            </w:r>
+            <w:proofErr w:type="spellStart"/>
+            <w:r>
+              <w:rPr>
+                <w:rFonts w:ascii="Times New Roman" w:hAnsi="Times New Roman" w:cs="Times New Roman"/>
+                <w:sz w:val="24"/>
+                <w:szCs w:val="24"/>
+                <w:lang w:val="en-US"/>
+              </w:rPr>
+              <w:t>FastAPI</w:t>
+            </w:r>
+            <w:proofErr w:type="spellEnd"/>
+            <w:r>
+              <w:rPr>
+                <w:rFonts w:ascii="Times New Roman" w:hAnsi="Times New Roman" w:cs="Times New Roman"/>
+                <w:sz w:val="24"/>
+                <w:szCs w:val="24"/>
+                <w:lang w:val="en-US"/>
+              </w:rPr>
+              <w:t>)</w:t>
+            </w:r>
+          </w:p>
+        </w:tc>
+      </w:tr>
+      <w:tr>
+        <w:trPr>
+          <w:jc w:val="center"/>
+        </w:trPr>
+        <w:tc>
+          <w:tcPr>
+            <w:cnfStyle w:val="001000000000" w:firstRow="0" w:lastRow="0" w:firstColumn="1" w:lastColumn="0" w:oddVBand="0" w:evenVBand="0" w:oddHBand="0" w:evenHBand="0" w:firstRowFirstColumn="0" w:firstRowLastColumn="0" w:lastRowFirstColumn="0" w:lastRowLastColumn="0"/>
+            <w:tcW w:w="1455" w:type="dxa"/>
+            <w:hideMark/>
+          </w:tcPr>
+          <w:p>
+            <w:pPr>
+              <w:tabs>
+                <w:tab w:val="left" w:pos="1476"/>
+              </w:tabs>
+              <w:spacing w:after="160" w:line="259" w:lineRule="auto"/>
+              <w:jc w:val="both"/>
+              <w:rPr>
+                <w:rFonts w:ascii="Times New Roman" w:hAnsi="Times New Roman" w:cs="Times New Roman"/>
+                <w:sz w:val="24"/>
+                <w:szCs w:val="24"/>
+                <w:lang w:val="en-US"/>
+              </w:rPr>
+            </w:pPr>
+          </w:p>
+        </w:tc>
+        <w:tc>
+          <w:tcPr>
+            <w:tcW w:w="0" w:type="auto"/>
+            <w:hideMark/>
+          </w:tcPr>
+          <w:p>
+            <w:pPr>
+              <w:tabs>
+                <w:tab w:val="left" w:pos="1476"/>
+              </w:tabs>
+              <w:spacing w:after="160" w:line="259" w:lineRule="auto"/>
+              <w:jc w:val="both"/>
+              <w:cnfStyle w:val="000000000000" w:firstRow="0" w:lastRow="0" w:firstColumn="0" w:lastColumn="0" w:oddVBand="0" w:evenVBand="0" w:oddHBand="0" w:evenHBand="0" w:firstRowFirstColumn="0" w:firstRowLastColumn="0" w:lastRowFirstColumn="0" w:lastRowLastColumn="0"/>
+              <w:rPr>
+                <w:rFonts w:ascii="Times New Roman" w:hAnsi="Times New Roman" w:cs="Times New Roman"/>
+                <w:sz w:val="24"/>
+                <w:szCs w:val="24"/>
+                <w:lang w:val="en-US"/>
+              </w:rPr>
+            </w:pPr>
+            <w:r>
+              <w:rPr>
+                <w:rFonts w:ascii="Times New Roman" w:hAnsi="Times New Roman" w:cs="Times New Roman"/>
+                <w:b/>
+                <w:bCs/>
+                <w:sz w:val="24"/>
+                <w:szCs w:val="24"/>
+                <w:lang w:val="en-US"/>
+              </w:rPr>
+              <w:t>IDE</w:t>
+            </w:r>
+          </w:p>
+        </w:tc>
+        <w:tc>
+          <w:tcPr>
+            <w:tcW w:w="4313" w:type="dxa"/>
+            <w:hideMark/>
+          </w:tcPr>
+          <w:p>
+            <w:pPr>
+              <w:tabs>
+                <w:tab w:val="left" w:pos="1476"/>
+              </w:tabs>
+              <w:spacing w:after="160" w:line="259" w:lineRule="auto"/>
+              <w:jc w:val="both"/>
+              <w:cnfStyle w:val="000000000000" w:firstRow="0" w:lastRow="0" w:firstColumn="0" w:lastColumn="0" w:oddVBand="0" w:evenVBand="0" w:oddHBand="0" w:evenHBand="0" w:firstRowFirstColumn="0" w:firstRowLastColumn="0" w:lastRowFirstColumn="0" w:lastRowLastColumn="0"/>
+              <w:rPr>
+                <w:rFonts w:ascii="Times New Roman" w:hAnsi="Times New Roman" w:cs="Times New Roman"/>
+                <w:sz w:val="24"/>
+                <w:szCs w:val="24"/>
+                <w:lang w:val="en-US"/>
+              </w:rPr>
+            </w:pPr>
+            <w:r>
+              <w:rPr>
+                <w:rFonts w:ascii="Times New Roman" w:hAnsi="Times New Roman" w:cs="Times New Roman"/>
+                <w:sz w:val="24"/>
+                <w:szCs w:val="24"/>
+                <w:lang w:val="en-US"/>
+              </w:rPr>
+              <w:t>VS Code (For maintenance)</w:t>
+            </w:r>
+          </w:p>
+        </w:tc>
+      </w:tr>
+      <w:tr>
+        <w:trPr>
+          <w:jc w:val="center"/>
+        </w:trPr>
+        <w:tc>
+          <w:tcPr>
+            <w:cnfStyle w:val="001000000000" w:firstRow="0" w:lastRow="0" w:firstColumn="1" w:lastColumn="0" w:oddVBand="0" w:evenVBand="0" w:oddHBand="0" w:evenHBand="0" w:firstRowFirstColumn="0" w:firstRowLastColumn="0" w:lastRowFirstColumn="0" w:lastRowLastColumn="0"/>
+            <w:tcW w:w="1455" w:type="dxa"/>
+            <w:hideMark/>
+          </w:tcPr>
+          <w:p>
+            <w:pPr>
+              <w:tabs>
+                <w:tab w:val="left" w:pos="1476"/>
+              </w:tabs>
+              <w:spacing w:after="160" w:line="259" w:lineRule="auto"/>
+              <w:jc w:val="both"/>
+              <w:rPr>
+                <w:rFonts w:ascii="Times New Roman" w:hAnsi="Times New Roman" w:cs="Times New Roman"/>
+                <w:sz w:val="24"/>
+                <w:szCs w:val="24"/>
+                <w:lang w:val="en-US"/>
+              </w:rPr>
+            </w:pPr>
+          </w:p>
+        </w:tc>
+        <w:tc>
+          <w:tcPr>
+            <w:tcW w:w="0" w:type="auto"/>
+            <w:hideMark/>
+          </w:tcPr>
+          <w:p>
+            <w:pPr>
+              <w:tabs>
+                <w:tab w:val="left" w:pos="1476"/>
+              </w:tabs>
+              <w:spacing w:after="160" w:line="259" w:lineRule="auto"/>
+              <w:jc w:val="both"/>
+              <w:cnfStyle w:val="000000000000" w:firstRow="0" w:lastRow="0" w:firstColumn="0" w:lastColumn="0" w:oddVBand="0" w:evenVBand="0" w:oddHBand="0" w:evenHBand="0" w:firstRowFirstColumn="0" w:firstRowLastColumn="0" w:lastRowFirstColumn="0" w:lastRowLastColumn="0"/>
+              <w:rPr>
+                <w:rFonts w:ascii="Times New Roman" w:hAnsi="Times New Roman" w:cs="Times New Roman"/>
+                <w:sz w:val="24"/>
+                <w:szCs w:val="24"/>
+                <w:lang w:val="en-US"/>
+              </w:rPr>
+            </w:pPr>
+            <w:r>
+              <w:rPr>
+                <w:rFonts w:ascii="Times New Roman" w:hAnsi="Times New Roman" w:cs="Times New Roman"/>
+                <w:b/>
+                <w:bCs/>
+                <w:sz w:val="24"/>
+                <w:szCs w:val="24"/>
+                <w:lang w:val="en-US"/>
+              </w:rPr>
+              <w:t>Database</w:t>
+            </w:r>
+          </w:p>
+        </w:tc>
+        <w:tc>
+          <w:tcPr>
+            <w:tcW w:w="4313" w:type="dxa"/>
+            <w:hideMark/>
+          </w:tcPr>
+          <w:p>
+            <w:pPr>
+              <w:tabs>
+                <w:tab w:val="left" w:pos="1476"/>
+              </w:tabs>
+              <w:spacing w:after="160" w:line="259" w:lineRule="auto"/>
+              <w:jc w:val="both"/>
+              <w:cnfStyle w:val="000000000000" w:firstRow="0" w:lastRow="0" w:firstColumn="0" w:lastColumn="0" w:oddVBand="0" w:evenVBand="0" w:oddHBand="0" w:evenHBand="0" w:firstRowFirstColumn="0" w:firstRowLastColumn="0" w:lastRowFirstColumn="0" w:lastRowLastColumn="0"/>
+              <w:rPr>
+                <w:rFonts w:ascii="Times New Roman" w:hAnsi="Times New Roman" w:cs="Times New Roman"/>
+                <w:sz w:val="24"/>
+                <w:szCs w:val="24"/>
+                <w:lang w:val="en-US"/>
+              </w:rPr>
+            </w:pPr>
+            <w:r>
+              <w:rPr>
+                <w:rFonts w:ascii="Times New Roman" w:hAnsi="Times New Roman" w:cs="Times New Roman"/>
+                <w:sz w:val="24"/>
+                <w:szCs w:val="24"/>
+                <w:lang w:val="en-US"/>
+              </w:rPr>
+              <w:t>MongoDB / PostgreSQL</w:t>
+            </w:r>
+          </w:p>
+        </w:tc>
+      </w:tr>
+      <w:tr>
+        <w:trPr>
+          <w:jc w:val="center"/>
+        </w:trPr>
+        <w:tc>
+          <w:tcPr>
+            <w:cnfStyle w:val="001000000000" w:firstRow="0" w:lastRow="0" w:firstColumn="1" w:lastColumn="0" w:oddVBand="0" w:evenVBand="0" w:oddHBand="0" w:evenHBand="0" w:firstRowFirstColumn="0" w:firstRowLastColumn="0" w:lastRowFirstColumn="0" w:lastRowLastColumn="0"/>
+            <w:tcW w:w="1455" w:type="dxa"/>
+            <w:hideMark/>
+          </w:tcPr>
+          <w:p>
+            <w:pPr>
+              <w:tabs>
+                <w:tab w:val="left" w:pos="1476"/>
+              </w:tabs>
+              <w:spacing w:after="160" w:line="259" w:lineRule="auto"/>
+              <w:jc w:val="both"/>
+              <w:rPr>
+                <w:rFonts w:ascii="Times New Roman" w:hAnsi="Times New Roman" w:cs="Times New Roman"/>
+                <w:sz w:val="24"/>
+                <w:szCs w:val="24"/>
+                <w:lang w:val="en-US"/>
+              </w:rPr>
+            </w:pPr>
+          </w:p>
+        </w:tc>
+        <w:tc>
+          <w:tcPr>
+            <w:tcW w:w="0" w:type="auto"/>
+            <w:hideMark/>
+          </w:tcPr>
+          <w:p>
+            <w:pPr>
+              <w:tabs>
+                <w:tab w:val="left" w:pos="1476"/>
+              </w:tabs>
+              <w:spacing w:after="160" w:line="259" w:lineRule="auto"/>
+              <w:jc w:val="both"/>
+              <w:cnfStyle w:val="000000000000" w:firstRow="0" w:lastRow="0" w:firstColumn="0" w:lastColumn="0" w:oddVBand="0" w:evenVBand="0" w:oddHBand="0" w:evenHBand="0" w:firstRowFirstColumn="0" w:firstRowLastColumn="0" w:lastRowFirstColumn="0" w:lastRowLastColumn="0"/>
+              <w:rPr>
+                <w:rFonts w:ascii="Times New Roman" w:hAnsi="Times New Roman" w:cs="Times New Roman"/>
+                <w:sz w:val="24"/>
+                <w:szCs w:val="24"/>
+                <w:lang w:val="en-US"/>
+              </w:rPr>
+            </w:pPr>
+            <w:r>
+              <w:rPr>
+                <w:rFonts w:ascii="Times New Roman" w:hAnsi="Times New Roman" w:cs="Times New Roman"/>
+                <w:b/>
+                <w:bCs/>
+                <w:sz w:val="24"/>
+                <w:szCs w:val="24"/>
+                <w:lang w:val="en-US"/>
+              </w:rPr>
+              <w:t>Development Tools</w:t>
+            </w:r>
+          </w:p>
+        </w:tc>
+        <w:tc>
+          <w:tcPr>
+            <w:tcW w:w="4313" w:type="dxa"/>
+            <w:hideMark/>
+          </w:tcPr>
+          <w:p>
+            <w:pPr>
+              <w:tabs>
+                <w:tab w:val="left" w:pos="1476"/>
+              </w:tabs>
+              <w:spacing w:after="160" w:line="259" w:lineRule="auto"/>
+              <w:jc w:val="both"/>
+              <w:cnfStyle w:val="000000000000" w:firstRow="0" w:lastRow="0" w:firstColumn="0" w:lastColumn="0" w:oddVBand="0" w:evenVBand="0" w:oddHBand="0" w:evenHBand="0" w:firstRowFirstColumn="0" w:firstRowLastColumn="0" w:lastRowFirstColumn="0" w:lastRowLastColumn="0"/>
+              <w:rPr>
+                <w:rFonts w:ascii="Times New Roman" w:hAnsi="Times New Roman" w:cs="Times New Roman"/>
+                <w:sz w:val="24"/>
+                <w:szCs w:val="24"/>
+                <w:lang w:val="en-US"/>
+              </w:rPr>
+            </w:pPr>
+            <w:r>
+              <w:rPr>
+                <w:rFonts w:ascii="Times New Roman" w:hAnsi="Times New Roman" w:cs="Times New Roman"/>
+                <w:sz w:val="24"/>
+                <w:szCs w:val="24"/>
+                <w:lang w:val="en-US"/>
+              </w:rPr>
+              <w:t>Docker (Optional for Scaling), Postman</w:t>
+            </w:r>
+          </w:p>
+        </w:tc>
+      </w:tr>
+    </w:tbl>
+    <w:p>
+      <w:pPr>
+        <w:tabs>
+          <w:tab w:val="left" w:pos="1476"/>
+        </w:tabs>
+        <w:jc w:val="both"/>
+        <w:rPr>
+          <w:rFonts w:ascii="Times New Roman" w:hAnsi="Times New Roman" w:cs="Times New Roman"/>
+          <w:sz w:val="24"/>
+          <w:szCs w:val="24"/>
+          <w:lang w:val="en-US"/>
+        </w:rPr>
+      </w:pPr>
+    </w:p>
+    <w:p>
+      <w:pPr>
+        <w:tabs>
+          <w:tab w:val="left" w:pos="1476"/>
+        </w:tabs>
+        <w:jc w:val="both"/>
+        <w:rPr>
+          <w:rFonts w:ascii="Times New Roman" w:hAnsi="Times New Roman" w:cs="Times New Roman"/>
+          <w:sz w:val="24"/>
+          <w:szCs w:val="24"/>
+          <w:lang w:val="en-US"/>
+        </w:rPr>
+      </w:pPr>
+    </w:p>
     <w:sectPr>
       <w:pgSz w:w="11906" w:h="16838"/>
       <w:pgMar w:top="1440" w:right="1440" w:bottom="1440" w:left="1440" w:header="708" w:footer="708" w:gutter="0"/>
@@ -3670,6 +7394,155 @@
 <file path=word/numbering.xml><?xml version="1.0" encoding="utf-8"?>
 <w:numbering xmlns:wpc="http://schemas.microsoft.com/office/word/2010/wordprocessingCanvas" xmlns:cx="http://schemas.microsoft.com/office/drawing/2014/chartex" xmlns:cx1="http://schemas.microsoft.com/office/drawing/2015/9/8/chartex" xmlns:cx2="http://schemas.microsoft.com/office/drawing/2015/10/21/chartex" xmlns:cx3="http://schemas.microsoft.com/office/drawing/2016/5/9/chartex" xmlns:cx4="http://schemas.microsoft.com/office/drawing/2016/5/10/chartex" xmlns:cx5="http://schemas.microsoft.com/office/drawing/2016/5/11/chartex" xmlns:cx6="http://schemas.microsoft.com/office/drawing/2016/5/12/chartex" xmlns:cx7="http://schemas.microsoft.com/office/drawing/2016/5/13/chartex" xmlns:cx8="http://schemas.microsoft.com/office/drawing/2016/5/14/chartex" xmlns:mc="http://schemas.openxmlformats.org/markup-compatibility/2006" xmlns:aink="http://schemas.microsoft.com/office/drawing/2016/ink" xmlns:am3d="http://schemas.microsoft.com/office/drawing/2017/model3d" xmlns:o="urn:schemas-microsoft-com:office:office" xmlns:oel="http://schemas.microsoft.com/office/2019/extlst" xmlns:r="http://schemas.openxmlformats.org/officeDocument/2006/relationships" xmlns:m="http://schemas.openxmlformats.org/officeDocument/2006/math" xmlns:v="urn:schemas-microsoft-com:vml" xmlns:wp14="http://schemas.microsoft.com/office/word/2010/wordprocessingDrawing" xmlns:wp="http://schemas.openxmlformats.org/drawingml/2006/wordprocessingDrawing" xmlns:w10="urn:schemas-microsoft-com:office:word" xmlns:w="http://schemas.openxmlformats.org/wordprocessingml/2006/main" xmlns:w14="http://schemas.microsoft.com/office/word/2010/wordml" xmlns:w15="http://schemas.microsoft.com/office/word/2012/wordml" xmlns:w16cex="http://schemas.microsoft.com/office/word/2018/wordml/cex" xmlns:w16cid="http://schemas.microsoft.com/office/word/2016/wordml/cid" xmlns:w16="http://schemas.microsoft.com/office/word/2018/wordml" xmlns:w16sdtdh="http://schemas.microsoft.com/office/word/2020/wordml/sdtdatahash" xmlns:w16se="http://schemas.microsoft.com/office/word/2015/wordml/symex" xmlns:wpg="http://schemas.microsoft.com/office/word/2010/wordprocessingGroup" xmlns:wpi="http://schemas.microsoft.com/office/word/2010/wordprocessingInk" xmlns:wne="http://schemas.microsoft.com/office/word/2006/wordml" xmlns:wps="http://schemas.microsoft.com/office/word/2010/wordprocessingShape" mc:Ignorable="w14 w15 w16se w16cid w16 w16cex w16sdtdh wp14">
   <w:abstractNum w:abstractNumId="0" w15:restartNumberingAfterBreak="0">
+    <w:nsid w:val="048464A0"/>
+    <w:multiLevelType w:val="multilevel"/>
+    <w:tmpl w:val="2C843692"/>
+    <w:lvl w:ilvl="0">
+      <w:start w:val="1"/>
+      <w:numFmt w:val="bullet"/>
+      <w:lvlText w:val=""/>
+      <w:lvlJc w:val="left"/>
+      <w:pPr>
+        <w:tabs>
+          <w:tab w:val="num" w:pos="720"/>
+        </w:tabs>
+        <w:ind w:left="720" w:hanging="360"/>
+      </w:pPr>
+      <w:rPr>
+        <w:rFonts w:ascii="Symbol" w:hAnsi="Symbol" w:hint="default"/>
+        <w:sz w:val="20"/>
+      </w:rPr>
+    </w:lvl>
+    <w:lvl w:ilvl="1" w:tentative="1">
+      <w:start w:val="1"/>
+      <w:numFmt w:val="bullet"/>
+      <w:lvlText w:val="o"/>
+      <w:lvlJc w:val="left"/>
+      <w:pPr>
+        <w:tabs>
+          <w:tab w:val="num" w:pos="1440"/>
+        </w:tabs>
+        <w:ind w:left="1440" w:hanging="360"/>
+      </w:pPr>
+      <w:rPr>
+        <w:rFonts w:ascii="Courier New" w:hAnsi="Courier New" w:hint="default"/>
+        <w:sz w:val="20"/>
+      </w:rPr>
+    </w:lvl>
+    <w:lvl w:ilvl="2" w:tentative="1">
+      <w:start w:val="1"/>
+      <w:numFmt w:val="bullet"/>
+      <w:lvlText w:val=""/>
+      <w:lvlJc w:val="left"/>
+      <w:pPr>
+        <w:tabs>
+          <w:tab w:val="num" w:pos="2160"/>
+        </w:tabs>
+        <w:ind w:left="2160" w:hanging="360"/>
+      </w:pPr>
+      <w:rPr>
+        <w:rFonts w:ascii="Wingdings" w:hAnsi="Wingdings" w:hint="default"/>
+        <w:sz w:val="20"/>
+      </w:rPr>
+    </w:lvl>
+    <w:lvl w:ilvl="3" w:tentative="1">
+      <w:start w:val="1"/>
+      <w:numFmt w:val="bullet"/>
+      <w:lvlText w:val=""/>
+      <w:lvlJc w:val="left"/>
+      <w:pPr>
+        <w:tabs>
+          <w:tab w:val="num" w:pos="2880"/>
+        </w:tabs>
+        <w:ind w:left="2880" w:hanging="360"/>
+      </w:pPr>
+      <w:rPr>
+        <w:rFonts w:ascii="Wingdings" w:hAnsi="Wingdings" w:hint="default"/>
+        <w:sz w:val="20"/>
+      </w:rPr>
+    </w:lvl>
+    <w:lvl w:ilvl="4" w:tentative="1">
+      <w:start w:val="1"/>
+      <w:numFmt w:val="bullet"/>
+      <w:lvlText w:val=""/>
+      <w:lvlJc w:val="left"/>
+      <w:pPr>
+        <w:tabs>
+          <w:tab w:val="num" w:pos="3600"/>
+        </w:tabs>
+        <w:ind w:left="3600" w:hanging="360"/>
+      </w:pPr>
+      <w:rPr>
+        <w:rFonts w:ascii="Wingdings" w:hAnsi="Wingdings" w:hint="default"/>
+        <w:sz w:val="20"/>
+      </w:rPr>
+    </w:lvl>
+    <w:lvl w:ilvl="5" w:tentative="1">
+      <w:start w:val="1"/>
+      <w:numFmt w:val="bullet"/>
+      <w:lvlText w:val=""/>
+      <w:lvlJc w:val="left"/>
+      <w:pPr>
+        <w:tabs>
+          <w:tab w:val="num" w:pos="4320"/>
+        </w:tabs>
+        <w:ind w:left="4320" w:hanging="360"/>
+      </w:pPr>
+      <w:rPr>
+        <w:rFonts w:ascii="Wingdings" w:hAnsi="Wingdings" w:hint="default"/>
+        <w:sz w:val="20"/>
+      </w:rPr>
+    </w:lvl>
+    <w:lvl w:ilvl="6" w:tentative="1">
+      <w:start w:val="1"/>
+      <w:numFmt w:val="bullet"/>
+      <w:lvlText w:val=""/>
+      <w:lvlJc w:val="left"/>
+      <w:pPr>
+        <w:tabs>
+          <w:tab w:val="num" w:pos="5040"/>
+        </w:tabs>
+        <w:ind w:left="5040" w:hanging="360"/>
+      </w:pPr>
+      <w:rPr>
+        <w:rFonts w:ascii="Wingdings" w:hAnsi="Wingdings" w:hint="default"/>
+        <w:sz w:val="20"/>
+      </w:rPr>
+    </w:lvl>
+    <w:lvl w:ilvl="7" w:tentative="1">
+      <w:start w:val="1"/>
+      <w:numFmt w:val="bullet"/>
+      <w:lvlText w:val=""/>
+      <w:lvlJc w:val="left"/>
+      <w:pPr>
+        <w:tabs>
+          <w:tab w:val="num" w:pos="5760"/>
+        </w:tabs>
+        <w:ind w:left="5760" w:hanging="360"/>
+      </w:pPr>
+      <w:rPr>
+        <w:rFonts w:ascii="Wingdings" w:hAnsi="Wingdings" w:hint="default"/>
+        <w:sz w:val="20"/>
+      </w:rPr>
+    </w:lvl>
+    <w:lvl w:ilvl="8" w:tentative="1">
+      <w:start w:val="1"/>
+      <w:numFmt w:val="bullet"/>
+      <w:lvlText w:val=""/>
+      <w:lvlJc w:val="left"/>
+      <w:pPr>
+        <w:tabs>
+          <w:tab w:val="num" w:pos="6480"/>
+        </w:tabs>
+        <w:ind w:left="6480" w:hanging="360"/>
+      </w:pPr>
+      <w:rPr>
+        <w:rFonts w:ascii="Wingdings" w:hAnsi="Wingdings" w:hint="default"/>
+        <w:sz w:val="20"/>
+      </w:rPr>
+    </w:lvl>
+  </w:abstractNum>
+  <w:abstractNum w:abstractNumId="1" w15:restartNumberingAfterBreak="0">
     <w:nsid w:val="0746479A"/>
     <w:multiLevelType w:val="multilevel"/>
     <w:tmpl w:val="59E65C28"/>
@@ -3818,7 +7691,7 @@
       </w:rPr>
     </w:lvl>
   </w:abstractNum>
-  <w:abstractNum w:abstractNumId="1" w15:restartNumberingAfterBreak="0">
+  <w:abstractNum w:abstractNumId="2" w15:restartNumberingAfterBreak="0">
     <w:nsid w:val="08363767"/>
     <w:multiLevelType w:val="multilevel"/>
     <w:tmpl w:val="7318FD3E"/>
@@ -3967,7 +7840,7 @@
       </w:rPr>
     </w:lvl>
   </w:abstractNum>
-  <w:abstractNum w:abstractNumId="2" w15:restartNumberingAfterBreak="0">
+  <w:abstractNum w:abstractNumId="3" w15:restartNumberingAfterBreak="0">
     <w:nsid w:val="0C1813A3"/>
     <w:multiLevelType w:val="multilevel"/>
     <w:tmpl w:val="0A8C1708"/>
@@ -4116,7 +7989,156 @@
       </w:rPr>
     </w:lvl>
   </w:abstractNum>
-  <w:abstractNum w:abstractNumId="3" w15:restartNumberingAfterBreak="0">
+  <w:abstractNum w:abstractNumId="4" w15:restartNumberingAfterBreak="0">
+    <w:nsid w:val="107A4C17"/>
+    <w:multiLevelType w:val="multilevel"/>
+    <w:tmpl w:val="84BEE77E"/>
+    <w:lvl w:ilvl="0">
+      <w:start w:val="1"/>
+      <w:numFmt w:val="bullet"/>
+      <w:lvlText w:val=""/>
+      <w:lvlJc w:val="left"/>
+      <w:pPr>
+        <w:tabs>
+          <w:tab w:val="num" w:pos="720"/>
+        </w:tabs>
+        <w:ind w:left="720" w:hanging="360"/>
+      </w:pPr>
+      <w:rPr>
+        <w:rFonts w:ascii="Symbol" w:hAnsi="Symbol" w:hint="default"/>
+        <w:sz w:val="20"/>
+      </w:rPr>
+    </w:lvl>
+    <w:lvl w:ilvl="1" w:tentative="1">
+      <w:start w:val="1"/>
+      <w:numFmt w:val="bullet"/>
+      <w:lvlText w:val="o"/>
+      <w:lvlJc w:val="left"/>
+      <w:pPr>
+        <w:tabs>
+          <w:tab w:val="num" w:pos="1440"/>
+        </w:tabs>
+        <w:ind w:left="1440" w:hanging="360"/>
+      </w:pPr>
+      <w:rPr>
+        <w:rFonts w:ascii="Courier New" w:hAnsi="Courier New" w:hint="default"/>
+        <w:sz w:val="20"/>
+      </w:rPr>
+    </w:lvl>
+    <w:lvl w:ilvl="2" w:tentative="1">
+      <w:start w:val="1"/>
+      <w:numFmt w:val="bullet"/>
+      <w:lvlText w:val=""/>
+      <w:lvlJc w:val="left"/>
+      <w:pPr>
+        <w:tabs>
+          <w:tab w:val="num" w:pos="2160"/>
+        </w:tabs>
+        <w:ind w:left="2160" w:hanging="360"/>
+      </w:pPr>
+      <w:rPr>
+        <w:rFonts w:ascii="Wingdings" w:hAnsi="Wingdings" w:hint="default"/>
+        <w:sz w:val="20"/>
+      </w:rPr>
+    </w:lvl>
+    <w:lvl w:ilvl="3" w:tentative="1">
+      <w:start w:val="1"/>
+      <w:numFmt w:val="bullet"/>
+      <w:lvlText w:val=""/>
+      <w:lvlJc w:val="left"/>
+      <w:pPr>
+        <w:tabs>
+          <w:tab w:val="num" w:pos="2880"/>
+        </w:tabs>
+        <w:ind w:left="2880" w:hanging="360"/>
+      </w:pPr>
+      <w:rPr>
+        <w:rFonts w:ascii="Wingdings" w:hAnsi="Wingdings" w:hint="default"/>
+        <w:sz w:val="20"/>
+      </w:rPr>
+    </w:lvl>
+    <w:lvl w:ilvl="4" w:tentative="1">
+      <w:start w:val="1"/>
+      <w:numFmt w:val="bullet"/>
+      <w:lvlText w:val=""/>
+      <w:lvlJc w:val="left"/>
+      <w:pPr>
+        <w:tabs>
+          <w:tab w:val="num" w:pos="3600"/>
+        </w:tabs>
+        <w:ind w:left="3600" w:hanging="360"/>
+      </w:pPr>
+      <w:rPr>
+        <w:rFonts w:ascii="Wingdings" w:hAnsi="Wingdings" w:hint="default"/>
+        <w:sz w:val="20"/>
+      </w:rPr>
+    </w:lvl>
+    <w:lvl w:ilvl="5" w:tentative="1">
+      <w:start w:val="1"/>
+      <w:numFmt w:val="bullet"/>
+      <w:lvlText w:val=""/>
+      <w:lvlJc w:val="left"/>
+      <w:pPr>
+        <w:tabs>
+          <w:tab w:val="num" w:pos="4320"/>
+        </w:tabs>
+        <w:ind w:left="4320" w:hanging="360"/>
+      </w:pPr>
+      <w:rPr>
+        <w:rFonts w:ascii="Wingdings" w:hAnsi="Wingdings" w:hint="default"/>
+        <w:sz w:val="20"/>
+      </w:rPr>
+    </w:lvl>
+    <w:lvl w:ilvl="6" w:tentative="1">
+      <w:start w:val="1"/>
+      <w:numFmt w:val="bullet"/>
+      <w:lvlText w:val=""/>
+      <w:lvlJc w:val="left"/>
+      <w:pPr>
+        <w:tabs>
+          <w:tab w:val="num" w:pos="5040"/>
+        </w:tabs>
+        <w:ind w:left="5040" w:hanging="360"/>
+      </w:pPr>
+      <w:rPr>
+        <w:rFonts w:ascii="Wingdings" w:hAnsi="Wingdings" w:hint="default"/>
+        <w:sz w:val="20"/>
+      </w:rPr>
+    </w:lvl>
+    <w:lvl w:ilvl="7" w:tentative="1">
+      <w:start w:val="1"/>
+      <w:numFmt w:val="bullet"/>
+      <w:lvlText w:val=""/>
+      <w:lvlJc w:val="left"/>
+      <w:pPr>
+        <w:tabs>
+          <w:tab w:val="num" w:pos="5760"/>
+        </w:tabs>
+        <w:ind w:left="5760" w:hanging="360"/>
+      </w:pPr>
+      <w:rPr>
+        <w:rFonts w:ascii="Wingdings" w:hAnsi="Wingdings" w:hint="default"/>
+        <w:sz w:val="20"/>
+      </w:rPr>
+    </w:lvl>
+    <w:lvl w:ilvl="8" w:tentative="1">
+      <w:start w:val="1"/>
+      <w:numFmt w:val="bullet"/>
+      <w:lvlText w:val=""/>
+      <w:lvlJc w:val="left"/>
+      <w:pPr>
+        <w:tabs>
+          <w:tab w:val="num" w:pos="6480"/>
+        </w:tabs>
+        <w:ind w:left="6480" w:hanging="360"/>
+      </w:pPr>
+      <w:rPr>
+        <w:rFonts w:ascii="Wingdings" w:hAnsi="Wingdings" w:hint="default"/>
+        <w:sz w:val="20"/>
+      </w:rPr>
+    </w:lvl>
+  </w:abstractNum>
+  <w:abstractNum w:abstractNumId="5" w15:restartNumberingAfterBreak="0">
     <w:nsid w:val="17B10618"/>
     <w:multiLevelType w:val="multilevel"/>
     <w:tmpl w:val="06B004DC"/>
@@ -4265,7 +8287,156 @@
       </w:rPr>
     </w:lvl>
   </w:abstractNum>
-  <w:abstractNum w:abstractNumId="4" w15:restartNumberingAfterBreak="0">
+  <w:abstractNum w:abstractNumId="6" w15:restartNumberingAfterBreak="0">
+    <w:nsid w:val="274D713A"/>
+    <w:multiLevelType w:val="multilevel"/>
+    <w:tmpl w:val="11AC6392"/>
+    <w:lvl w:ilvl="0">
+      <w:start w:val="1"/>
+      <w:numFmt w:val="bullet"/>
+      <w:lvlText w:val=""/>
+      <w:lvlJc w:val="left"/>
+      <w:pPr>
+        <w:tabs>
+          <w:tab w:val="num" w:pos="720"/>
+        </w:tabs>
+        <w:ind w:left="720" w:hanging="360"/>
+      </w:pPr>
+      <w:rPr>
+        <w:rFonts w:ascii="Symbol" w:hAnsi="Symbol" w:hint="default"/>
+        <w:sz w:val="20"/>
+      </w:rPr>
+    </w:lvl>
+    <w:lvl w:ilvl="1" w:tentative="1">
+      <w:start w:val="1"/>
+      <w:numFmt w:val="bullet"/>
+      <w:lvlText w:val="o"/>
+      <w:lvlJc w:val="left"/>
+      <w:pPr>
+        <w:tabs>
+          <w:tab w:val="num" w:pos="1440"/>
+        </w:tabs>
+        <w:ind w:left="1440" w:hanging="360"/>
+      </w:pPr>
+      <w:rPr>
+        <w:rFonts w:ascii="Courier New" w:hAnsi="Courier New" w:hint="default"/>
+        <w:sz w:val="20"/>
+      </w:rPr>
+    </w:lvl>
+    <w:lvl w:ilvl="2" w:tentative="1">
+      <w:start w:val="1"/>
+      <w:numFmt w:val="bullet"/>
+      <w:lvlText w:val=""/>
+      <w:lvlJc w:val="left"/>
+      <w:pPr>
+        <w:tabs>
+          <w:tab w:val="num" w:pos="2160"/>
+        </w:tabs>
+        <w:ind w:left="2160" w:hanging="360"/>
+      </w:pPr>
+      <w:rPr>
+        <w:rFonts w:ascii="Wingdings" w:hAnsi="Wingdings" w:hint="default"/>
+        <w:sz w:val="20"/>
+      </w:rPr>
+    </w:lvl>
+    <w:lvl w:ilvl="3" w:tentative="1">
+      <w:start w:val="1"/>
+      <w:numFmt w:val="bullet"/>
+      <w:lvlText w:val=""/>
+      <w:lvlJc w:val="left"/>
+      <w:pPr>
+        <w:tabs>
+          <w:tab w:val="num" w:pos="2880"/>
+        </w:tabs>
+        <w:ind w:left="2880" w:hanging="360"/>
+      </w:pPr>
+      <w:rPr>
+        <w:rFonts w:ascii="Wingdings" w:hAnsi="Wingdings" w:hint="default"/>
+        <w:sz w:val="20"/>
+      </w:rPr>
+    </w:lvl>
+    <w:lvl w:ilvl="4" w:tentative="1">
+      <w:start w:val="1"/>
+      <w:numFmt w:val="bullet"/>
+      <w:lvlText w:val=""/>
+      <w:lvlJc w:val="left"/>
+      <w:pPr>
+        <w:tabs>
+          <w:tab w:val="num" w:pos="3600"/>
+        </w:tabs>
+        <w:ind w:left="3600" w:hanging="360"/>
+      </w:pPr>
+      <w:rPr>
+        <w:rFonts w:ascii="Wingdings" w:hAnsi="Wingdings" w:hint="default"/>
+        <w:sz w:val="20"/>
+      </w:rPr>
+    </w:lvl>
+    <w:lvl w:ilvl="5" w:tentative="1">
+      <w:start w:val="1"/>
+      <w:numFmt w:val="bullet"/>
+      <w:lvlText w:val=""/>
+      <w:lvlJc w:val="left"/>
+      <w:pPr>
+        <w:tabs>
+          <w:tab w:val="num" w:pos="4320"/>
+        </w:tabs>
+        <w:ind w:left="4320" w:hanging="360"/>
+      </w:pPr>
+      <w:rPr>
+        <w:rFonts w:ascii="Wingdings" w:hAnsi="Wingdings" w:hint="default"/>
+        <w:sz w:val="20"/>
+      </w:rPr>
+    </w:lvl>
+    <w:lvl w:ilvl="6" w:tentative="1">
+      <w:start w:val="1"/>
+      <w:numFmt w:val="bullet"/>
+      <w:lvlText w:val=""/>
+      <w:lvlJc w:val="left"/>
+      <w:pPr>
+        <w:tabs>
+          <w:tab w:val="num" w:pos="5040"/>
+        </w:tabs>
+        <w:ind w:left="5040" w:hanging="360"/>
+      </w:pPr>
+      <w:rPr>
+        <w:rFonts w:ascii="Wingdings" w:hAnsi="Wingdings" w:hint="default"/>
+        <w:sz w:val="20"/>
+      </w:rPr>
+    </w:lvl>
+    <w:lvl w:ilvl="7" w:tentative="1">
+      <w:start w:val="1"/>
+      <w:numFmt w:val="bullet"/>
+      <w:lvlText w:val=""/>
+      <w:lvlJc w:val="left"/>
+      <w:pPr>
+        <w:tabs>
+          <w:tab w:val="num" w:pos="5760"/>
+        </w:tabs>
+        <w:ind w:left="5760" w:hanging="360"/>
+      </w:pPr>
+      <w:rPr>
+        <w:rFonts w:ascii="Wingdings" w:hAnsi="Wingdings" w:hint="default"/>
+        <w:sz w:val="20"/>
+      </w:rPr>
+    </w:lvl>
+    <w:lvl w:ilvl="8" w:tentative="1">
+      <w:start w:val="1"/>
+      <w:numFmt w:val="bullet"/>
+      <w:lvlText w:val=""/>
+      <w:lvlJc w:val="left"/>
+      <w:pPr>
+        <w:tabs>
+          <w:tab w:val="num" w:pos="6480"/>
+        </w:tabs>
+        <w:ind w:left="6480" w:hanging="360"/>
+      </w:pPr>
+      <w:rPr>
+        <w:rFonts w:ascii="Wingdings" w:hAnsi="Wingdings" w:hint="default"/>
+        <w:sz w:val="20"/>
+      </w:rPr>
+    </w:lvl>
+  </w:abstractNum>
+  <w:abstractNum w:abstractNumId="7" w15:restartNumberingAfterBreak="0">
     <w:nsid w:val="2F3C5CCA"/>
     <w:multiLevelType w:val="multilevel"/>
     <w:tmpl w:val="F6302422"/>
@@ -4382,7 +8553,156 @@
       </w:pPr>
     </w:lvl>
   </w:abstractNum>
-  <w:abstractNum w:abstractNumId="5" w15:restartNumberingAfterBreak="0">
+  <w:abstractNum w:abstractNumId="8" w15:restartNumberingAfterBreak="0">
+    <w:nsid w:val="3D7C797C"/>
+    <w:multiLevelType w:val="multilevel"/>
+    <w:tmpl w:val="A5F4ED2C"/>
+    <w:lvl w:ilvl="0">
+      <w:start w:val="1"/>
+      <w:numFmt w:val="bullet"/>
+      <w:lvlText w:val=""/>
+      <w:lvlJc w:val="left"/>
+      <w:pPr>
+        <w:tabs>
+          <w:tab w:val="num" w:pos="720"/>
+        </w:tabs>
+        <w:ind w:left="720" w:hanging="360"/>
+      </w:pPr>
+      <w:rPr>
+        <w:rFonts w:ascii="Symbol" w:hAnsi="Symbol" w:hint="default"/>
+        <w:sz w:val="20"/>
+      </w:rPr>
+    </w:lvl>
+    <w:lvl w:ilvl="1" w:tentative="1">
+      <w:start w:val="1"/>
+      <w:numFmt w:val="bullet"/>
+      <w:lvlText w:val="o"/>
+      <w:lvlJc w:val="left"/>
+      <w:pPr>
+        <w:tabs>
+          <w:tab w:val="num" w:pos="1440"/>
+        </w:tabs>
+        <w:ind w:left="1440" w:hanging="360"/>
+      </w:pPr>
+      <w:rPr>
+        <w:rFonts w:ascii="Courier New" w:hAnsi="Courier New" w:hint="default"/>
+        <w:sz w:val="20"/>
+      </w:rPr>
+    </w:lvl>
+    <w:lvl w:ilvl="2" w:tentative="1">
+      <w:start w:val="1"/>
+      <w:numFmt w:val="bullet"/>
+      <w:lvlText w:val=""/>
+      <w:lvlJc w:val="left"/>
+      <w:pPr>
+        <w:tabs>
+          <w:tab w:val="num" w:pos="2160"/>
+        </w:tabs>
+        <w:ind w:left="2160" w:hanging="360"/>
+      </w:pPr>
+      <w:rPr>
+        <w:rFonts w:ascii="Wingdings" w:hAnsi="Wingdings" w:hint="default"/>
+        <w:sz w:val="20"/>
+      </w:rPr>
+    </w:lvl>
+    <w:lvl w:ilvl="3" w:tentative="1">
+      <w:start w:val="1"/>
+      <w:numFmt w:val="bullet"/>
+      <w:lvlText w:val=""/>
+      <w:lvlJc w:val="left"/>
+      <w:pPr>
+        <w:tabs>
+          <w:tab w:val="num" w:pos="2880"/>
+        </w:tabs>
+        <w:ind w:left="2880" w:hanging="360"/>
+      </w:pPr>
+      <w:rPr>
+        <w:rFonts w:ascii="Wingdings" w:hAnsi="Wingdings" w:hint="default"/>
+        <w:sz w:val="20"/>
+      </w:rPr>
+    </w:lvl>
+    <w:lvl w:ilvl="4" w:tentative="1">
+      <w:start w:val="1"/>
+      <w:numFmt w:val="bullet"/>
+      <w:lvlText w:val=""/>
+      <w:lvlJc w:val="left"/>
+      <w:pPr>
+        <w:tabs>
+          <w:tab w:val="num" w:pos="3600"/>
+        </w:tabs>
+        <w:ind w:left="3600" w:hanging="360"/>
+      </w:pPr>
+      <w:rPr>
+        <w:rFonts w:ascii="Wingdings" w:hAnsi="Wingdings" w:hint="default"/>
+        <w:sz w:val="20"/>
+      </w:rPr>
+    </w:lvl>
+    <w:lvl w:ilvl="5" w:tentative="1">
+      <w:start w:val="1"/>
+      <w:numFmt w:val="bullet"/>
+      <w:lvlText w:val=""/>
+      <w:lvlJc w:val="left"/>
+      <w:pPr>
+        <w:tabs>
+          <w:tab w:val="num" w:pos="4320"/>
+        </w:tabs>
+        <w:ind w:left="4320" w:hanging="360"/>
+      </w:pPr>
+      <w:rPr>
+        <w:rFonts w:ascii="Wingdings" w:hAnsi="Wingdings" w:hint="default"/>
+        <w:sz w:val="20"/>
+      </w:rPr>
+    </w:lvl>
+    <w:lvl w:ilvl="6" w:tentative="1">
+      <w:start w:val="1"/>
+      <w:numFmt w:val="bullet"/>
+      <w:lvlText w:val=""/>
+      <w:lvlJc w:val="left"/>
+      <w:pPr>
+        <w:tabs>
+          <w:tab w:val="num" w:pos="5040"/>
+        </w:tabs>
+        <w:ind w:left="5040" w:hanging="360"/>
+      </w:pPr>
+      <w:rPr>
+        <w:rFonts w:ascii="Wingdings" w:hAnsi="Wingdings" w:hint="default"/>
+        <w:sz w:val="20"/>
+      </w:rPr>
+    </w:lvl>
+    <w:lvl w:ilvl="7" w:tentative="1">
+      <w:start w:val="1"/>
+      <w:numFmt w:val="bullet"/>
+      <w:lvlText w:val=""/>
+      <w:lvlJc w:val="left"/>
+      <w:pPr>
+        <w:tabs>
+          <w:tab w:val="num" w:pos="5760"/>
+        </w:tabs>
+        <w:ind w:left="5760" w:hanging="360"/>
+      </w:pPr>
+      <w:rPr>
+        <w:rFonts w:ascii="Wingdings" w:hAnsi="Wingdings" w:hint="default"/>
+        <w:sz w:val="20"/>
+      </w:rPr>
+    </w:lvl>
+    <w:lvl w:ilvl="8" w:tentative="1">
+      <w:start w:val="1"/>
+      <w:numFmt w:val="bullet"/>
+      <w:lvlText w:val=""/>
+      <w:lvlJc w:val="left"/>
+      <w:pPr>
+        <w:tabs>
+          <w:tab w:val="num" w:pos="6480"/>
+        </w:tabs>
+        <w:ind w:left="6480" w:hanging="360"/>
+      </w:pPr>
+      <w:rPr>
+        <w:rFonts w:ascii="Wingdings" w:hAnsi="Wingdings" w:hint="default"/>
+        <w:sz w:val="20"/>
+      </w:rPr>
+    </w:lvl>
+  </w:abstractNum>
+  <w:abstractNum w:abstractNumId="9" w15:restartNumberingAfterBreak="0">
     <w:nsid w:val="3F7C4497"/>
     <w:multiLevelType w:val="multilevel"/>
     <w:tmpl w:val="3884A348"/>
@@ -4531,7 +8851,156 @@
       </w:rPr>
     </w:lvl>
   </w:abstractNum>
-  <w:abstractNum w:abstractNumId="6" w15:restartNumberingAfterBreak="0">
+  <w:abstractNum w:abstractNumId="10" w15:restartNumberingAfterBreak="0">
+    <w:nsid w:val="5B8964A1"/>
+    <w:multiLevelType w:val="multilevel"/>
+    <w:tmpl w:val="7E4A48AE"/>
+    <w:lvl w:ilvl="0">
+      <w:start w:val="1"/>
+      <w:numFmt w:val="bullet"/>
+      <w:lvlText w:val=""/>
+      <w:lvlJc w:val="left"/>
+      <w:pPr>
+        <w:tabs>
+          <w:tab w:val="num" w:pos="720"/>
+        </w:tabs>
+        <w:ind w:left="720" w:hanging="360"/>
+      </w:pPr>
+      <w:rPr>
+        <w:rFonts w:ascii="Symbol" w:hAnsi="Symbol" w:hint="default"/>
+        <w:sz w:val="20"/>
+      </w:rPr>
+    </w:lvl>
+    <w:lvl w:ilvl="1" w:tentative="1">
+      <w:start w:val="1"/>
+      <w:numFmt w:val="bullet"/>
+      <w:lvlText w:val="o"/>
+      <w:lvlJc w:val="left"/>
+      <w:pPr>
+        <w:tabs>
+          <w:tab w:val="num" w:pos="1440"/>
+        </w:tabs>
+        <w:ind w:left="1440" w:hanging="360"/>
+      </w:pPr>
+      <w:rPr>
+        <w:rFonts w:ascii="Courier New" w:hAnsi="Courier New" w:hint="default"/>
+        <w:sz w:val="20"/>
+      </w:rPr>
+    </w:lvl>
+    <w:lvl w:ilvl="2" w:tentative="1">
+      <w:start w:val="1"/>
+      <w:numFmt w:val="bullet"/>
+      <w:lvlText w:val=""/>
+      <w:lvlJc w:val="left"/>
+      <w:pPr>
+        <w:tabs>
+          <w:tab w:val="num" w:pos="2160"/>
+        </w:tabs>
+        <w:ind w:left="2160" w:hanging="360"/>
+      </w:pPr>
+      <w:rPr>
+        <w:rFonts w:ascii="Wingdings" w:hAnsi="Wingdings" w:hint="default"/>
+        <w:sz w:val="20"/>
+      </w:rPr>
+    </w:lvl>
+    <w:lvl w:ilvl="3" w:tentative="1">
+      <w:start w:val="1"/>
+      <w:numFmt w:val="bullet"/>
+      <w:lvlText w:val=""/>
+      <w:lvlJc w:val="left"/>
+      <w:pPr>
+        <w:tabs>
+          <w:tab w:val="num" w:pos="2880"/>
+        </w:tabs>
+        <w:ind w:left="2880" w:hanging="360"/>
+      </w:pPr>
+      <w:rPr>
+        <w:rFonts w:ascii="Wingdings" w:hAnsi="Wingdings" w:hint="default"/>
+        <w:sz w:val="20"/>
+      </w:rPr>
+    </w:lvl>
+    <w:lvl w:ilvl="4" w:tentative="1">
+      <w:start w:val="1"/>
+      <w:numFmt w:val="bullet"/>
+      <w:lvlText w:val=""/>
+      <w:lvlJc w:val="left"/>
+      <w:pPr>
+        <w:tabs>
+          <w:tab w:val="num" w:pos="3600"/>
+        </w:tabs>
+        <w:ind w:left="3600" w:hanging="360"/>
+      </w:pPr>
+      <w:rPr>
+        <w:rFonts w:ascii="Wingdings" w:hAnsi="Wingdings" w:hint="default"/>
+        <w:sz w:val="20"/>
+      </w:rPr>
+    </w:lvl>
+    <w:lvl w:ilvl="5" w:tentative="1">
+      <w:start w:val="1"/>
+      <w:numFmt w:val="bullet"/>
+      <w:lvlText w:val=""/>
+      <w:lvlJc w:val="left"/>
+      <w:pPr>
+        <w:tabs>
+          <w:tab w:val="num" w:pos="4320"/>
+        </w:tabs>
+        <w:ind w:left="4320" w:hanging="360"/>
+      </w:pPr>
+      <w:rPr>
+        <w:rFonts w:ascii="Wingdings" w:hAnsi="Wingdings" w:hint="default"/>
+        <w:sz w:val="20"/>
+      </w:rPr>
+    </w:lvl>
+    <w:lvl w:ilvl="6" w:tentative="1">
+      <w:start w:val="1"/>
+      <w:numFmt w:val="bullet"/>
+      <w:lvlText w:val=""/>
+      <w:lvlJc w:val="left"/>
+      <w:pPr>
+        <w:tabs>
+          <w:tab w:val="num" w:pos="5040"/>
+        </w:tabs>
+        <w:ind w:left="5040" w:hanging="360"/>
+      </w:pPr>
+      <w:rPr>
+        <w:rFonts w:ascii="Wingdings" w:hAnsi="Wingdings" w:hint="default"/>
+        <w:sz w:val="20"/>
+      </w:rPr>
+    </w:lvl>
+    <w:lvl w:ilvl="7" w:tentative="1">
+      <w:start w:val="1"/>
+      <w:numFmt w:val="bullet"/>
+      <w:lvlText w:val=""/>
+      <w:lvlJc w:val="left"/>
+      <w:pPr>
+        <w:tabs>
+          <w:tab w:val="num" w:pos="5760"/>
+        </w:tabs>
+        <w:ind w:left="5760" w:hanging="360"/>
+      </w:pPr>
+      <w:rPr>
+        <w:rFonts w:ascii="Wingdings" w:hAnsi="Wingdings" w:hint="default"/>
+        <w:sz w:val="20"/>
+      </w:rPr>
+    </w:lvl>
+    <w:lvl w:ilvl="8" w:tentative="1">
+      <w:start w:val="1"/>
+      <w:numFmt w:val="bullet"/>
+      <w:lvlText w:val=""/>
+      <w:lvlJc w:val="left"/>
+      <w:pPr>
+        <w:tabs>
+          <w:tab w:val="num" w:pos="6480"/>
+        </w:tabs>
+        <w:ind w:left="6480" w:hanging="360"/>
+      </w:pPr>
+      <w:rPr>
+        <w:rFonts w:ascii="Wingdings" w:hAnsi="Wingdings" w:hint="default"/>
+        <w:sz w:val="20"/>
+      </w:rPr>
+    </w:lvl>
+  </w:abstractNum>
+  <w:abstractNum w:abstractNumId="11" w15:restartNumberingAfterBreak="0">
     <w:nsid w:val="5F6748A9"/>
     <w:multiLevelType w:val="multilevel"/>
     <w:tmpl w:val="970C4E0E"/>
@@ -4680,26 +9149,649 @@
       </w:rPr>
     </w:lvl>
   </w:abstractNum>
+  <w:abstractNum w:abstractNumId="12" w15:restartNumberingAfterBreak="0">
+    <w:nsid w:val="636436A8"/>
+    <w:multiLevelType w:val="multilevel"/>
+    <w:tmpl w:val="2BA839E6"/>
+    <w:lvl w:ilvl="0">
+      <w:start w:val="1"/>
+      <w:numFmt w:val="bullet"/>
+      <w:lvlText w:val=""/>
+      <w:lvlJc w:val="left"/>
+      <w:pPr>
+        <w:tabs>
+          <w:tab w:val="num" w:pos="720"/>
+        </w:tabs>
+        <w:ind w:left="720" w:hanging="360"/>
+      </w:pPr>
+      <w:rPr>
+        <w:rFonts w:ascii="Symbol" w:hAnsi="Symbol" w:hint="default"/>
+        <w:sz w:val="20"/>
+      </w:rPr>
+    </w:lvl>
+    <w:lvl w:ilvl="1" w:tentative="1">
+      <w:start w:val="1"/>
+      <w:numFmt w:val="bullet"/>
+      <w:lvlText w:val="o"/>
+      <w:lvlJc w:val="left"/>
+      <w:pPr>
+        <w:tabs>
+          <w:tab w:val="num" w:pos="1440"/>
+        </w:tabs>
+        <w:ind w:left="1440" w:hanging="360"/>
+      </w:pPr>
+      <w:rPr>
+        <w:rFonts w:ascii="Courier New" w:hAnsi="Courier New" w:hint="default"/>
+        <w:sz w:val="20"/>
+      </w:rPr>
+    </w:lvl>
+    <w:lvl w:ilvl="2" w:tentative="1">
+      <w:start w:val="1"/>
+      <w:numFmt w:val="bullet"/>
+      <w:lvlText w:val=""/>
+      <w:lvlJc w:val="left"/>
+      <w:pPr>
+        <w:tabs>
+          <w:tab w:val="num" w:pos="2160"/>
+        </w:tabs>
+        <w:ind w:left="2160" w:hanging="360"/>
+      </w:pPr>
+      <w:rPr>
+        <w:rFonts w:ascii="Wingdings" w:hAnsi="Wingdings" w:hint="default"/>
+        <w:sz w:val="20"/>
+      </w:rPr>
+    </w:lvl>
+    <w:lvl w:ilvl="3" w:tentative="1">
+      <w:start w:val="1"/>
+      <w:numFmt w:val="bullet"/>
+      <w:lvlText w:val=""/>
+      <w:lvlJc w:val="left"/>
+      <w:pPr>
+        <w:tabs>
+          <w:tab w:val="num" w:pos="2880"/>
+        </w:tabs>
+        <w:ind w:left="2880" w:hanging="360"/>
+      </w:pPr>
+      <w:rPr>
+        <w:rFonts w:ascii="Wingdings" w:hAnsi="Wingdings" w:hint="default"/>
+        <w:sz w:val="20"/>
+      </w:rPr>
+    </w:lvl>
+    <w:lvl w:ilvl="4" w:tentative="1">
+      <w:start w:val="1"/>
+      <w:numFmt w:val="bullet"/>
+      <w:lvlText w:val=""/>
+      <w:lvlJc w:val="left"/>
+      <w:pPr>
+        <w:tabs>
+          <w:tab w:val="num" w:pos="3600"/>
+        </w:tabs>
+        <w:ind w:left="3600" w:hanging="360"/>
+      </w:pPr>
+      <w:rPr>
+        <w:rFonts w:ascii="Wingdings" w:hAnsi="Wingdings" w:hint="default"/>
+        <w:sz w:val="20"/>
+      </w:rPr>
+    </w:lvl>
+    <w:lvl w:ilvl="5" w:tentative="1">
+      <w:start w:val="1"/>
+      <w:numFmt w:val="bullet"/>
+      <w:lvlText w:val=""/>
+      <w:lvlJc w:val="left"/>
+      <w:pPr>
+        <w:tabs>
+          <w:tab w:val="num" w:pos="4320"/>
+        </w:tabs>
+        <w:ind w:left="4320" w:hanging="360"/>
+      </w:pPr>
+      <w:rPr>
+        <w:rFonts w:ascii="Wingdings" w:hAnsi="Wingdings" w:hint="default"/>
+        <w:sz w:val="20"/>
+      </w:rPr>
+    </w:lvl>
+    <w:lvl w:ilvl="6" w:tentative="1">
+      <w:start w:val="1"/>
+      <w:numFmt w:val="bullet"/>
+      <w:lvlText w:val=""/>
+      <w:lvlJc w:val="left"/>
+      <w:pPr>
+        <w:tabs>
+          <w:tab w:val="num" w:pos="5040"/>
+        </w:tabs>
+        <w:ind w:left="5040" w:hanging="360"/>
+      </w:pPr>
+      <w:rPr>
+        <w:rFonts w:ascii="Wingdings" w:hAnsi="Wingdings" w:hint="default"/>
+        <w:sz w:val="20"/>
+      </w:rPr>
+    </w:lvl>
+    <w:lvl w:ilvl="7" w:tentative="1">
+      <w:start w:val="1"/>
+      <w:numFmt w:val="bullet"/>
+      <w:lvlText w:val=""/>
+      <w:lvlJc w:val="left"/>
+      <w:pPr>
+        <w:tabs>
+          <w:tab w:val="num" w:pos="5760"/>
+        </w:tabs>
+        <w:ind w:left="5760" w:hanging="360"/>
+      </w:pPr>
+      <w:rPr>
+        <w:rFonts w:ascii="Wingdings" w:hAnsi="Wingdings" w:hint="default"/>
+        <w:sz w:val="20"/>
+      </w:rPr>
+    </w:lvl>
+    <w:lvl w:ilvl="8" w:tentative="1">
+      <w:start w:val="1"/>
+      <w:numFmt w:val="bullet"/>
+      <w:lvlText w:val=""/>
+      <w:lvlJc w:val="left"/>
+      <w:pPr>
+        <w:tabs>
+          <w:tab w:val="num" w:pos="6480"/>
+        </w:tabs>
+        <w:ind w:left="6480" w:hanging="360"/>
+      </w:pPr>
+      <w:rPr>
+        <w:rFonts w:ascii="Wingdings" w:hAnsi="Wingdings" w:hint="default"/>
+        <w:sz w:val="20"/>
+      </w:rPr>
+    </w:lvl>
+  </w:abstractNum>
+  <w:abstractNum w:abstractNumId="13" w15:restartNumberingAfterBreak="0">
+    <w:nsid w:val="651D6662"/>
+    <w:multiLevelType w:val="multilevel"/>
+    <w:tmpl w:val="FC2CE15E"/>
+    <w:lvl w:ilvl="0">
+      <w:start w:val="1"/>
+      <w:numFmt w:val="bullet"/>
+      <w:lvlText w:val=""/>
+      <w:lvlJc w:val="left"/>
+      <w:pPr>
+        <w:tabs>
+          <w:tab w:val="num" w:pos="720"/>
+        </w:tabs>
+        <w:ind w:left="720" w:hanging="360"/>
+      </w:pPr>
+      <w:rPr>
+        <w:rFonts w:ascii="Symbol" w:hAnsi="Symbol" w:hint="default"/>
+        <w:sz w:val="20"/>
+      </w:rPr>
+    </w:lvl>
+    <w:lvl w:ilvl="1" w:tentative="1">
+      <w:start w:val="1"/>
+      <w:numFmt w:val="bullet"/>
+      <w:lvlText w:val="o"/>
+      <w:lvlJc w:val="left"/>
+      <w:pPr>
+        <w:tabs>
+          <w:tab w:val="num" w:pos="1440"/>
+        </w:tabs>
+        <w:ind w:left="1440" w:hanging="360"/>
+      </w:pPr>
+      <w:rPr>
+        <w:rFonts w:ascii="Courier New" w:hAnsi="Courier New" w:hint="default"/>
+        <w:sz w:val="20"/>
+      </w:rPr>
+    </w:lvl>
+    <w:lvl w:ilvl="2" w:tentative="1">
+      <w:start w:val="1"/>
+      <w:numFmt w:val="bullet"/>
+      <w:lvlText w:val=""/>
+      <w:lvlJc w:val="left"/>
+      <w:pPr>
+        <w:tabs>
+          <w:tab w:val="num" w:pos="2160"/>
+        </w:tabs>
+        <w:ind w:left="2160" w:hanging="360"/>
+      </w:pPr>
+      <w:rPr>
+        <w:rFonts w:ascii="Wingdings" w:hAnsi="Wingdings" w:hint="default"/>
+        <w:sz w:val="20"/>
+      </w:rPr>
+    </w:lvl>
+    <w:lvl w:ilvl="3" w:tentative="1">
+      <w:start w:val="1"/>
+      <w:numFmt w:val="bullet"/>
+      <w:lvlText w:val=""/>
+      <w:lvlJc w:val="left"/>
+      <w:pPr>
+        <w:tabs>
+          <w:tab w:val="num" w:pos="2880"/>
+        </w:tabs>
+        <w:ind w:left="2880" w:hanging="360"/>
+      </w:pPr>
+      <w:rPr>
+        <w:rFonts w:ascii="Wingdings" w:hAnsi="Wingdings" w:hint="default"/>
+        <w:sz w:val="20"/>
+      </w:rPr>
+    </w:lvl>
+    <w:lvl w:ilvl="4" w:tentative="1">
+      <w:start w:val="1"/>
+      <w:numFmt w:val="bullet"/>
+      <w:lvlText w:val=""/>
+      <w:lvlJc w:val="left"/>
+      <w:pPr>
+        <w:tabs>
+          <w:tab w:val="num" w:pos="3600"/>
+        </w:tabs>
+        <w:ind w:left="3600" w:hanging="360"/>
+      </w:pPr>
+      <w:rPr>
+        <w:rFonts w:ascii="Wingdings" w:hAnsi="Wingdings" w:hint="default"/>
+        <w:sz w:val="20"/>
+      </w:rPr>
+    </w:lvl>
+    <w:lvl w:ilvl="5" w:tentative="1">
+      <w:start w:val="1"/>
+      <w:numFmt w:val="bullet"/>
+      <w:lvlText w:val=""/>
+      <w:lvlJc w:val="left"/>
+      <w:pPr>
+        <w:tabs>
+          <w:tab w:val="num" w:pos="4320"/>
+        </w:tabs>
+        <w:ind w:left="4320" w:hanging="360"/>
+      </w:pPr>
+      <w:rPr>
+        <w:rFonts w:ascii="Wingdings" w:hAnsi="Wingdings" w:hint="default"/>
+        <w:sz w:val="20"/>
+      </w:rPr>
+    </w:lvl>
+    <w:lvl w:ilvl="6" w:tentative="1">
+      <w:start w:val="1"/>
+      <w:numFmt w:val="bullet"/>
+      <w:lvlText w:val=""/>
+      <w:lvlJc w:val="left"/>
+      <w:pPr>
+        <w:tabs>
+          <w:tab w:val="num" w:pos="5040"/>
+        </w:tabs>
+        <w:ind w:left="5040" w:hanging="360"/>
+      </w:pPr>
+      <w:rPr>
+        <w:rFonts w:ascii="Wingdings" w:hAnsi="Wingdings" w:hint="default"/>
+        <w:sz w:val="20"/>
+      </w:rPr>
+    </w:lvl>
+    <w:lvl w:ilvl="7" w:tentative="1">
+      <w:start w:val="1"/>
+      <w:numFmt w:val="bullet"/>
+      <w:lvlText w:val=""/>
+      <w:lvlJc w:val="left"/>
+      <w:pPr>
+        <w:tabs>
+          <w:tab w:val="num" w:pos="5760"/>
+        </w:tabs>
+        <w:ind w:left="5760" w:hanging="360"/>
+      </w:pPr>
+      <w:rPr>
+        <w:rFonts w:ascii="Wingdings" w:hAnsi="Wingdings" w:hint="default"/>
+        <w:sz w:val="20"/>
+      </w:rPr>
+    </w:lvl>
+    <w:lvl w:ilvl="8" w:tentative="1">
+      <w:start w:val="1"/>
+      <w:numFmt w:val="bullet"/>
+      <w:lvlText w:val=""/>
+      <w:lvlJc w:val="left"/>
+      <w:pPr>
+        <w:tabs>
+          <w:tab w:val="num" w:pos="6480"/>
+        </w:tabs>
+        <w:ind w:left="6480" w:hanging="360"/>
+      </w:pPr>
+      <w:rPr>
+        <w:rFonts w:ascii="Wingdings" w:hAnsi="Wingdings" w:hint="default"/>
+        <w:sz w:val="20"/>
+      </w:rPr>
+    </w:lvl>
+  </w:abstractNum>
+  <w:abstractNum w:abstractNumId="14" w15:restartNumberingAfterBreak="0">
+    <w:nsid w:val="6B8D44F6"/>
+    <w:multiLevelType w:val="multilevel"/>
+    <w:tmpl w:val="94447D9E"/>
+    <w:lvl w:ilvl="0">
+      <w:start w:val="1"/>
+      <w:numFmt w:val="bullet"/>
+      <w:lvlText w:val=""/>
+      <w:lvlJc w:val="left"/>
+      <w:pPr>
+        <w:tabs>
+          <w:tab w:val="num" w:pos="720"/>
+        </w:tabs>
+        <w:ind w:left="720" w:hanging="360"/>
+      </w:pPr>
+      <w:rPr>
+        <w:rFonts w:ascii="Symbol" w:hAnsi="Symbol" w:hint="default"/>
+        <w:sz w:val="20"/>
+      </w:rPr>
+    </w:lvl>
+    <w:lvl w:ilvl="1" w:tentative="1">
+      <w:start w:val="1"/>
+      <w:numFmt w:val="bullet"/>
+      <w:lvlText w:val="o"/>
+      <w:lvlJc w:val="left"/>
+      <w:pPr>
+        <w:tabs>
+          <w:tab w:val="num" w:pos="1440"/>
+        </w:tabs>
+        <w:ind w:left="1440" w:hanging="360"/>
+      </w:pPr>
+      <w:rPr>
+        <w:rFonts w:ascii="Courier New" w:hAnsi="Courier New" w:hint="default"/>
+        <w:sz w:val="20"/>
+      </w:rPr>
+    </w:lvl>
+    <w:lvl w:ilvl="2" w:tentative="1">
+      <w:start w:val="1"/>
+      <w:numFmt w:val="bullet"/>
+      <w:lvlText w:val=""/>
+      <w:lvlJc w:val="left"/>
+      <w:pPr>
+        <w:tabs>
+          <w:tab w:val="num" w:pos="2160"/>
+        </w:tabs>
+        <w:ind w:left="2160" w:hanging="360"/>
+      </w:pPr>
+      <w:rPr>
+        <w:rFonts w:ascii="Wingdings" w:hAnsi="Wingdings" w:hint="default"/>
+        <w:sz w:val="20"/>
+      </w:rPr>
+    </w:lvl>
+    <w:lvl w:ilvl="3" w:tentative="1">
+      <w:start w:val="1"/>
+      <w:numFmt w:val="bullet"/>
+      <w:lvlText w:val=""/>
+      <w:lvlJc w:val="left"/>
+      <w:pPr>
+        <w:tabs>
+          <w:tab w:val="num" w:pos="2880"/>
+        </w:tabs>
+        <w:ind w:left="2880" w:hanging="360"/>
+      </w:pPr>
+      <w:rPr>
+        <w:rFonts w:ascii="Wingdings" w:hAnsi="Wingdings" w:hint="default"/>
+        <w:sz w:val="20"/>
+      </w:rPr>
+    </w:lvl>
+    <w:lvl w:ilvl="4" w:tentative="1">
+      <w:start w:val="1"/>
+      <w:numFmt w:val="bullet"/>
+      <w:lvlText w:val=""/>
+      <w:lvlJc w:val="left"/>
+      <w:pPr>
+        <w:tabs>
+          <w:tab w:val="num" w:pos="3600"/>
+        </w:tabs>
+        <w:ind w:left="3600" w:hanging="360"/>
+      </w:pPr>
+      <w:rPr>
+        <w:rFonts w:ascii="Wingdings" w:hAnsi="Wingdings" w:hint="default"/>
+        <w:sz w:val="20"/>
+      </w:rPr>
+    </w:lvl>
+    <w:lvl w:ilvl="5" w:tentative="1">
+      <w:start w:val="1"/>
+      <w:numFmt w:val="bullet"/>
+      <w:lvlText w:val=""/>
+      <w:lvlJc w:val="left"/>
+      <w:pPr>
+        <w:tabs>
+          <w:tab w:val="num" w:pos="4320"/>
+        </w:tabs>
+        <w:ind w:left="4320" w:hanging="360"/>
+      </w:pPr>
+      <w:rPr>
+        <w:rFonts w:ascii="Wingdings" w:hAnsi="Wingdings" w:hint="default"/>
+        <w:sz w:val="20"/>
+      </w:rPr>
+    </w:lvl>
+    <w:lvl w:ilvl="6" w:tentative="1">
+      <w:start w:val="1"/>
+      <w:numFmt w:val="bullet"/>
+      <w:lvlText w:val=""/>
+      <w:lvlJc w:val="left"/>
+      <w:pPr>
+        <w:tabs>
+          <w:tab w:val="num" w:pos="5040"/>
+        </w:tabs>
+        <w:ind w:left="5040" w:hanging="360"/>
+      </w:pPr>
+      <w:rPr>
+        <w:rFonts w:ascii="Wingdings" w:hAnsi="Wingdings" w:hint="default"/>
+        <w:sz w:val="20"/>
+      </w:rPr>
+    </w:lvl>
+    <w:lvl w:ilvl="7" w:tentative="1">
+      <w:start w:val="1"/>
+      <w:numFmt w:val="bullet"/>
+      <w:lvlText w:val=""/>
+      <w:lvlJc w:val="left"/>
+      <w:pPr>
+        <w:tabs>
+          <w:tab w:val="num" w:pos="5760"/>
+        </w:tabs>
+        <w:ind w:left="5760" w:hanging="360"/>
+      </w:pPr>
+      <w:rPr>
+        <w:rFonts w:ascii="Wingdings" w:hAnsi="Wingdings" w:hint="default"/>
+        <w:sz w:val="20"/>
+      </w:rPr>
+    </w:lvl>
+    <w:lvl w:ilvl="8" w:tentative="1">
+      <w:start w:val="1"/>
+      <w:numFmt w:val="bullet"/>
+      <w:lvlText w:val=""/>
+      <w:lvlJc w:val="left"/>
+      <w:pPr>
+        <w:tabs>
+          <w:tab w:val="num" w:pos="6480"/>
+        </w:tabs>
+        <w:ind w:left="6480" w:hanging="360"/>
+      </w:pPr>
+      <w:rPr>
+        <w:rFonts w:ascii="Wingdings" w:hAnsi="Wingdings" w:hint="default"/>
+        <w:sz w:val="20"/>
+      </w:rPr>
+    </w:lvl>
+  </w:abstractNum>
+  <w:abstractNum w:abstractNumId="15" w15:restartNumberingAfterBreak="0">
+    <w:nsid w:val="7D5A3A67"/>
+    <w:multiLevelType w:val="multilevel"/>
+    <w:tmpl w:val="81FE857A"/>
+    <w:lvl w:ilvl="0">
+      <w:start w:val="1"/>
+      <w:numFmt w:val="bullet"/>
+      <w:lvlText w:val=""/>
+      <w:lvlJc w:val="left"/>
+      <w:pPr>
+        <w:tabs>
+          <w:tab w:val="num" w:pos="720"/>
+        </w:tabs>
+        <w:ind w:left="720" w:hanging="360"/>
+      </w:pPr>
+      <w:rPr>
+        <w:rFonts w:ascii="Symbol" w:hAnsi="Symbol" w:hint="default"/>
+        <w:sz w:val="20"/>
+      </w:rPr>
+    </w:lvl>
+    <w:lvl w:ilvl="1" w:tentative="1">
+      <w:start w:val="1"/>
+      <w:numFmt w:val="bullet"/>
+      <w:lvlText w:val="o"/>
+      <w:lvlJc w:val="left"/>
+      <w:pPr>
+        <w:tabs>
+          <w:tab w:val="num" w:pos="1440"/>
+        </w:tabs>
+        <w:ind w:left="1440" w:hanging="360"/>
+      </w:pPr>
+      <w:rPr>
+        <w:rFonts w:ascii="Courier New" w:hAnsi="Courier New" w:hint="default"/>
+        <w:sz w:val="20"/>
+      </w:rPr>
+    </w:lvl>
+    <w:lvl w:ilvl="2" w:tentative="1">
+      <w:start w:val="1"/>
+      <w:numFmt w:val="bullet"/>
+      <w:lvlText w:val=""/>
+      <w:lvlJc w:val="left"/>
+      <w:pPr>
+        <w:tabs>
+          <w:tab w:val="num" w:pos="2160"/>
+        </w:tabs>
+        <w:ind w:left="2160" w:hanging="360"/>
+      </w:pPr>
+      <w:rPr>
+        <w:rFonts w:ascii="Wingdings" w:hAnsi="Wingdings" w:hint="default"/>
+        <w:sz w:val="20"/>
+      </w:rPr>
+    </w:lvl>
+    <w:lvl w:ilvl="3" w:tentative="1">
+      <w:start w:val="1"/>
+      <w:numFmt w:val="bullet"/>
+      <w:lvlText w:val=""/>
+      <w:lvlJc w:val="left"/>
+      <w:pPr>
+        <w:tabs>
+          <w:tab w:val="num" w:pos="2880"/>
+        </w:tabs>
+        <w:ind w:left="2880" w:hanging="360"/>
+      </w:pPr>
+      <w:rPr>
+        <w:rFonts w:ascii="Wingdings" w:hAnsi="Wingdings" w:hint="default"/>
+        <w:sz w:val="20"/>
+      </w:rPr>
+    </w:lvl>
+    <w:lvl w:ilvl="4" w:tentative="1">
+      <w:start w:val="1"/>
+      <w:numFmt w:val="bullet"/>
+      <w:lvlText w:val=""/>
+      <w:lvlJc w:val="left"/>
+      <w:pPr>
+        <w:tabs>
+          <w:tab w:val="num" w:pos="3600"/>
+        </w:tabs>
+        <w:ind w:left="3600" w:hanging="360"/>
+      </w:pPr>
+      <w:rPr>
+        <w:rFonts w:ascii="Wingdings" w:hAnsi="Wingdings" w:hint="default"/>
+        <w:sz w:val="20"/>
+      </w:rPr>
+    </w:lvl>
+    <w:lvl w:ilvl="5" w:tentative="1">
+      <w:start w:val="1"/>
+      <w:numFmt w:val="bullet"/>
+      <w:lvlText w:val=""/>
+      <w:lvlJc w:val="left"/>
+      <w:pPr>
+        <w:tabs>
+          <w:tab w:val="num" w:pos="4320"/>
+        </w:tabs>
+        <w:ind w:left="4320" w:hanging="360"/>
+      </w:pPr>
+      <w:rPr>
+        <w:rFonts w:ascii="Wingdings" w:hAnsi="Wingdings" w:hint="default"/>
+        <w:sz w:val="20"/>
+      </w:rPr>
+    </w:lvl>
+    <w:lvl w:ilvl="6" w:tentative="1">
+      <w:start w:val="1"/>
+      <w:numFmt w:val="bullet"/>
+      <w:lvlText w:val=""/>
+      <w:lvlJc w:val="left"/>
+      <w:pPr>
+        <w:tabs>
+          <w:tab w:val="num" w:pos="5040"/>
+        </w:tabs>
+        <w:ind w:left="5040" w:hanging="360"/>
+      </w:pPr>
+      <w:rPr>
+        <w:rFonts w:ascii="Wingdings" w:hAnsi="Wingdings" w:hint="default"/>
+        <w:sz w:val="20"/>
+      </w:rPr>
+    </w:lvl>
+    <w:lvl w:ilvl="7" w:tentative="1">
+      <w:start w:val="1"/>
+      <w:numFmt w:val="bullet"/>
+      <w:lvlText w:val=""/>
+      <w:lvlJc w:val="left"/>
+      <w:pPr>
+        <w:tabs>
+          <w:tab w:val="num" w:pos="5760"/>
+        </w:tabs>
+        <w:ind w:left="5760" w:hanging="360"/>
+      </w:pPr>
+      <w:rPr>
+        <w:rFonts w:ascii="Wingdings" w:hAnsi="Wingdings" w:hint="default"/>
+        <w:sz w:val="20"/>
+      </w:rPr>
+    </w:lvl>
+    <w:lvl w:ilvl="8" w:tentative="1">
+      <w:start w:val="1"/>
+      <w:numFmt w:val="bullet"/>
+      <w:lvlText w:val=""/>
+      <w:lvlJc w:val="left"/>
+      <w:pPr>
+        <w:tabs>
+          <w:tab w:val="num" w:pos="6480"/>
+        </w:tabs>
+        <w:ind w:left="6480" w:hanging="360"/>
+      </w:pPr>
+      <w:rPr>
+        <w:rFonts w:ascii="Wingdings" w:hAnsi="Wingdings" w:hint="default"/>
+        <w:sz w:val="20"/>
+      </w:rPr>
+    </w:lvl>
+  </w:abstractNum>
   <w:num w:numId="1" w16cid:durableId="2113239319">
+    <w:abstractNumId w:val="11"/>
+  </w:num>
+  <w:num w:numId="2" w16cid:durableId="1813792888">
+    <w:abstractNumId w:val="2"/>
+  </w:num>
+  <w:num w:numId="3" w16cid:durableId="1370184223">
+    <w:abstractNumId w:val="7"/>
+  </w:num>
+  <w:num w:numId="4" w16cid:durableId="1825655716">
+    <w:abstractNumId w:val="5"/>
+  </w:num>
+  <w:num w:numId="5" w16cid:durableId="1969436604">
+    <w:abstractNumId w:val="1"/>
+  </w:num>
+  <w:num w:numId="6" w16cid:durableId="1933120196">
+    <w:abstractNumId w:val="3"/>
+  </w:num>
+  <w:num w:numId="7" w16cid:durableId="1299921068">
+    <w:abstractNumId w:val="9"/>
+  </w:num>
+  <w:num w:numId="8" w16cid:durableId="901721661">
+    <w:abstractNumId w:val="4"/>
+  </w:num>
+  <w:num w:numId="9" w16cid:durableId="2107967936">
+    <w:abstractNumId w:val="0"/>
+  </w:num>
+  <w:num w:numId="10" w16cid:durableId="496459115">
+    <w:abstractNumId w:val="8"/>
+  </w:num>
+  <w:num w:numId="11" w16cid:durableId="859053676">
     <w:abstractNumId w:val="6"/>
   </w:num>
-  <w:num w:numId="2" w16cid:durableId="1813792888">
-    <w:abstractNumId w:val="1"/>
+  <w:num w:numId="12" w16cid:durableId="1320572916">
+    <w:abstractNumId w:val="10"/>
   </w:num>
-  <w:num w:numId="3" w16cid:durableId="1370184223">
-    <w:abstractNumId w:val="4"/>
+  <w:num w:numId="13" w16cid:durableId="1030956313">
+    <w:abstractNumId w:val="13"/>
   </w:num>
-  <w:num w:numId="4" w16cid:durableId="1825655716">
-    <w:abstractNumId w:val="3"/>
+  <w:num w:numId="14" w16cid:durableId="1562864550">
+    <w:abstractNumId w:val="12"/>
   </w:num>
-  <w:num w:numId="5" w16cid:durableId="1969436604">
-    <w:abstractNumId w:val="0"/>
+  <w:num w:numId="15" w16cid:durableId="315689269">
+    <w:abstractNumId w:val="15"/>
   </w:num>
-  <w:num w:numId="6" w16cid:durableId="1933120196">
-    <w:abstractNumId w:val="2"/>
-  </w:num>
-  <w:num w:numId="7" w16cid:durableId="1299921068">
-    <w:abstractNumId w:val="5"/>
+  <w:num w:numId="16" w16cid:durableId="1030109456">
+    <w:abstractNumId w:val="14"/>
   </w:num>
 </w:numbering>
 </file>
@@ -5104,7 +10196,7 @@
   <w:style w:type="paragraph" w:default="1" w:styleId="Normal">
     <w:name w:val="Normal"/>
     <w:qFormat/>
-    <w:rsid w:val="00E67F54"/>
+    <w:rsid w:val="007C2528"/>
   </w:style>
   <w:style w:type="paragraph" w:styleId="Heading1">
     <w:name w:val="heading 1"/>
@@ -5177,7 +10269,6 @@
     <w:next w:val="Normal"/>
     <w:link w:val="Heading4Char"/>
     <w:uiPriority w:val="9"/>
-    <w:semiHidden/>
     <w:unhideWhenUsed/>
     <w:qFormat/>
     <w:rsid w:val="00D25BD0"/>
@@ -5373,7 +10464,6 @@
     <w:basedOn w:val="DefaultParagraphFont"/>
     <w:link w:val="Heading4"/>
     <w:uiPriority w:val="9"/>
-    <w:semiHidden/>
     <w:rsid w:val="00D25BD0"/>
     <w:rPr>
       <w:rFonts w:eastAsiaTheme="majorEastAsia" w:cstheme="majorBidi"/>
@@ -5680,6 +10770,63 @@
       </w:tblBorders>
     </w:tblPr>
   </w:style>
+  <w:style w:type="table" w:styleId="GridTable1Light">
+    <w:name w:val="Grid Table 1 Light"/>
+    <w:basedOn w:val="TableNormal"/>
+    <w:uiPriority w:val="46"/>
+    <w:rsid w:val="00D57D9B"/>
+    <w:pPr>
+      <w:spacing w:after="0" w:line="240" w:lineRule="auto"/>
+    </w:pPr>
+    <w:tblPr>
+      <w:tblStyleRowBandSize w:val="1"/>
+      <w:tblStyleColBandSize w:val="1"/>
+      <w:tblBorders>
+        <w:top w:val="single" w:sz="4" w:space="0" w:color="999999" w:themeColor="text1" w:themeTint="66"/>
+        <w:left w:val="single" w:sz="4" w:space="0" w:color="999999" w:themeColor="text1" w:themeTint="66"/>
+        <w:bottom w:val="single" w:sz="4" w:space="0" w:color="999999" w:themeColor="text1" w:themeTint="66"/>
+        <w:right w:val="single" w:sz="4" w:space="0" w:color="999999" w:themeColor="text1" w:themeTint="66"/>
+        <w:insideH w:val="single" w:sz="4" w:space="0" w:color="999999" w:themeColor="text1" w:themeTint="66"/>
+        <w:insideV w:val="single" w:sz="4" w:space="0" w:color="999999" w:themeColor="text1" w:themeTint="66"/>
+      </w:tblBorders>
+    </w:tblPr>
+    <w:tblStylePr w:type="firstRow">
+      <w:rPr>
+        <w:b/>
+        <w:bCs/>
+      </w:rPr>
+      <w:tblPr/>
+      <w:tcPr>
+        <w:tcBorders>
+          <w:bottom w:val="single" w:sz="12" w:space="0" w:color="666666" w:themeColor="text1" w:themeTint="99"/>
+        </w:tcBorders>
+      </w:tcPr>
+    </w:tblStylePr>
+    <w:tblStylePr w:type="lastRow">
+      <w:rPr>
+        <w:b/>
+        <w:bCs/>
+      </w:rPr>
+      <w:tblPr/>
+      <w:tcPr>
+        <w:tcBorders>
+          <w:top w:val="double" w:sz="2" w:space="0" w:color="666666" w:themeColor="text1" w:themeTint="99"/>
+        </w:tcBorders>
+      </w:tcPr>
+    </w:tblStylePr>
+    <w:tblStylePr w:type="firstCol">
+      <w:rPr>
+        <w:b/>
+        <w:bCs/>
+      </w:rPr>
+    </w:tblStylePr>
+    <w:tblStylePr w:type="lastCol">
+      <w:rPr>
+        <w:b/>
+        <w:bCs/>
+      </w:rPr>
+    </w:tblStylePr>
+  </w:style>
 </w:styles>
 </file>
 
